--- a/docs/현장점검_20260915.docx
+++ b/docs/현장점검_20260915.docx
@@ -2170,6 +2170,1210 @@
     </w:tbl>
     <w:p>
       <w:pPr>
+        <w:keepNext/>
+        <w:spacing w:after="40" w:before="160" w:line="276"/>
+      </w:pPr>
+      <w:r>
+        <w:rPr>
+          <w:rFonts w:ascii="Malgun Gothic" w:cs="Malgun Gothic" w:eastAsia="맑은 고딕" w:hAnsi="Malgun Gothic"/>
+          <w:b/>
+          <w:bCs/>
+          <w:color w:val="1A222C"/>
+          <w:sz w:val="20"/>
+          <w:szCs w:val="20"/>
+        </w:rPr>
+        <w:t xml:space="preserve">왜 1호기만 멈추는가 · PLC 조사본(260818) 근거</w:t>
+      </w:r>
+    </w:p>
+    <w:p>
+      <w:pPr>
+        <w:spacing w:after="40" w:before="40" w:line="276"/>
+      </w:pPr>
+      <w:r>
+        <w:rPr>
+          <w:rFonts w:ascii="Malgun Gothic" w:cs="Malgun Gothic" w:eastAsia="맑은 고딕" w:hAnsi="Malgun Gothic"/>
+          <w:color w:val="1A222C"/>
+          <w:sz w:val="19"/>
+          <w:szCs w:val="19"/>
+        </w:rPr>
+        <w:t xml:space="preserve">조사본 2장 제목이 </w:t>
+      </w:r>
+      <w:r>
+        <w:rPr>
+          <w:rFonts w:ascii="Malgun Gothic" w:cs="Malgun Gothic" w:eastAsia="맑은 고딕" w:hAnsi="Malgun Gothic"/>
+          <w:b/>
+          <w:bCs/>
+          <w:color w:val="1A222C"/>
+          <w:sz w:val="19"/>
+          <w:szCs w:val="19"/>
+        </w:rPr>
+        <w:t xml:space="preserve">“S/C #1 Alarm 보고”</w:t>
+      </w:r>
+      <w:r>
+        <w:rPr>
+          <w:rFonts w:ascii="Malgun Gothic" w:cs="Malgun Gothic" w:eastAsia="맑은 고딕" w:hAnsi="Malgun Gothic"/>
+          <w:color w:val="1A222C"/>
+          <w:sz w:val="19"/>
+          <w:szCs w:val="19"/>
+        </w:rPr>
+        <w:t xml:space="preserve">다. 1호기가 </w:t>
+      </w:r>
+      <w:r>
+        <w:rPr>
+          <w:rFonts w:ascii="Consolas" w:cs="Consolas" w:eastAsia="맑은 고딕" w:hAnsi="Consolas"/>
+          <w:color w:val="1A222C"/>
+          <w:sz w:val="17"/>
+          <w:szCs w:val="17"/>
+          <w:shd w:fill="EEF1F0" w:color="auto" w:val="clear"/>
+        </w:rPr>
+        <w:t xml:space="preserve">M0492</w:t>
+      </w:r>
+      <w:r>
+        <w:rPr>
+          <w:rFonts w:ascii="Malgun Gothic" w:cs="Malgun Gothic" w:eastAsia="맑은 고딕" w:hAnsi="Malgun Gothic"/>
+          <w:color w:val="1A222C"/>
+          <w:sz w:val="19"/>
+          <w:szCs w:val="19"/>
+        </w:rPr>
+        <w:t xml:space="preserve">(%MX786)를 켜면 ECS가 </w:t>
+      </w:r>
+      <w:r>
+        <w:rPr>
+          <w:rFonts w:ascii="Consolas" w:cs="Consolas" w:eastAsia="맑은 고딕" w:hAnsi="Consolas"/>
+          <w:color w:val="1A222C"/>
+          <w:sz w:val="17"/>
+          <w:szCs w:val="17"/>
+          <w:shd w:fill="EEF1F0" w:color="auto" w:val="clear"/>
+        </w:rPr>
+        <w:t xml:space="preserve">M0963</w:t>
+      </w:r>
+      <w:r>
+        <w:rPr>
+          <w:rFonts w:ascii="Malgun Gothic" w:cs="Malgun Gothic" w:eastAsia="맑은 고딕" w:hAnsi="Malgun Gothic"/>
+          <w:color w:val="1A222C"/>
+          <w:sz w:val="19"/>
+          <w:szCs w:val="19"/>
+        </w:rPr>
+        <w:t xml:space="preserve">(%MX1539)으로, </w:t>
+      </w:r>
+      <w:r>
+        <w:rPr>
+          <w:rFonts w:ascii="Consolas" w:cs="Consolas" w:eastAsia="맑은 고딕" w:hAnsi="Consolas"/>
+          <w:color w:val="1A222C"/>
+          <w:sz w:val="17"/>
+          <w:szCs w:val="17"/>
+          <w:shd w:fill="EEF1F0" w:color="auto" w:val="clear"/>
+        </w:rPr>
+        <w:t xml:space="preserve">M0493</w:t>
+      </w:r>
+      <w:r>
+        <w:rPr>
+          <w:rFonts w:ascii="Malgun Gothic" w:cs="Malgun Gothic" w:eastAsia="맑은 고딕" w:hAnsi="Malgun Gothic"/>
+          <w:color w:val="1A222C"/>
+          <w:sz w:val="19"/>
+          <w:szCs w:val="19"/>
+        </w:rPr>
+        <w:t xml:space="preserve">(%MX787)에는 </w:t>
+      </w:r>
+      <w:r>
+        <w:rPr>
+          <w:rFonts w:ascii="Consolas" w:cs="Consolas" w:eastAsia="맑은 고딕" w:hAnsi="Consolas"/>
+          <w:color w:val="1A222C"/>
+          <w:sz w:val="17"/>
+          <w:szCs w:val="17"/>
+          <w:shd w:fill="EEF1F0" w:color="auto" w:val="clear"/>
+        </w:rPr>
+        <w:t xml:space="preserve">M0964</w:t>
+      </w:r>
+      <w:r>
+        <w:rPr>
+          <w:rFonts w:ascii="Malgun Gothic" w:cs="Malgun Gothic" w:eastAsia="맑은 고딕" w:hAnsi="Malgun Gothic"/>
+          <w:color w:val="1A222C"/>
+          <w:sz w:val="19"/>
+          <w:szCs w:val="19"/>
+        </w:rPr>
+        <w:t xml:space="preserve">(%MX1540)로 답한다. 3~6장은 2~5호기에 각자 다른 주소를 준다.</w:t>
+      </w:r>
+    </w:p>
+    <w:tbl>
+      <w:tblPr>
+        <w:tblW w:type="dxa" w:w="9906"/>
+        <w:tblBorders>
+          <w:top w:val="single" w:color="auto" w:sz="4"/>
+          <w:left w:val="single" w:color="auto" w:sz="4"/>
+          <w:bottom w:val="single" w:color="auto" w:sz="4"/>
+          <w:right w:val="single" w:color="auto" w:sz="4"/>
+          <w:insideH w:val="single" w:color="auto" w:sz="4"/>
+          <w:insideV w:val="single" w:color="auto" w:sz="4"/>
+        </w:tblBorders>
+      </w:tblPr>
+      <w:tblGrid>
+        <w:gridCol w:w="1300"/>
+        <w:gridCol w:w="1500"/>
+        <w:gridCol w:w="3706"/>
+        <w:gridCol w:w="3400"/>
+      </w:tblGrid>
+      <w:tr>
+        <w:trPr>
+          <w:tblHeader/>
+        </w:trPr>
+        <w:tc>
+          <w:tcPr>
+            <w:tcW w:type="dxa" w:w="1300"/>
+            <w:tcBorders>
+              <w:top w:val="single" w:color="D3D9D8" w:sz="4"/>
+              <w:left w:val="none" w:color="FFFFFF" w:sz="0"/>
+              <w:bottom w:val="single" w:color="D3D9D8" w:sz="4"/>
+              <w:right w:val="none" w:color="FFFFFF" w:sz="0"/>
+            </w:tcBorders>
+            <w:shd w:fill="F3F1EC" w:color="auto" w:val="clear"/>
+            <w:tcMar>
+              <w:top w:type="dxa" w:w="60"/>
+              <w:left w:type="dxa" w:w="100"/>
+              <w:bottom w:type="dxa" w:w="60"/>
+              <w:right w:type="dxa" w:w="100"/>
+            </w:tcMar>
+          </w:tcPr>
+          <w:p>
+            <w:pPr>
+              <w:spacing w:after="0" w:before="0" w:line="276"/>
+            </w:pPr>
+            <w:r>
+              <w:rPr>
+                <w:rFonts w:ascii="Malgun Gothic" w:cs="Malgun Gothic" w:eastAsia="맑은 고딕" w:hAnsi="Malgun Gothic"/>
+                <w:b/>
+                <w:bCs/>
+                <w:color w:val="5D6873"/>
+                <w:sz w:val="16"/>
+                <w:szCs w:val="16"/>
+              </w:rPr>
+              <w:t xml:space="preserve">구표기</w:t>
+            </w:r>
+          </w:p>
+        </w:tc>
+        <w:tc>
+          <w:tcPr>
+            <w:tcW w:type="dxa" w:w="1500"/>
+            <w:tcBorders>
+              <w:top w:val="single" w:color="D3D9D8" w:sz="4"/>
+              <w:left w:val="none" w:color="FFFFFF" w:sz="0"/>
+              <w:bottom w:val="single" w:color="D3D9D8" w:sz="4"/>
+              <w:right w:val="none" w:color="FFFFFF" w:sz="0"/>
+            </w:tcBorders>
+            <w:shd w:fill="F3F1EC" w:color="auto" w:val="clear"/>
+            <w:tcMar>
+              <w:top w:type="dxa" w:w="60"/>
+              <w:left w:type="dxa" w:w="100"/>
+              <w:bottom w:type="dxa" w:w="60"/>
+              <w:right w:type="dxa" w:w="100"/>
+            </w:tcMar>
+          </w:tcPr>
+          <w:p>
+            <w:pPr>
+              <w:spacing w:after="0" w:before="0" w:line="276"/>
+            </w:pPr>
+            <w:r>
+              <w:rPr>
+                <w:rFonts w:ascii="Malgun Gothic" w:cs="Malgun Gothic" w:eastAsia="맑은 고딕" w:hAnsi="Malgun Gothic"/>
+                <w:b/>
+                <w:bCs/>
+                <w:color w:val="5D6873"/>
+                <w:sz w:val="16"/>
+                <w:szCs w:val="16"/>
+              </w:rPr>
+              <w:t xml:space="preserve">실주소</w:t>
+            </w:r>
+          </w:p>
+        </w:tc>
+        <w:tc>
+          <w:tcPr>
+            <w:tcW w:type="dxa" w:w="3706"/>
+            <w:tcBorders>
+              <w:top w:val="single" w:color="D3D9D8" w:sz="4"/>
+              <w:left w:val="none" w:color="FFFFFF" w:sz="0"/>
+              <w:bottom w:val="single" w:color="D3D9D8" w:sz="4"/>
+              <w:right w:val="none" w:color="FFFFFF" w:sz="0"/>
+            </w:tcBorders>
+            <w:shd w:fill="F3F1EC" w:color="auto" w:val="clear"/>
+            <w:tcMar>
+              <w:top w:type="dxa" w:w="60"/>
+              <w:left w:type="dxa" w:w="100"/>
+              <w:bottom w:type="dxa" w:w="60"/>
+              <w:right w:type="dxa" w:w="100"/>
+            </w:tcMar>
+          </w:tcPr>
+          <w:p>
+            <w:pPr>
+              <w:spacing w:after="0" w:before="0" w:line="276"/>
+            </w:pPr>
+            <w:r>
+              <w:rPr>
+                <w:rFonts w:ascii="Malgun Gothic" w:cs="Malgun Gothic" w:eastAsia="맑은 고딕" w:hAnsi="Malgun Gothic"/>
+                <w:b/>
+                <w:bCs/>
+                <w:color w:val="5D6873"/>
+                <w:sz w:val="16"/>
+                <w:szCs w:val="16"/>
+              </w:rPr>
+              <w:t xml:space="preserve">1호기 응답 워드 M096x</w:t>
+            </w:r>
+          </w:p>
+        </w:tc>
+        <w:tc>
+          <w:tcPr>
+            <w:tcW w:type="dxa" w:w="3400"/>
+            <w:tcBorders>
+              <w:top w:val="single" w:color="D3D9D8" w:sz="4"/>
+              <w:left w:val="none" w:color="FFFFFF" w:sz="0"/>
+              <w:bottom w:val="single" w:color="D3D9D8" w:sz="4"/>
+              <w:right w:val="none" w:color="FFFFFF" w:sz="0"/>
+            </w:tcBorders>
+            <w:shd w:fill="F3F1EC" w:color="auto" w:val="clear"/>
+            <w:tcMar>
+              <w:top w:type="dxa" w:w="60"/>
+              <w:left w:type="dxa" w:w="100"/>
+              <w:bottom w:type="dxa" w:w="60"/>
+              <w:right w:type="dxa" w:w="100"/>
+            </w:tcMar>
+          </w:tcPr>
+          <w:p>
+            <w:pPr>
+              <w:spacing w:after="0" w:before="0" w:line="276"/>
+            </w:pPr>
+            <w:r>
+              <w:rPr>
+                <w:rFonts w:ascii="Malgun Gothic" w:cs="Malgun Gothic" w:eastAsia="맑은 고딕" w:hAnsi="Malgun Gothic"/>
+                <w:b/>
+                <w:bCs/>
+                <w:color w:val="5D6873"/>
+                <w:sz w:val="16"/>
+                <w:szCs w:val="16"/>
+              </w:rPr>
+              <w:t xml:space="preserve">쓰는 곳</w:t>
+            </w:r>
+          </w:p>
+        </w:tc>
+      </w:tr>
+      <w:tr>
+        <w:trPr>
+          <w:tblHeader w:val="false"/>
+        </w:trPr>
+        <w:tc>
+          <w:tcPr>
+            <w:tcW w:type="dxa" w:w="1300"/>
+            <w:tcBorders>
+              <w:top w:val="single" w:color="D3D9D8" w:sz="4"/>
+              <w:left w:val="none" w:color="FFFFFF" w:sz="0"/>
+              <w:bottom w:val="single" w:color="D3D9D8" w:sz="4"/>
+              <w:right w:val="none" w:color="FFFFFF" w:sz="0"/>
+            </w:tcBorders>
+            <w:tcMar>
+              <w:top w:type="dxa" w:w="60"/>
+              <w:left w:type="dxa" w:w="100"/>
+              <w:bottom w:type="dxa" w:w="60"/>
+              <w:right w:type="dxa" w:w="100"/>
+            </w:tcMar>
+          </w:tcPr>
+          <w:p>
+            <w:pPr>
+              <w:spacing w:after="0" w:before="0" w:line="276"/>
+            </w:pPr>
+            <w:r>
+              <w:rPr>
+                <w:rFonts w:ascii="Consolas" w:cs="Consolas" w:eastAsia="맑은 고딕" w:hAnsi="Consolas"/>
+                <w:color w:val="1A222C"/>
+                <w:sz w:val="17"/>
+                <w:szCs w:val="17"/>
+                <w:shd w:fill="EEF1F0" w:color="auto" w:val="clear"/>
+              </w:rPr>
+              <w:t xml:space="preserve">M0960</w:t>
+            </w:r>
+          </w:p>
+        </w:tc>
+        <w:tc>
+          <w:tcPr>
+            <w:tcW w:type="dxa" w:w="1500"/>
+            <w:tcBorders>
+              <w:top w:val="single" w:color="D3D9D8" w:sz="4"/>
+              <w:left w:val="none" w:color="FFFFFF" w:sz="0"/>
+              <w:bottom w:val="single" w:color="D3D9D8" w:sz="4"/>
+              <w:right w:val="none" w:color="FFFFFF" w:sz="0"/>
+            </w:tcBorders>
+            <w:tcMar>
+              <w:top w:type="dxa" w:w="60"/>
+              <w:left w:type="dxa" w:w="100"/>
+              <w:bottom w:type="dxa" w:w="60"/>
+              <w:right w:type="dxa" w:w="100"/>
+            </w:tcMar>
+          </w:tcPr>
+          <w:p>
+            <w:pPr>
+              <w:spacing w:after="0" w:before="0" w:line="276"/>
+            </w:pPr>
+            <w:r>
+              <w:rPr>
+                <w:rFonts w:ascii="Consolas" w:cs="Consolas" w:eastAsia="맑은 고딕" w:hAnsi="Consolas"/>
+                <w:color w:val="1A222C"/>
+                <w:sz w:val="17"/>
+                <w:szCs w:val="17"/>
+                <w:shd w:fill="EEF1F0" w:color="auto" w:val="clear"/>
+              </w:rPr>
+              <w:t xml:space="preserve">%MX1536</w:t>
+            </w:r>
+          </w:p>
+        </w:tc>
+        <w:tc>
+          <w:tcPr>
+            <w:tcW w:type="dxa" w:w="3706"/>
+            <w:tcBorders>
+              <w:top w:val="single" w:color="D3D9D8" w:sz="4"/>
+              <w:left w:val="none" w:color="FFFFFF" w:sz="0"/>
+              <w:bottom w:val="single" w:color="D3D9D8" w:sz="4"/>
+              <w:right w:val="none" w:color="FFFFFF" w:sz="0"/>
+            </w:tcBorders>
+            <w:tcMar>
+              <w:top w:type="dxa" w:w="60"/>
+              <w:left w:type="dxa" w:w="100"/>
+              <w:bottom w:type="dxa" w:w="60"/>
+              <w:right w:type="dxa" w:w="100"/>
+            </w:tcMar>
+          </w:tcPr>
+          <w:p>
+            <w:pPr>
+              <w:spacing w:after="0" w:before="0" w:line="276"/>
+            </w:pPr>
+            <w:r>
+              <w:rPr>
+                <w:rFonts w:ascii="Malgun Gothic" w:cs="Malgun Gothic" w:eastAsia="맑은 고딕" w:hAnsi="Malgun Gothic"/>
+                <w:color w:val="1A222C"/>
+                <w:sz w:val="19"/>
+                <w:szCs w:val="19"/>
+              </w:rPr>
+              <w:t xml:space="preserve">이송지시</w:t>
+            </w:r>
+          </w:p>
+        </w:tc>
+        <w:tc>
+          <w:tcPr>
+            <w:tcW w:type="dxa" w:w="3400"/>
+            <w:tcBorders>
+              <w:top w:val="single" w:color="D3D9D8" w:sz="4"/>
+              <w:left w:val="none" w:color="FFFFFF" w:sz="0"/>
+              <w:bottom w:val="single" w:color="D3D9D8" w:sz="4"/>
+              <w:right w:val="none" w:color="FFFFFF" w:sz="0"/>
+            </w:tcBorders>
+            <w:tcMar>
+              <w:top w:type="dxa" w:w="60"/>
+              <w:left w:type="dxa" w:w="100"/>
+              <w:bottom w:type="dxa" w:w="60"/>
+              <w:right w:type="dxa" w:w="100"/>
+            </w:tcMar>
+          </w:tcPr>
+          <w:p>
+            <w:pPr>
+              <w:spacing w:after="0" w:before="0" w:line="276"/>
+            </w:pPr>
+            <w:r>
+              <w:rPr>
+                <w:rFonts w:ascii="Malgun Gothic" w:cs="Malgun Gothic" w:eastAsia="맑은 고딕" w:hAnsi="Malgun Gothic"/>
+                <w:color w:val="1A222C"/>
+                <w:sz w:val="19"/>
+                <w:szCs w:val="19"/>
+              </w:rPr>
+              <w:t xml:space="preserve">크레인 스레드</w:t>
+            </w:r>
+          </w:p>
+        </w:tc>
+      </w:tr>
+      <w:tr>
+        <w:trPr>
+          <w:tblHeader w:val="false"/>
+        </w:trPr>
+        <w:tc>
+          <w:tcPr>
+            <w:tcW w:type="dxa" w:w="1300"/>
+            <w:tcBorders>
+              <w:top w:val="single" w:color="D3D9D8" w:sz="4"/>
+              <w:left w:val="none" w:color="FFFFFF" w:sz="0"/>
+              <w:bottom w:val="single" w:color="D3D9D8" w:sz="4"/>
+              <w:right w:val="none" w:color="FFFFFF" w:sz="0"/>
+            </w:tcBorders>
+            <w:tcMar>
+              <w:top w:type="dxa" w:w="60"/>
+              <w:left w:type="dxa" w:w="100"/>
+              <w:bottom w:type="dxa" w:w="60"/>
+              <w:right w:type="dxa" w:w="100"/>
+            </w:tcMar>
+          </w:tcPr>
+          <w:p>
+            <w:pPr>
+              <w:spacing w:after="0" w:before="0" w:line="276"/>
+            </w:pPr>
+            <w:r>
+              <w:rPr>
+                <w:rFonts w:ascii="Consolas" w:cs="Consolas" w:eastAsia="맑은 고딕" w:hAnsi="Consolas"/>
+                <w:color w:val="1A222C"/>
+                <w:sz w:val="17"/>
+                <w:szCs w:val="17"/>
+                <w:shd w:fill="EEF1F0" w:color="auto" w:val="clear"/>
+              </w:rPr>
+              <w:t xml:space="preserve">M0961</w:t>
+            </w:r>
+          </w:p>
+        </w:tc>
+        <w:tc>
+          <w:tcPr>
+            <w:tcW w:type="dxa" w:w="1500"/>
+            <w:tcBorders>
+              <w:top w:val="single" w:color="D3D9D8" w:sz="4"/>
+              <w:left w:val="none" w:color="FFFFFF" w:sz="0"/>
+              <w:bottom w:val="single" w:color="D3D9D8" w:sz="4"/>
+              <w:right w:val="none" w:color="FFFFFF" w:sz="0"/>
+            </w:tcBorders>
+            <w:tcMar>
+              <w:top w:type="dxa" w:w="60"/>
+              <w:left w:type="dxa" w:w="100"/>
+              <w:bottom w:type="dxa" w:w="60"/>
+              <w:right w:type="dxa" w:w="100"/>
+            </w:tcMar>
+          </w:tcPr>
+          <w:p>
+            <w:pPr>
+              <w:spacing w:after="0" w:before="0" w:line="276"/>
+            </w:pPr>
+            <w:r>
+              <w:rPr>
+                <w:rFonts w:ascii="Consolas" w:cs="Consolas" w:eastAsia="맑은 고딕" w:hAnsi="Consolas"/>
+                <w:color w:val="1A222C"/>
+                <w:sz w:val="17"/>
+                <w:szCs w:val="17"/>
+                <w:shd w:fill="EEF1F0" w:color="auto" w:val="clear"/>
+              </w:rPr>
+              <w:t xml:space="preserve">%MX1537</w:t>
+            </w:r>
+          </w:p>
+        </w:tc>
+        <w:tc>
+          <w:tcPr>
+            <w:tcW w:type="dxa" w:w="3706"/>
+            <w:tcBorders>
+              <w:top w:val="single" w:color="D3D9D8" w:sz="4"/>
+              <w:left w:val="none" w:color="FFFFFF" w:sz="0"/>
+              <w:bottom w:val="single" w:color="D3D9D8" w:sz="4"/>
+              <w:right w:val="none" w:color="FFFFFF" w:sz="0"/>
+            </w:tcBorders>
+            <w:tcMar>
+              <w:top w:type="dxa" w:w="60"/>
+              <w:left w:type="dxa" w:w="100"/>
+              <w:bottom w:type="dxa" w:w="60"/>
+              <w:right w:type="dxa" w:w="100"/>
+            </w:tcMar>
+          </w:tcPr>
+          <w:p>
+            <w:pPr>
+              <w:spacing w:after="0" w:before="0" w:line="276"/>
+            </w:pPr>
+            <w:r>
+              <w:rPr>
+                <w:rFonts w:ascii="Malgun Gothic" w:cs="Malgun Gothic" w:eastAsia="맑은 고딕" w:hAnsi="Malgun Gothic"/>
+                <w:color w:val="1A222C"/>
+                <w:sz w:val="19"/>
+                <w:szCs w:val="19"/>
+              </w:rPr>
+              <w:t xml:space="preserve">적재완료 Ack</w:t>
+            </w:r>
+          </w:p>
+        </w:tc>
+        <w:tc>
+          <w:tcPr>
+            <w:tcW w:type="dxa" w:w="3400"/>
+            <w:tcBorders>
+              <w:top w:val="single" w:color="D3D9D8" w:sz="4"/>
+              <w:left w:val="none" w:color="FFFFFF" w:sz="0"/>
+              <w:bottom w:val="single" w:color="D3D9D8" w:sz="4"/>
+              <w:right w:val="none" w:color="FFFFFF" w:sz="0"/>
+            </w:tcBorders>
+            <w:tcMar>
+              <w:top w:type="dxa" w:w="60"/>
+              <w:left w:type="dxa" w:w="100"/>
+              <w:bottom w:type="dxa" w:w="60"/>
+              <w:right w:type="dxa" w:w="100"/>
+            </w:tcMar>
+          </w:tcPr>
+          <w:p>
+            <w:pPr>
+              <w:spacing w:after="0" w:before="0" w:line="276"/>
+            </w:pPr>
+            <w:r>
+              <w:rPr>
+                <w:rFonts w:ascii="Malgun Gothic" w:cs="Malgun Gothic" w:eastAsia="맑은 고딕" w:hAnsi="Malgun Gothic"/>
+                <w:color w:val="1A222C"/>
+                <w:sz w:val="19"/>
+                <w:szCs w:val="19"/>
+              </w:rPr>
+              <w:t xml:space="preserve">크레인 스레드</w:t>
+            </w:r>
+          </w:p>
+        </w:tc>
+      </w:tr>
+      <w:tr>
+        <w:trPr>
+          <w:tblHeader w:val="false"/>
+        </w:trPr>
+        <w:tc>
+          <w:tcPr>
+            <w:tcW w:type="dxa" w:w="1300"/>
+            <w:tcBorders>
+              <w:top w:val="single" w:color="D3D9D8" w:sz="4"/>
+              <w:left w:val="none" w:color="FFFFFF" w:sz="0"/>
+              <w:bottom w:val="single" w:color="D3D9D8" w:sz="4"/>
+              <w:right w:val="none" w:color="FFFFFF" w:sz="0"/>
+            </w:tcBorders>
+            <w:tcMar>
+              <w:top w:type="dxa" w:w="60"/>
+              <w:left w:type="dxa" w:w="100"/>
+              <w:bottom w:type="dxa" w:w="60"/>
+              <w:right w:type="dxa" w:w="100"/>
+            </w:tcMar>
+          </w:tcPr>
+          <w:p>
+            <w:pPr>
+              <w:spacing w:after="0" w:before="0" w:line="276"/>
+            </w:pPr>
+            <w:r>
+              <w:rPr>
+                <w:rFonts w:ascii="Consolas" w:cs="Consolas" w:eastAsia="맑은 고딕" w:hAnsi="Consolas"/>
+                <w:b/>
+                <w:bCs/>
+                <w:color w:val="1A222C"/>
+                <w:sz w:val="17"/>
+                <w:szCs w:val="17"/>
+                <w:shd w:fill="EEF1F0" w:color="auto" w:val="clear"/>
+              </w:rPr>
+              <w:t xml:space="preserve">M0962</w:t>
+            </w:r>
+          </w:p>
+        </w:tc>
+        <w:tc>
+          <w:tcPr>
+            <w:tcW w:type="dxa" w:w="1500"/>
+            <w:tcBorders>
+              <w:top w:val="single" w:color="D3D9D8" w:sz="4"/>
+              <w:left w:val="none" w:color="FFFFFF" w:sz="0"/>
+              <w:bottom w:val="single" w:color="D3D9D8" w:sz="4"/>
+              <w:right w:val="none" w:color="FFFFFF" w:sz="0"/>
+            </w:tcBorders>
+            <w:tcMar>
+              <w:top w:type="dxa" w:w="60"/>
+              <w:left w:type="dxa" w:w="100"/>
+              <w:bottom w:type="dxa" w:w="60"/>
+              <w:right w:type="dxa" w:w="100"/>
+            </w:tcMar>
+          </w:tcPr>
+          <w:p>
+            <w:pPr>
+              <w:spacing w:after="0" w:before="0" w:line="276"/>
+            </w:pPr>
+            <w:r>
+              <w:rPr>
+                <w:rFonts w:ascii="Consolas" w:cs="Consolas" w:eastAsia="맑은 고딕" w:hAnsi="Consolas"/>
+                <w:b/>
+                <w:bCs/>
+                <w:color w:val="1A222C"/>
+                <w:sz w:val="17"/>
+                <w:szCs w:val="17"/>
+                <w:shd w:fill="EEF1F0" w:color="auto" w:val="clear"/>
+              </w:rPr>
+              <w:t xml:space="preserve">%MX1538</w:t>
+            </w:r>
+          </w:p>
+        </w:tc>
+        <w:tc>
+          <w:tcPr>
+            <w:tcW w:type="dxa" w:w="3706"/>
+            <w:tcBorders>
+              <w:top w:val="single" w:color="D3D9D8" w:sz="4"/>
+              <w:left w:val="none" w:color="FFFFFF" w:sz="0"/>
+              <w:bottom w:val="single" w:color="D3D9D8" w:sz="4"/>
+              <w:right w:val="none" w:color="FFFFFF" w:sz="0"/>
+            </w:tcBorders>
+            <w:tcMar>
+              <w:top w:type="dxa" w:w="60"/>
+              <w:left w:type="dxa" w:w="100"/>
+              <w:bottom w:type="dxa" w:w="60"/>
+              <w:right w:type="dxa" w:w="100"/>
+            </w:tcMar>
+          </w:tcPr>
+          <w:p>
+            <w:pPr>
+              <w:spacing w:after="0" w:before="0" w:line="276"/>
+            </w:pPr>
+            <w:r>
+              <w:rPr>
+                <w:rFonts w:ascii="Malgun Gothic" w:cs="Malgun Gothic" w:eastAsia="맑은 고딕" w:hAnsi="Malgun Gothic"/>
+                <w:b/>
+                <w:bCs/>
+                <w:color w:val="1A222C"/>
+                <w:sz w:val="19"/>
+                <w:szCs w:val="19"/>
+              </w:rPr>
+              <w:t xml:space="preserve">하역완료 Ack · 오늘 보는 비트</w:t>
+            </w:r>
+          </w:p>
+        </w:tc>
+        <w:tc>
+          <w:tcPr>
+            <w:tcW w:type="dxa" w:w="3400"/>
+            <w:tcBorders>
+              <w:top w:val="single" w:color="D3D9D8" w:sz="4"/>
+              <w:left w:val="none" w:color="FFFFFF" w:sz="0"/>
+              <w:bottom w:val="single" w:color="D3D9D8" w:sz="4"/>
+              <w:right w:val="none" w:color="FFFFFF" w:sz="0"/>
+            </w:tcBorders>
+            <w:tcMar>
+              <w:top w:type="dxa" w:w="60"/>
+              <w:left w:type="dxa" w:w="100"/>
+              <w:bottom w:type="dxa" w:w="60"/>
+              <w:right w:type="dxa" w:w="100"/>
+            </w:tcMar>
+          </w:tcPr>
+          <w:p>
+            <w:pPr>
+              <w:spacing w:after="0" w:before="0" w:line="276"/>
+            </w:pPr>
+            <w:r>
+              <w:rPr>
+                <w:rFonts w:ascii="Malgun Gothic" w:cs="Malgun Gothic" w:eastAsia="맑은 고딕" w:hAnsi="Malgun Gothic"/>
+                <w:color w:val="1A222C"/>
+                <w:sz w:val="19"/>
+                <w:szCs w:val="19"/>
+              </w:rPr>
+              <w:t xml:space="preserve">크레인 스레드</w:t>
+            </w:r>
+          </w:p>
+        </w:tc>
+      </w:tr>
+      <w:tr>
+        <w:trPr>
+          <w:tblHeader w:val="false"/>
+        </w:trPr>
+        <w:tc>
+          <w:tcPr>
+            <w:tcW w:type="dxa" w:w="1300"/>
+            <w:tcBorders>
+              <w:top w:val="single" w:color="D3D9D8" w:sz="4"/>
+              <w:left w:val="none" w:color="FFFFFF" w:sz="0"/>
+              <w:bottom w:val="single" w:color="D3D9D8" w:sz="4"/>
+              <w:right w:val="none" w:color="FFFFFF" w:sz="0"/>
+            </w:tcBorders>
+            <w:tcMar>
+              <w:top w:type="dxa" w:w="60"/>
+              <w:left w:type="dxa" w:w="100"/>
+              <w:bottom w:type="dxa" w:w="60"/>
+              <w:right w:type="dxa" w:w="100"/>
+            </w:tcMar>
+          </w:tcPr>
+          <w:p>
+            <w:pPr>
+              <w:spacing w:after="0" w:before="0" w:line="276"/>
+            </w:pPr>
+            <w:r>
+              <w:rPr>
+                <w:rFonts w:ascii="Consolas" w:cs="Consolas" w:eastAsia="맑은 고딕" w:hAnsi="Consolas"/>
+                <w:color w:val="1A222C"/>
+                <w:sz w:val="17"/>
+                <w:szCs w:val="17"/>
+                <w:shd w:fill="EEF1F0" w:color="auto" w:val="clear"/>
+              </w:rPr>
+              <w:t xml:space="preserve">M0963</w:t>
+            </w:r>
+          </w:p>
+        </w:tc>
+        <w:tc>
+          <w:tcPr>
+            <w:tcW w:type="dxa" w:w="1500"/>
+            <w:tcBorders>
+              <w:top w:val="single" w:color="D3D9D8" w:sz="4"/>
+              <w:left w:val="none" w:color="FFFFFF" w:sz="0"/>
+              <w:bottom w:val="single" w:color="D3D9D8" w:sz="4"/>
+              <w:right w:val="none" w:color="FFFFFF" w:sz="0"/>
+            </w:tcBorders>
+            <w:tcMar>
+              <w:top w:type="dxa" w:w="60"/>
+              <w:left w:type="dxa" w:w="100"/>
+              <w:bottom w:type="dxa" w:w="60"/>
+              <w:right w:type="dxa" w:w="100"/>
+            </w:tcMar>
+          </w:tcPr>
+          <w:p>
+            <w:pPr>
+              <w:spacing w:after="0" w:before="0" w:line="276"/>
+            </w:pPr>
+            <w:r>
+              <w:rPr>
+                <w:rFonts w:ascii="Consolas" w:cs="Consolas" w:eastAsia="맑은 고딕" w:hAnsi="Consolas"/>
+                <w:color w:val="1A222C"/>
+                <w:sz w:val="17"/>
+                <w:szCs w:val="17"/>
+                <w:shd w:fill="EEF1F0" w:color="auto" w:val="clear"/>
+              </w:rPr>
+              <w:t xml:space="preserve">%MX1539</w:t>
+            </w:r>
+          </w:p>
+        </w:tc>
+        <w:tc>
+          <w:tcPr>
+            <w:tcW w:type="dxa" w:w="3706"/>
+            <w:tcBorders>
+              <w:top w:val="single" w:color="D3D9D8" w:sz="4"/>
+              <w:left w:val="none" w:color="FFFFFF" w:sz="0"/>
+              <w:bottom w:val="single" w:color="D3D9D8" w:sz="4"/>
+              <w:right w:val="none" w:color="FFFFFF" w:sz="0"/>
+            </w:tcBorders>
+            <w:tcMar>
+              <w:top w:type="dxa" w:w="60"/>
+              <w:left w:type="dxa" w:w="100"/>
+              <w:bottom w:type="dxa" w:w="60"/>
+              <w:right w:type="dxa" w:w="100"/>
+            </w:tcMar>
+          </w:tcPr>
+          <w:p>
+            <w:pPr>
+              <w:spacing w:after="0" w:before="0" w:line="276"/>
+            </w:pPr>
+            <w:r>
+              <w:rPr>
+                <w:rFonts w:ascii="Malgun Gothic" w:cs="Malgun Gothic" w:eastAsia="맑은 고딕" w:hAnsi="Malgun Gothic"/>
+                <w:color w:val="1A222C"/>
+                <w:sz w:val="19"/>
+                <w:szCs w:val="19"/>
+              </w:rPr>
+              <w:t xml:space="preserve">알람 발생 Ack</w:t>
+            </w:r>
+          </w:p>
+        </w:tc>
+        <w:tc>
+          <w:tcPr>
+            <w:tcW w:type="dxa" w:w="3400"/>
+            <w:tcBorders>
+              <w:top w:val="single" w:color="D3D9D8" w:sz="4"/>
+              <w:left w:val="none" w:color="FFFFFF" w:sz="0"/>
+              <w:bottom w:val="single" w:color="D3D9D8" w:sz="4"/>
+              <w:right w:val="none" w:color="FFFFFF" w:sz="0"/>
+            </w:tcBorders>
+            <w:tcMar>
+              <w:top w:type="dxa" w:w="60"/>
+              <w:left w:type="dxa" w:w="100"/>
+              <w:bottom w:type="dxa" w:w="60"/>
+              <w:right w:type="dxa" w:w="100"/>
+            </w:tcMar>
+          </w:tcPr>
+          <w:p>
+            <w:pPr>
+              <w:spacing w:after="0" w:before="0" w:line="276"/>
+            </w:pPr>
+            <w:r>
+              <w:rPr>
+                <w:rFonts w:ascii="Malgun Gothic" w:cs="Malgun Gothic" w:eastAsia="맑은 고딕" w:hAnsi="Malgun Gothic"/>
+                <w:color w:val="1A222C"/>
+                <w:sz w:val="19"/>
+                <w:szCs w:val="19"/>
+              </w:rPr>
+              <w:t xml:space="preserve">크레인 스레드 + </w:t>
+            </w:r>
+            <w:r>
+              <w:rPr>
+                <w:rFonts w:ascii="Consolas" w:cs="Consolas" w:eastAsia="맑은 고딕" w:hAnsi="Consolas"/>
+                <w:b/>
+                <w:bCs/>
+                <w:color w:val="FFFFFF"/>
+                <w:sz w:val="17"/>
+                <w:szCs w:val="17"/>
+                <w:shd w:fill="B07A15" w:color="auto" w:val="clear"/>
+              </w:rPr>
+              <w:t xml:space="preserve"> 옛 공통 알람 </w:t>
+            </w:r>
+          </w:p>
+        </w:tc>
+      </w:tr>
+      <w:tr>
+        <w:trPr>
+          <w:tblHeader w:val="false"/>
+        </w:trPr>
+        <w:tc>
+          <w:tcPr>
+            <w:tcW w:type="dxa" w:w="1300"/>
+            <w:tcBorders>
+              <w:top w:val="single" w:color="D3D9D8" w:sz="4"/>
+              <w:left w:val="none" w:color="FFFFFF" w:sz="0"/>
+              <w:bottom w:val="single" w:color="D3D9D8" w:sz="4"/>
+              <w:right w:val="none" w:color="FFFFFF" w:sz="0"/>
+            </w:tcBorders>
+            <w:tcMar>
+              <w:top w:type="dxa" w:w="60"/>
+              <w:left w:type="dxa" w:w="100"/>
+              <w:bottom w:type="dxa" w:w="60"/>
+              <w:right w:type="dxa" w:w="100"/>
+            </w:tcMar>
+          </w:tcPr>
+          <w:p>
+            <w:pPr>
+              <w:spacing w:after="0" w:before="0" w:line="276"/>
+            </w:pPr>
+            <w:r>
+              <w:rPr>
+                <w:rFonts w:ascii="Consolas" w:cs="Consolas" w:eastAsia="맑은 고딕" w:hAnsi="Consolas"/>
+                <w:color w:val="1A222C"/>
+                <w:sz w:val="17"/>
+                <w:szCs w:val="17"/>
+                <w:shd w:fill="EEF1F0" w:color="auto" w:val="clear"/>
+              </w:rPr>
+              <w:t xml:space="preserve">M0964</w:t>
+            </w:r>
+          </w:p>
+        </w:tc>
+        <w:tc>
+          <w:tcPr>
+            <w:tcW w:type="dxa" w:w="1500"/>
+            <w:tcBorders>
+              <w:top w:val="single" w:color="D3D9D8" w:sz="4"/>
+              <w:left w:val="none" w:color="FFFFFF" w:sz="0"/>
+              <w:bottom w:val="single" w:color="D3D9D8" w:sz="4"/>
+              <w:right w:val="none" w:color="FFFFFF" w:sz="0"/>
+            </w:tcBorders>
+            <w:tcMar>
+              <w:top w:type="dxa" w:w="60"/>
+              <w:left w:type="dxa" w:w="100"/>
+              <w:bottom w:type="dxa" w:w="60"/>
+              <w:right w:type="dxa" w:w="100"/>
+            </w:tcMar>
+          </w:tcPr>
+          <w:p>
+            <w:pPr>
+              <w:spacing w:after="0" w:before="0" w:line="276"/>
+            </w:pPr>
+            <w:r>
+              <w:rPr>
+                <w:rFonts w:ascii="Consolas" w:cs="Consolas" w:eastAsia="맑은 고딕" w:hAnsi="Consolas"/>
+                <w:color w:val="1A222C"/>
+                <w:sz w:val="17"/>
+                <w:szCs w:val="17"/>
+                <w:shd w:fill="EEF1F0" w:color="auto" w:val="clear"/>
+              </w:rPr>
+              <w:t xml:space="preserve">%MX1540</w:t>
+            </w:r>
+          </w:p>
+        </w:tc>
+        <w:tc>
+          <w:tcPr>
+            <w:tcW w:type="dxa" w:w="3706"/>
+            <w:tcBorders>
+              <w:top w:val="single" w:color="D3D9D8" w:sz="4"/>
+              <w:left w:val="none" w:color="FFFFFF" w:sz="0"/>
+              <w:bottom w:val="single" w:color="D3D9D8" w:sz="4"/>
+              <w:right w:val="none" w:color="FFFFFF" w:sz="0"/>
+            </w:tcBorders>
+            <w:tcMar>
+              <w:top w:type="dxa" w:w="60"/>
+              <w:left w:type="dxa" w:w="100"/>
+              <w:bottom w:type="dxa" w:w="60"/>
+              <w:right w:type="dxa" w:w="100"/>
+            </w:tcMar>
+          </w:tcPr>
+          <w:p>
+            <w:pPr>
+              <w:spacing w:after="0" w:before="0" w:line="276"/>
+            </w:pPr>
+            <w:r>
+              <w:rPr>
+                <w:rFonts w:ascii="Malgun Gothic" w:cs="Malgun Gothic" w:eastAsia="맑은 고딕" w:hAnsi="Malgun Gothic"/>
+                <w:color w:val="1A222C"/>
+                <w:sz w:val="19"/>
+                <w:szCs w:val="19"/>
+              </w:rPr>
+              <w:t xml:space="preserve">알람 해제 Ack</w:t>
+            </w:r>
+          </w:p>
+        </w:tc>
+        <w:tc>
+          <w:tcPr>
+            <w:tcW w:type="dxa" w:w="3400"/>
+            <w:tcBorders>
+              <w:top w:val="single" w:color="D3D9D8" w:sz="4"/>
+              <w:left w:val="none" w:color="FFFFFF" w:sz="0"/>
+              <w:bottom w:val="single" w:color="D3D9D8" w:sz="4"/>
+              <w:right w:val="none" w:color="FFFFFF" w:sz="0"/>
+            </w:tcBorders>
+            <w:tcMar>
+              <w:top w:type="dxa" w:w="60"/>
+              <w:left w:type="dxa" w:w="100"/>
+              <w:bottom w:type="dxa" w:w="60"/>
+              <w:right w:type="dxa" w:w="100"/>
+            </w:tcMar>
+          </w:tcPr>
+          <w:p>
+            <w:pPr>
+              <w:spacing w:after="0" w:before="0" w:line="276"/>
+            </w:pPr>
+            <w:r>
+              <w:rPr>
+                <w:rFonts w:ascii="Malgun Gothic" w:cs="Malgun Gothic" w:eastAsia="맑은 고딕" w:hAnsi="Malgun Gothic"/>
+                <w:color w:val="1A222C"/>
+                <w:sz w:val="19"/>
+                <w:szCs w:val="19"/>
+              </w:rPr>
+              <w:t xml:space="preserve">크레인 스레드 + </w:t>
+            </w:r>
+            <w:r>
+              <w:rPr>
+                <w:rFonts w:ascii="Consolas" w:cs="Consolas" w:eastAsia="맑은 고딕" w:hAnsi="Consolas"/>
+                <w:b/>
+                <w:bCs/>
+                <w:color w:val="FFFFFF"/>
+                <w:sz w:val="17"/>
+                <w:szCs w:val="17"/>
+                <w:shd w:fill="B07A15" w:color="auto" w:val="clear"/>
+              </w:rPr>
+              <w:t xml:space="preserve"> 옛 공통 알람 </w:t>
+            </w:r>
+          </w:p>
+        </w:tc>
+      </w:tr>
+    </w:tbl>
+    <w:p>
+      <w:pPr>
+        <w:pStyle w:val="ListParagraph"/>
+        <w:numPr>
+          <w:ilvl w:val="0"/>
+          <w:numId w:val="3"/>
+        </w:numPr>
+        <w:spacing w:after="20" w:before="20" w:line="276"/>
+      </w:pPr>
+      <w:r>
+        <w:rPr>
+          <w:rFonts w:ascii="Malgun Gothic" w:cs="Malgun Gothic" w:eastAsia="맑은 고딕" w:hAnsi="Malgun Gothic"/>
+          <w:color w:val="1A222C"/>
+          <w:sz w:val="19"/>
+          <w:szCs w:val="19"/>
+        </w:rPr>
+        <w:t xml:space="preserve">2~5호기도 워드 구성은 같다. </w:t>
+      </w:r>
+      <w:r>
+        <w:rPr>
+          <w:rFonts w:ascii="Malgun Gothic" w:cs="Malgun Gothic" w:eastAsia="맑은 고딕" w:hAnsi="Malgun Gothic"/>
+          <w:b/>
+          <w:bCs/>
+          <w:color w:val="1A222C"/>
+          <w:sz w:val="19"/>
+          <w:szCs w:val="19"/>
+        </w:rPr>
+        <w:t xml:space="preserve">1호기 워드만 두 곳에서 쓴다.</w:t>
+      </w:r>
+      <w:r>
+        <w:rPr>
+          <w:rFonts w:ascii="Malgun Gothic" w:cs="Malgun Gothic" w:eastAsia="맑은 고딕" w:hAnsi="Malgun Gothic"/>
+          <w:color w:val="1A222C"/>
+          <w:sz w:val="19"/>
+          <w:szCs w:val="19"/>
+        </w:rPr>
+        <w:t xml:space="preserve"> 옛 루틴이 조사본 2장의 1호기 주소를 전 설비 공통 알람으로 잘못 박았다.</w:t>
+      </w:r>
+    </w:p>
+    <w:p>
+      <w:pPr>
+        <w:pStyle w:val="ListParagraph"/>
+        <w:numPr>
+          <w:ilvl w:val="0"/>
+          <w:numId w:val="3"/>
+        </w:numPr>
+        <w:spacing w:after="20" w:before="20" w:line="276"/>
+      </w:pPr>
+      <w:r>
+        <w:rPr>
+          <w:rFonts w:ascii="Malgun Gothic" w:cs="Malgun Gothic" w:eastAsia="맑은 고딕" w:hAnsi="Malgun Gothic"/>
+          <w:color w:val="1A222C"/>
+          <w:sz w:val="19"/>
+          <w:szCs w:val="19"/>
+        </w:rPr>
+        <w:t xml:space="preserve">두 곳 모두 </w:t>
+      </w:r>
+      <w:r>
+        <w:rPr>
+          <w:rFonts w:ascii="Consolas" w:cs="Consolas" w:eastAsia="맑은 고딕" w:hAnsi="Consolas"/>
+          <w:color w:val="1A222C"/>
+          <w:sz w:val="17"/>
+          <w:szCs w:val="17"/>
+          <w:shd w:fill="EEF1F0" w:color="auto" w:val="clear"/>
+        </w:rPr>
+        <w:t xml:space="preserve">WCS_TASK_CV</w:t>
+      </w:r>
+      <w:r>
+        <w:rPr>
+          <w:rFonts w:ascii="Malgun Gothic" w:cs="Malgun Gothic" w:eastAsia="맑은 고딕" w:hAnsi="Malgun Gothic"/>
+          <w:color w:val="1A222C"/>
+          <w:sz w:val="19"/>
+          <w:szCs w:val="19"/>
+        </w:rPr>
+        <w:t xml:space="preserve"> 안이고, 비트 하나를 </w:t>
+      </w:r>
+      <w:r>
+        <w:rPr>
+          <w:rFonts w:ascii="Malgun Gothic" w:cs="Malgun Gothic" w:eastAsia="맑은 고딕" w:hAnsi="Malgun Gothic"/>
+          <w:b/>
+          <w:bCs/>
+          <w:color w:val="1A222C"/>
+          <w:sz w:val="19"/>
+          <w:szCs w:val="19"/>
+        </w:rPr>
+        <w:t xml:space="preserve">워드 전체 읽기 → 수정 → 쓰기</w:t>
+      </w:r>
+      <w:r>
+        <w:rPr>
+          <w:rFonts w:ascii="Malgun Gothic" w:cs="Malgun Gothic" w:eastAsia="맑은 고딕" w:hAnsi="Malgun Gothic"/>
+          <w:color w:val="1A222C"/>
+          <w:sz w:val="19"/>
+          <w:szCs w:val="19"/>
+        </w:rPr>
+        <w:t xml:space="preserve">로 쓴다. 낡은 워드를 되쓰면 방금 올린 M0962가 다시 0이 된다. IO_TASK는 PLC에 쓰지 않는다.</w:t>
+      </w:r>
+    </w:p>
+    <w:p>
+      <w:pPr>
+        <w:pStyle w:val="ListParagraph"/>
+        <w:numPr>
+          <w:ilvl w:val="0"/>
+          <w:numId w:val="3"/>
+        </w:numPr>
+        <w:spacing w:after="20" w:before="20" w:line="276"/>
+      </w:pPr>
+      <w:r>
+        <w:rPr>
+          <w:rFonts w:ascii="Malgun Gothic" w:cs="Malgun Gothic" w:eastAsia="맑은 고딕" w:hAnsi="Malgun Gothic"/>
+          <w:color w:val="1A222C"/>
+          <w:sz w:val="19"/>
+          <w:szCs w:val="19"/>
+        </w:rPr>
+        <w:t xml:space="preserve">이번 배포본은 이 루틴을 끈다(2번의 </w:t>
+      </w:r>
+      <w:r>
+        <w:rPr>
+          <w:rFonts w:ascii="Consolas" w:cs="Consolas" w:eastAsia="맑은 고딕" w:hAnsi="Consolas"/>
+          <w:color w:val="1A222C"/>
+          <w:sz w:val="17"/>
+          <w:szCs w:val="17"/>
+          <w:shd w:fill="EEF1F0" w:color="auto" w:val="clear"/>
+        </w:rPr>
+        <w:t xml:space="preserve">사용 안 함</w:t>
+      </w:r>
+      <w:r>
+        <w:rPr>
+          <w:rFonts w:ascii="Malgun Gothic" w:cs="Malgun Gothic" w:eastAsia="맑은 고딕" w:hAnsi="Malgun Gothic"/>
+          <w:color w:val="1A222C"/>
+          <w:sz w:val="19"/>
+          <w:szCs w:val="19"/>
+        </w:rPr>
+        <w:t xml:space="preserve"> 줄). 오늘 </w:t>
+      </w:r>
+      <w:r>
+        <w:rPr>
+          <w:rFonts w:ascii="Malgun Gothic" w:cs="Malgun Gothic" w:eastAsia="맑은 고딕" w:hAnsi="Malgun Gothic"/>
+          <w:b/>
+          <w:bCs/>
+          <w:color w:val="1A222C"/>
+          <w:sz w:val="19"/>
+          <w:szCs w:val="19"/>
+        </w:rPr>
+        <w:t xml:space="preserve">B</w:t>
+      </w:r>
+      <w:r>
+        <w:rPr>
+          <w:rFonts w:ascii="Malgun Gothic" w:cs="Malgun Gothic" w:eastAsia="맑은 고딕" w:hAnsi="Malgun Gothic"/>
+          <w:color w:val="1A222C"/>
+          <w:sz w:val="19"/>
+          <w:szCs w:val="19"/>
+        </w:rPr>
+        <w:t xml:space="preserve">가 나오면 래더 등 다른 곳을 본다.</w:t>
+      </w:r>
+    </w:p>
+    <w:p>
+      <w:pPr>
+        <w:pStyle w:val="ListParagraph"/>
+        <w:numPr>
+          <w:ilvl w:val="0"/>
+          <w:numId w:val="3"/>
+        </w:numPr>
+        <w:spacing w:after="20" w:before="20" w:line="276"/>
+      </w:pPr>
+      <w:r>
+        <w:rPr>
+          <w:rFonts w:ascii="Malgun Gothic" w:cs="Malgun Gothic" w:eastAsia="맑은 고딕" w:hAnsi="Malgun Gothic"/>
+          <w:color w:val="1A222C"/>
+          <w:sz w:val="19"/>
+          <w:szCs w:val="19"/>
+        </w:rPr>
+        <w:t xml:space="preserve">조사본에 </w:t>
+      </w:r>
+      <w:r>
+        <w:rPr>
+          <w:rFonts w:ascii="Malgun Gothic" w:cs="Malgun Gothic" w:eastAsia="맑은 고딕" w:hAnsi="Malgun Gothic"/>
+          <w:b/>
+          <w:bCs/>
+          <w:color w:val="1A222C"/>
+          <w:sz w:val="19"/>
+          <w:szCs w:val="19"/>
+        </w:rPr>
+        <w:t xml:space="preserve">없는 것</w:t>
+      </w:r>
+      <w:r>
+        <w:rPr>
+          <w:rFonts w:ascii="Malgun Gothic" w:cs="Malgun Gothic" w:eastAsia="맑은 고딕" w:hAnsi="Malgun Gothic"/>
+          <w:color w:val="1A222C"/>
+          <w:sz w:val="19"/>
+          <w:szCs w:val="19"/>
+        </w:rPr>
+        <w:t xml:space="preserve">: 크레인 반송 핸드셰이크(</w:t>
+      </w:r>
+      <w:r>
+        <w:rPr>
+          <w:rFonts w:ascii="Consolas" w:cs="Consolas" w:eastAsia="맑은 고딕" w:hAnsi="Consolas"/>
+          <w:color w:val="1A222C"/>
+          <w:sz w:val="17"/>
+          <w:szCs w:val="17"/>
+          <w:shd w:fill="EEF1F0" w:color="auto" w:val="clear"/>
+        </w:rPr>
+        <w:t xml:space="preserve">M0491</w:t>
+      </w:r>
+      <w:r>
+        <w:rPr>
+          <w:rFonts w:ascii="Malgun Gothic" w:cs="Malgun Gothic" w:eastAsia="맑은 고딕" w:hAnsi="Malgun Gothic"/>
+          <w:color w:val="1A222C"/>
+          <w:sz w:val="19"/>
+          <w:szCs w:val="19"/>
+        </w:rPr>
+        <w:t xml:space="preserve">·</w:t>
+      </w:r>
+      <w:r>
+        <w:rPr>
+          <w:rFonts w:ascii="Consolas" w:cs="Consolas" w:eastAsia="맑은 고딕" w:hAnsi="Consolas"/>
+          <w:color w:val="1A222C"/>
+          <w:sz w:val="17"/>
+          <w:szCs w:val="17"/>
+          <w:shd w:fill="EEF1F0" w:color="auto" w:val="clear"/>
+        </w:rPr>
+        <w:t xml:space="preserve">M0962</w:t>
+      </w:r>
+      <w:r>
+        <w:rPr>
+          <w:rFonts w:ascii="Malgun Gothic" w:cs="Malgun Gothic" w:eastAsia="맑은 고딕" w:hAnsi="Malgun Gothic"/>
+          <w:color w:val="1A222C"/>
+          <w:sz w:val="19"/>
+          <w:szCs w:val="19"/>
+        </w:rPr>
+        <w:t xml:space="preserve">)와 C/V#2 시나리오. 실제로 지워졌는지는 오늘 로그로 가린다.</w:t>
+      </w:r>
+    </w:p>
+    <w:p>
+      <w:pPr>
         <w:pStyle w:val="Heading2"/>
         <w:keepNext/>
         <w:spacing w:after="60" w:before="200"/>
@@ -3312,6 +4516,959 @@
     </w:p>
     <w:p>
       <w:pPr>
+        <w:pStyle w:val="ListParagraph"/>
+        <w:numPr>
+          <w:ilvl w:val="0"/>
+          <w:numId w:val="3"/>
+        </w:numPr>
+        <w:spacing w:after="20" w:before="20" w:line="276"/>
+      </w:pPr>
+      <w:r>
+        <w:rPr>
+          <w:rFonts w:ascii="Malgun Gothic" w:cs="Malgun Gothic" w:eastAsia="맑은 고딕" w:hAnsi="Malgun Gothic"/>
+          <w:b/>
+          <w:bCs/>
+          <w:color w:val="1A222C"/>
+          <w:sz w:val="19"/>
+          <w:szCs w:val="19"/>
+        </w:rPr>
+        <w:t xml:space="preserve">1호기 응답 워드(M0960~M096F)</w:t>
+      </w:r>
+      <w:r>
+        <w:rPr>
+          <w:rFonts w:ascii="Malgun Gothic" w:cs="Malgun Gothic" w:eastAsia="맑은 고딕" w:hAnsi="Malgun Gothic"/>
+          <w:color w:val="1A222C"/>
+          <w:sz w:val="19"/>
+          <w:szCs w:val="19"/>
+        </w:rPr>
+        <w:t xml:space="preserve">를 래더가 </w:t>
+      </w:r>
+      <w:r>
+        <w:rPr>
+          <w:rFonts w:ascii="Malgun Gothic" w:cs="Malgun Gothic" w:eastAsia="맑은 고딕" w:hAnsi="Malgun Gothic"/>
+          <w:b/>
+          <w:bCs/>
+          <w:color w:val="1A222C"/>
+          <w:sz w:val="19"/>
+          <w:szCs w:val="19"/>
+        </w:rPr>
+        <w:t xml:space="preserve">워드 단위로 통째로 쓰는 곳</w:t>
+      </w:r>
+      <w:r>
+        <w:rPr>
+          <w:rFonts w:ascii="Malgun Gothic" w:cs="Malgun Gothic" w:eastAsia="맑은 고딕" w:hAnsi="Malgun Gothic"/>
+          <w:color w:val="1A222C"/>
+          <w:sz w:val="19"/>
+          <w:szCs w:val="19"/>
+        </w:rPr>
+        <w:t xml:space="preserve">이 있는가 (오늘 B가 나오면 이것부터)</w:t>
+      </w:r>
+    </w:p>
+    <w:p>
+      <w:pPr>
+        <w:pStyle w:val="ListParagraph"/>
+        <w:numPr>
+          <w:ilvl w:val="0"/>
+          <w:numId w:val="3"/>
+        </w:numPr>
+        <w:spacing w:after="20" w:before="20" w:line="276"/>
+      </w:pPr>
+      <w:r>
+        <w:rPr>
+          <w:rFonts w:ascii="Malgun Gothic" w:cs="Malgun Gothic" w:eastAsia="맑은 고딕" w:hAnsi="Malgun Gothic"/>
+          <w:b/>
+          <w:bCs/>
+          <w:color w:val="1A222C"/>
+          <w:sz w:val="19"/>
+          <w:szCs w:val="19"/>
+        </w:rPr>
+        <w:t xml:space="preserve">조사본(260818) 오기 확인</w:t>
+      </w:r>
+      <w:r>
+        <w:rPr>
+          <w:rFonts w:ascii="Malgun Gothic" w:cs="Malgun Gothic" w:eastAsia="맑은 고딕" w:hAnsi="Malgun Gothic"/>
+          <w:color w:val="1A222C"/>
+          <w:sz w:val="19"/>
+          <w:szCs w:val="19"/>
+        </w:rPr>
+        <w:t xml:space="preserve"> — 프로그램은 구 ECS 운영 정의대로 정정한 값으로 돈다</w:t>
+      </w:r>
+    </w:p>
+    <w:tbl>
+      <w:tblPr>
+        <w:tblW w:type="dxa" w:w="9906"/>
+        <w:tblBorders>
+          <w:top w:val="single" w:color="auto" w:sz="4"/>
+          <w:left w:val="single" w:color="auto" w:sz="4"/>
+          <w:bottom w:val="single" w:color="auto" w:sz="4"/>
+          <w:right w:val="single" w:color="auto" w:sz="4"/>
+          <w:insideH w:val="single" w:color="auto" w:sz="4"/>
+          <w:insideV w:val="single" w:color="auto" w:sz="4"/>
+        </w:tblBorders>
+      </w:tblPr>
+      <w:tblGrid>
+        <w:gridCol w:w="2300"/>
+        <w:gridCol w:w="3500"/>
+        <w:gridCol w:w="4106"/>
+      </w:tblGrid>
+      <w:tr>
+        <w:trPr>
+          <w:tblHeader/>
+        </w:trPr>
+        <w:tc>
+          <w:tcPr>
+            <w:tcW w:type="dxa" w:w="2300"/>
+            <w:tcBorders>
+              <w:top w:val="single" w:color="D3D9D8" w:sz="4"/>
+              <w:left w:val="none" w:color="FFFFFF" w:sz="0"/>
+              <w:bottom w:val="single" w:color="D3D9D8" w:sz="4"/>
+              <w:right w:val="none" w:color="FFFFFF" w:sz="0"/>
+            </w:tcBorders>
+            <w:shd w:fill="F3F1EC" w:color="auto" w:val="clear"/>
+            <w:tcMar>
+              <w:top w:type="dxa" w:w="60"/>
+              <w:left w:type="dxa" w:w="100"/>
+              <w:bottom w:type="dxa" w:w="60"/>
+              <w:right w:type="dxa" w:w="100"/>
+            </w:tcMar>
+          </w:tcPr>
+          <w:p>
+            <w:pPr>
+              <w:spacing w:after="0" w:before="0" w:line="276"/>
+            </w:pPr>
+            <w:r>
+              <w:rPr>
+                <w:rFonts w:ascii="Malgun Gothic" w:cs="Malgun Gothic" w:eastAsia="맑은 고딕" w:hAnsi="Malgun Gothic"/>
+                <w:b/>
+                <w:bCs/>
+                <w:color w:val="5D6873"/>
+                <w:sz w:val="16"/>
+                <w:szCs w:val="16"/>
+              </w:rPr>
+              <w:t xml:space="preserve">구간</w:t>
+            </w:r>
+          </w:p>
+        </w:tc>
+        <w:tc>
+          <w:tcPr>
+            <w:tcW w:type="dxa" w:w="3500"/>
+            <w:tcBorders>
+              <w:top w:val="single" w:color="D3D9D8" w:sz="4"/>
+              <w:left w:val="none" w:color="FFFFFF" w:sz="0"/>
+              <w:bottom w:val="single" w:color="D3D9D8" w:sz="4"/>
+              <w:right w:val="none" w:color="FFFFFF" w:sz="0"/>
+            </w:tcBorders>
+            <w:shd w:fill="F3F1EC" w:color="auto" w:val="clear"/>
+            <w:tcMar>
+              <w:top w:type="dxa" w:w="60"/>
+              <w:left w:type="dxa" w:w="100"/>
+              <w:bottom w:type="dxa" w:w="60"/>
+              <w:right w:type="dxa" w:w="100"/>
+            </w:tcMar>
+          </w:tcPr>
+          <w:p>
+            <w:pPr>
+              <w:spacing w:after="0" w:before="0" w:line="276"/>
+            </w:pPr>
+            <w:r>
+              <w:rPr>
+                <w:rFonts w:ascii="Malgun Gothic" w:cs="Malgun Gothic" w:eastAsia="맑은 고딕" w:hAnsi="Malgun Gothic"/>
+                <w:b/>
+                <w:bCs/>
+                <w:color w:val="5D6873"/>
+                <w:sz w:val="16"/>
+                <w:szCs w:val="16"/>
+              </w:rPr>
+              <w:t xml:space="preserve">조사본</w:t>
+            </w:r>
+          </w:p>
+        </w:tc>
+        <w:tc>
+          <w:tcPr>
+            <w:tcW w:type="dxa" w:w="4106"/>
+            <w:tcBorders>
+              <w:top w:val="single" w:color="D3D9D8" w:sz="4"/>
+              <w:left w:val="none" w:color="FFFFFF" w:sz="0"/>
+              <w:bottom w:val="single" w:color="D3D9D8" w:sz="4"/>
+              <w:right w:val="none" w:color="FFFFFF" w:sz="0"/>
+            </w:tcBorders>
+            <w:shd w:fill="F3F1EC" w:color="auto" w:val="clear"/>
+            <w:tcMar>
+              <w:top w:type="dxa" w:w="60"/>
+              <w:left w:type="dxa" w:w="100"/>
+              <w:bottom w:type="dxa" w:w="60"/>
+              <w:right w:type="dxa" w:w="100"/>
+            </w:tcMar>
+          </w:tcPr>
+          <w:p>
+            <w:pPr>
+              <w:spacing w:after="0" w:before="0" w:line="276"/>
+            </w:pPr>
+            <w:r>
+              <w:rPr>
+                <w:rFonts w:ascii="Malgun Gothic" w:cs="Malgun Gothic" w:eastAsia="맑은 고딕" w:hAnsi="Malgun Gothic"/>
+                <w:b/>
+                <w:bCs/>
+                <w:color w:val="5D6873"/>
+                <w:sz w:val="16"/>
+                <w:szCs w:val="16"/>
+              </w:rPr>
+              <w:t xml:space="preserve">프로그램(정정값)</w:t>
+            </w:r>
+          </w:p>
+        </w:tc>
+      </w:tr>
+      <w:tr>
+        <w:trPr>
+          <w:tblHeader w:val="false"/>
+        </w:trPr>
+        <w:tc>
+          <w:tcPr>
+            <w:tcW w:type="dxa" w:w="2300"/>
+            <w:tcBorders>
+              <w:top w:val="single" w:color="D3D9D8" w:sz="4"/>
+              <w:left w:val="none" w:color="FFFFFF" w:sz="0"/>
+              <w:bottom w:val="single" w:color="D3D9D8" w:sz="4"/>
+              <w:right w:val="none" w:color="FFFFFF" w:sz="0"/>
+            </w:tcBorders>
+            <w:tcMar>
+              <w:top w:type="dxa" w:w="60"/>
+              <w:left w:type="dxa" w:w="100"/>
+              <w:bottom w:type="dxa" w:w="60"/>
+              <w:right w:type="dxa" w:w="100"/>
+            </w:tcMar>
+          </w:tcPr>
+          <w:p>
+            <w:pPr>
+              <w:spacing w:after="0" w:before="0" w:line="276"/>
+            </w:pPr>
+            <w:r>
+              <w:rPr>
+                <w:rFonts w:ascii="Malgun Gothic" w:cs="Malgun Gothic" w:eastAsia="맑은 고딕" w:hAnsi="Malgun Gothic"/>
+                <w:color w:val="1A222C"/>
+                <w:sz w:val="19"/>
+                <w:szCs w:val="19"/>
+              </w:rPr>
+              <w:t xml:space="preserve">출고 RGV 픽업 이벤트</w:t>
+            </w:r>
+          </w:p>
+        </w:tc>
+        <w:tc>
+          <w:tcPr>
+            <w:tcW w:type="dxa" w:w="3500"/>
+            <w:tcBorders>
+              <w:top w:val="single" w:color="D3D9D8" w:sz="4"/>
+              <w:left w:val="none" w:color="FFFFFF" w:sz="0"/>
+              <w:bottom w:val="single" w:color="D3D9D8" w:sz="4"/>
+              <w:right w:val="none" w:color="FFFFFF" w:sz="0"/>
+            </w:tcBorders>
+            <w:tcMar>
+              <w:top w:type="dxa" w:w="60"/>
+              <w:left w:type="dxa" w:w="100"/>
+              <w:bottom w:type="dxa" w:w="60"/>
+              <w:right w:type="dxa" w:w="100"/>
+            </w:tcMar>
+          </w:tcPr>
+          <w:p>
+            <w:pPr>
+              <w:spacing w:after="0" w:before="0" w:line="276"/>
+            </w:pPr>
+            <w:r>
+              <w:rPr>
+                <w:rFonts w:ascii="Consolas" w:cs="Consolas" w:eastAsia="맑은 고딕" w:hAnsi="Consolas"/>
+                <w:color w:val="1A222C"/>
+                <w:sz w:val="17"/>
+                <w:szCs w:val="17"/>
+                <w:shd w:fill="EEF1F0" w:color="auto" w:val="clear"/>
+              </w:rPr>
+              <w:t xml:space="preserve">M0202</w:t>
+            </w:r>
+            <w:r>
+              <w:rPr>
+                <w:rFonts w:ascii="Malgun Gothic" w:cs="Malgun Gothic" w:eastAsia="맑은 고딕" w:hAnsi="Malgun Gothic"/>
+                <w:color w:val="1A222C"/>
+                <w:sz w:val="19"/>
+                <w:szCs w:val="19"/>
+              </w:rPr>
+              <w:t xml:space="preserve"> </w:t>
+            </w:r>
+            <w:r>
+              <w:rPr>
+                <w:rFonts w:ascii="Consolas" w:cs="Consolas" w:eastAsia="맑은 고딕" w:hAnsi="Consolas"/>
+                <w:color w:val="1A222C"/>
+                <w:sz w:val="17"/>
+                <w:szCs w:val="17"/>
+                <w:shd w:fill="EEF1F0" w:color="auto" w:val="clear"/>
+              </w:rPr>
+              <w:t xml:space="preserve">M0242</w:t>
+            </w:r>
+            <w:r>
+              <w:rPr>
+                <w:rFonts w:ascii="Malgun Gothic" w:cs="Malgun Gothic" w:eastAsia="맑은 고딕" w:hAnsi="Malgun Gothic"/>
+                <w:color w:val="1A222C"/>
+                <w:sz w:val="19"/>
+                <w:szCs w:val="19"/>
+              </w:rPr>
+              <w:t xml:space="preserve"> </w:t>
+            </w:r>
+            <w:r>
+              <w:rPr>
+                <w:rFonts w:ascii="Consolas" w:cs="Consolas" w:eastAsia="맑은 고딕" w:hAnsi="Consolas"/>
+                <w:color w:val="1A222C"/>
+                <w:sz w:val="17"/>
+                <w:szCs w:val="17"/>
+                <w:shd w:fill="EEF1F0" w:color="auto" w:val="clear"/>
+              </w:rPr>
+              <w:t xml:space="preserve">M0282</w:t>
+            </w:r>
+            <w:r>
+              <w:rPr>
+                <w:rFonts w:ascii="Malgun Gothic" w:cs="Malgun Gothic" w:eastAsia="맑은 고딕" w:hAnsi="Malgun Gothic"/>
+                <w:color w:val="1A222C"/>
+                <w:sz w:val="19"/>
+                <w:szCs w:val="19"/>
+              </w:rPr>
+              <w:t xml:space="preserve"> </w:t>
+            </w:r>
+            <w:r>
+              <w:rPr>
+                <w:rFonts w:ascii="Consolas" w:cs="Consolas" w:eastAsia="맑은 고딕" w:hAnsi="Consolas"/>
+                <w:color w:val="1A222C"/>
+                <w:sz w:val="17"/>
+                <w:szCs w:val="17"/>
+                <w:shd w:fill="EEF1F0" w:color="auto" w:val="clear"/>
+              </w:rPr>
+              <w:t xml:space="preserve">M0322</w:t>
+            </w:r>
+          </w:p>
+        </w:tc>
+        <w:tc>
+          <w:tcPr>
+            <w:tcW w:type="dxa" w:w="4106"/>
+            <w:tcBorders>
+              <w:top w:val="single" w:color="D3D9D8" w:sz="4"/>
+              <w:left w:val="none" w:color="FFFFFF" w:sz="0"/>
+              <w:bottom w:val="single" w:color="D3D9D8" w:sz="4"/>
+              <w:right w:val="none" w:color="FFFFFF" w:sz="0"/>
+            </w:tcBorders>
+            <w:tcMar>
+              <w:top w:type="dxa" w:w="60"/>
+              <w:left w:type="dxa" w:w="100"/>
+              <w:bottom w:type="dxa" w:w="60"/>
+              <w:right w:type="dxa" w:w="100"/>
+            </w:tcMar>
+          </w:tcPr>
+          <w:p>
+            <w:pPr>
+              <w:spacing w:after="0" w:before="0" w:line="276"/>
+            </w:pPr>
+            <w:r>
+              <w:rPr>
+                <w:rFonts w:ascii="Consolas" w:cs="Consolas" w:eastAsia="맑은 고딕" w:hAnsi="Consolas"/>
+                <w:color w:val="1A222C"/>
+                <w:sz w:val="17"/>
+                <w:szCs w:val="17"/>
+                <w:shd w:fill="EEF1F0" w:color="auto" w:val="clear"/>
+              </w:rPr>
+              <w:t xml:space="preserve">M0201</w:t>
+            </w:r>
+            <w:r>
+              <w:rPr>
+                <w:rFonts w:ascii="Malgun Gothic" w:cs="Malgun Gothic" w:eastAsia="맑은 고딕" w:hAnsi="Malgun Gothic"/>
+                <w:color w:val="1A222C"/>
+                <w:sz w:val="19"/>
+                <w:szCs w:val="19"/>
+              </w:rPr>
+              <w:t xml:space="preserve"> </w:t>
+            </w:r>
+            <w:r>
+              <w:rPr>
+                <w:rFonts w:ascii="Consolas" w:cs="Consolas" w:eastAsia="맑은 고딕" w:hAnsi="Consolas"/>
+                <w:color w:val="1A222C"/>
+                <w:sz w:val="17"/>
+                <w:szCs w:val="17"/>
+                <w:shd w:fill="EEF1F0" w:color="auto" w:val="clear"/>
+              </w:rPr>
+              <w:t xml:space="preserve">M0241</w:t>
+            </w:r>
+            <w:r>
+              <w:rPr>
+                <w:rFonts w:ascii="Malgun Gothic" w:cs="Malgun Gothic" w:eastAsia="맑은 고딕" w:hAnsi="Malgun Gothic"/>
+                <w:color w:val="1A222C"/>
+                <w:sz w:val="19"/>
+                <w:szCs w:val="19"/>
+              </w:rPr>
+              <w:t xml:space="preserve"> </w:t>
+            </w:r>
+            <w:r>
+              <w:rPr>
+                <w:rFonts w:ascii="Consolas" w:cs="Consolas" w:eastAsia="맑은 고딕" w:hAnsi="Consolas"/>
+                <w:color w:val="1A222C"/>
+                <w:sz w:val="17"/>
+                <w:szCs w:val="17"/>
+                <w:shd w:fill="EEF1F0" w:color="auto" w:val="clear"/>
+              </w:rPr>
+              <w:t xml:space="preserve">M0281</w:t>
+            </w:r>
+            <w:r>
+              <w:rPr>
+                <w:rFonts w:ascii="Malgun Gothic" w:cs="Malgun Gothic" w:eastAsia="맑은 고딕" w:hAnsi="Malgun Gothic"/>
+                <w:color w:val="1A222C"/>
+                <w:sz w:val="19"/>
+                <w:szCs w:val="19"/>
+              </w:rPr>
+              <w:t xml:space="preserve"> </w:t>
+            </w:r>
+            <w:r>
+              <w:rPr>
+                <w:rFonts w:ascii="Consolas" w:cs="Consolas" w:eastAsia="맑은 고딕" w:hAnsi="Consolas"/>
+                <w:color w:val="1A222C"/>
+                <w:sz w:val="17"/>
+                <w:szCs w:val="17"/>
+                <w:shd w:fill="EEF1F0" w:color="auto" w:val="clear"/>
+              </w:rPr>
+              <w:t xml:space="preserve">M0321</w:t>
+            </w:r>
+            <w:r>
+              <w:rPr>
+                <w:rFonts w:ascii="Malgun Gothic" w:cs="Malgun Gothic" w:eastAsia="맑은 고딕" w:hAnsi="Malgun Gothic"/>
+                <w:color w:val="1A222C"/>
+                <w:sz w:val="19"/>
+                <w:szCs w:val="19"/>
+              </w:rPr>
+              <w:t xml:space="preserve"> · C/V#3·5·7·9</w:t>
+            </w:r>
+          </w:p>
+        </w:tc>
+      </w:tr>
+      <w:tr>
+        <w:trPr>
+          <w:tblHeader w:val="false"/>
+        </w:trPr>
+        <w:tc>
+          <w:tcPr>
+            <w:tcW w:type="dxa" w:w="2300"/>
+            <w:tcBorders>
+              <w:top w:val="single" w:color="D3D9D8" w:sz="4"/>
+              <w:left w:val="none" w:color="FFFFFF" w:sz="0"/>
+              <w:bottom w:val="single" w:color="D3D9D8" w:sz="4"/>
+              <w:right w:val="none" w:color="FFFFFF" w:sz="0"/>
+            </w:tcBorders>
+            <w:tcMar>
+              <w:top w:type="dxa" w:w="60"/>
+              <w:left w:type="dxa" w:w="100"/>
+              <w:bottom w:type="dxa" w:w="60"/>
+              <w:right w:type="dxa" w:w="100"/>
+            </w:tcMar>
+          </w:tcPr>
+          <w:p>
+            <w:pPr>
+              <w:spacing w:after="0" w:before="0" w:line="276"/>
+            </w:pPr>
+            <w:r>
+              <w:rPr>
+                <w:rFonts w:ascii="Malgun Gothic" w:cs="Malgun Gothic" w:eastAsia="맑은 고딕" w:hAnsi="Malgun Gothic"/>
+                <w:color w:val="1A222C"/>
+                <w:sz w:val="19"/>
+                <w:szCs w:val="19"/>
+              </w:rPr>
+              <w:t xml:space="preserve">입고 RGV 하역 Ack</w:t>
+            </w:r>
+          </w:p>
+        </w:tc>
+        <w:tc>
+          <w:tcPr>
+            <w:tcW w:type="dxa" w:w="3500"/>
+            <w:tcBorders>
+              <w:top w:val="single" w:color="D3D9D8" w:sz="4"/>
+              <w:left w:val="none" w:color="FFFFFF" w:sz="0"/>
+              <w:bottom w:val="single" w:color="D3D9D8" w:sz="4"/>
+              <w:right w:val="none" w:color="FFFFFF" w:sz="0"/>
+            </w:tcBorders>
+            <w:tcMar>
+              <w:top w:type="dxa" w:w="60"/>
+              <w:left w:type="dxa" w:w="100"/>
+              <w:bottom w:type="dxa" w:w="60"/>
+              <w:right w:type="dxa" w:w="100"/>
+            </w:tcMar>
+          </w:tcPr>
+          <w:p>
+            <w:pPr>
+              <w:spacing w:after="0" w:before="0" w:line="276"/>
+            </w:pPr>
+            <w:r>
+              <w:rPr>
+                <w:rFonts w:ascii="Consolas" w:cs="Consolas" w:eastAsia="맑은 고딕" w:hAnsi="Consolas"/>
+                <w:color w:val="1A222C"/>
+                <w:sz w:val="17"/>
+                <w:szCs w:val="17"/>
+                <w:shd w:fill="EEF1F0" w:color="auto" w:val="clear"/>
+              </w:rPr>
+              <w:t xml:space="preserve">M0831</w:t>
+            </w:r>
+            <w:r>
+              <w:rPr>
+                <w:rFonts w:ascii="Malgun Gothic" w:cs="Malgun Gothic" w:eastAsia="맑은 고딕" w:hAnsi="Malgun Gothic"/>
+                <w:color w:val="1A222C"/>
+                <w:sz w:val="19"/>
+                <w:szCs w:val="19"/>
+              </w:rPr>
+              <w:t xml:space="preserve"> </w:t>
+            </w:r>
+            <w:r>
+              <w:rPr>
+                <w:rFonts w:ascii="Consolas" w:cs="Consolas" w:eastAsia="맑은 고딕" w:hAnsi="Consolas"/>
+                <w:color w:val="1A222C"/>
+                <w:sz w:val="17"/>
+                <w:szCs w:val="17"/>
+                <w:shd w:fill="EEF1F0" w:color="auto" w:val="clear"/>
+              </w:rPr>
+              <w:t xml:space="preserve">M0851</w:t>
+            </w:r>
+            <w:r>
+              <w:rPr>
+                <w:rFonts w:ascii="Malgun Gothic" w:cs="Malgun Gothic" w:eastAsia="맑은 고딕" w:hAnsi="Malgun Gothic"/>
+                <w:color w:val="1A222C"/>
+                <w:sz w:val="19"/>
+                <w:szCs w:val="19"/>
+              </w:rPr>
+              <w:t xml:space="preserve"> </w:t>
+            </w:r>
+            <w:r>
+              <w:rPr>
+                <w:rFonts w:ascii="Consolas" w:cs="Consolas" w:eastAsia="맑은 고딕" w:hAnsi="Consolas"/>
+                <w:color w:val="1A222C"/>
+                <w:sz w:val="17"/>
+                <w:szCs w:val="17"/>
+                <w:shd w:fill="EEF1F0" w:color="auto" w:val="clear"/>
+              </w:rPr>
+              <w:t xml:space="preserve">M0871</w:t>
+            </w:r>
+            <w:r>
+              <w:rPr>
+                <w:rFonts w:ascii="Malgun Gothic" w:cs="Malgun Gothic" w:eastAsia="맑은 고딕" w:hAnsi="Malgun Gothic"/>
+                <w:color w:val="1A222C"/>
+                <w:sz w:val="19"/>
+                <w:szCs w:val="19"/>
+              </w:rPr>
+              <w:t xml:space="preserve"> </w:t>
+            </w:r>
+            <w:r>
+              <w:rPr>
+                <w:rFonts w:ascii="Consolas" w:cs="Consolas" w:eastAsia="맑은 고딕" w:hAnsi="Consolas"/>
+                <w:color w:val="1A222C"/>
+                <w:sz w:val="17"/>
+                <w:szCs w:val="17"/>
+                <w:shd w:fill="EEF1F0" w:color="auto" w:val="clear"/>
+              </w:rPr>
+              <w:t xml:space="preserve">M0891</w:t>
+            </w:r>
+          </w:p>
+        </w:tc>
+        <w:tc>
+          <w:tcPr>
+            <w:tcW w:type="dxa" w:w="4106"/>
+            <w:tcBorders>
+              <w:top w:val="single" w:color="D3D9D8" w:sz="4"/>
+              <w:left w:val="none" w:color="FFFFFF" w:sz="0"/>
+              <w:bottom w:val="single" w:color="D3D9D8" w:sz="4"/>
+              <w:right w:val="none" w:color="FFFFFF" w:sz="0"/>
+            </w:tcBorders>
+            <w:tcMar>
+              <w:top w:type="dxa" w:w="60"/>
+              <w:left w:type="dxa" w:w="100"/>
+              <w:bottom w:type="dxa" w:w="60"/>
+              <w:right w:type="dxa" w:w="100"/>
+            </w:tcMar>
+          </w:tcPr>
+          <w:p>
+            <w:pPr>
+              <w:spacing w:after="0" w:before="0" w:line="276"/>
+            </w:pPr>
+            <w:r>
+              <w:rPr>
+                <w:rFonts w:ascii="Consolas" w:cs="Consolas" w:eastAsia="맑은 고딕" w:hAnsi="Consolas"/>
+                <w:color w:val="1A222C"/>
+                <w:sz w:val="17"/>
+                <w:szCs w:val="17"/>
+                <w:shd w:fill="EEF1F0" w:color="auto" w:val="clear"/>
+              </w:rPr>
+              <w:t xml:space="preserve">M0832</w:t>
+            </w:r>
+            <w:r>
+              <w:rPr>
+                <w:rFonts w:ascii="Malgun Gothic" w:cs="Malgun Gothic" w:eastAsia="맑은 고딕" w:hAnsi="Malgun Gothic"/>
+                <w:color w:val="1A222C"/>
+                <w:sz w:val="19"/>
+                <w:szCs w:val="19"/>
+              </w:rPr>
+              <w:t xml:space="preserve"> </w:t>
+            </w:r>
+            <w:r>
+              <w:rPr>
+                <w:rFonts w:ascii="Consolas" w:cs="Consolas" w:eastAsia="맑은 고딕" w:hAnsi="Consolas"/>
+                <w:color w:val="1A222C"/>
+                <w:sz w:val="17"/>
+                <w:szCs w:val="17"/>
+                <w:shd w:fill="EEF1F0" w:color="auto" w:val="clear"/>
+              </w:rPr>
+              <w:t xml:space="preserve">M0852</w:t>
+            </w:r>
+            <w:r>
+              <w:rPr>
+                <w:rFonts w:ascii="Malgun Gothic" w:cs="Malgun Gothic" w:eastAsia="맑은 고딕" w:hAnsi="Malgun Gothic"/>
+                <w:color w:val="1A222C"/>
+                <w:sz w:val="19"/>
+                <w:szCs w:val="19"/>
+              </w:rPr>
+              <w:t xml:space="preserve"> </w:t>
+            </w:r>
+            <w:r>
+              <w:rPr>
+                <w:rFonts w:ascii="Consolas" w:cs="Consolas" w:eastAsia="맑은 고딕" w:hAnsi="Consolas"/>
+                <w:color w:val="1A222C"/>
+                <w:sz w:val="17"/>
+                <w:szCs w:val="17"/>
+                <w:shd w:fill="EEF1F0" w:color="auto" w:val="clear"/>
+              </w:rPr>
+              <w:t xml:space="preserve">M0872</w:t>
+            </w:r>
+            <w:r>
+              <w:rPr>
+                <w:rFonts w:ascii="Malgun Gothic" w:cs="Malgun Gothic" w:eastAsia="맑은 고딕" w:hAnsi="Malgun Gothic"/>
+                <w:color w:val="1A222C"/>
+                <w:sz w:val="19"/>
+                <w:szCs w:val="19"/>
+              </w:rPr>
+              <w:t xml:space="preserve"> </w:t>
+            </w:r>
+            <w:r>
+              <w:rPr>
+                <w:rFonts w:ascii="Consolas" w:cs="Consolas" w:eastAsia="맑은 고딕" w:hAnsi="Consolas"/>
+                <w:color w:val="1A222C"/>
+                <w:sz w:val="17"/>
+                <w:szCs w:val="17"/>
+                <w:shd w:fill="EEF1F0" w:color="auto" w:val="clear"/>
+              </w:rPr>
+              <w:t xml:space="preserve">M0892</w:t>
+            </w:r>
+            <w:r>
+              <w:rPr>
+                <w:rFonts w:ascii="Malgun Gothic" w:cs="Malgun Gothic" w:eastAsia="맑은 고딕" w:hAnsi="Malgun Gothic"/>
+                <w:color w:val="1A222C"/>
+                <w:sz w:val="19"/>
+                <w:szCs w:val="19"/>
+              </w:rPr>
+              <w:t xml:space="preserve"> · C/V#4·6·8·10</w:t>
+            </w:r>
+          </w:p>
+        </w:tc>
+      </w:tr>
+      <w:tr>
+        <w:trPr>
+          <w:tblHeader w:val="false"/>
+        </w:trPr>
+        <w:tc>
+          <w:tcPr>
+            <w:tcW w:type="dxa" w:w="2300"/>
+            <w:tcBorders>
+              <w:top w:val="single" w:color="D3D9D8" w:sz="4"/>
+              <w:left w:val="none" w:color="FFFFFF" w:sz="0"/>
+              <w:bottom w:val="single" w:color="D3D9D8" w:sz="4"/>
+              <w:right w:val="none" w:color="FFFFFF" w:sz="0"/>
+            </w:tcBorders>
+            <w:tcMar>
+              <w:top w:type="dxa" w:w="60"/>
+              <w:left w:type="dxa" w:w="100"/>
+              <w:bottom w:type="dxa" w:w="60"/>
+              <w:right w:type="dxa" w:w="100"/>
+            </w:tcMar>
+          </w:tcPr>
+          <w:p>
+            <w:pPr>
+              <w:spacing w:after="0" w:before="0" w:line="276"/>
+            </w:pPr>
+            <w:r>
+              <w:rPr>
+                <w:rFonts w:ascii="Malgun Gothic" w:cs="Malgun Gothic" w:eastAsia="맑은 고딕" w:hAnsi="Malgun Gothic"/>
+                <w:color w:val="1A222C"/>
+                <w:sz w:val="19"/>
+                <w:szCs w:val="19"/>
+              </w:rPr>
+              <w:t xml:space="preserve">출고 트래킹 순서</w:t>
+            </w:r>
+          </w:p>
+        </w:tc>
+        <w:tc>
+          <w:tcPr>
+            <w:tcW w:type="dxa" w:w="3500"/>
+            <w:tcBorders>
+              <w:top w:val="single" w:color="D3D9D8" w:sz="4"/>
+              <w:left w:val="none" w:color="FFFFFF" w:sz="0"/>
+              <w:bottom w:val="single" w:color="D3D9D8" w:sz="4"/>
+              <w:right w:val="none" w:color="FFFFFF" w:sz="0"/>
+            </w:tcBorders>
+            <w:tcMar>
+              <w:top w:type="dxa" w:w="60"/>
+              <w:left w:type="dxa" w:w="100"/>
+              <w:bottom w:type="dxa" w:w="60"/>
+              <w:right w:type="dxa" w:w="100"/>
+            </w:tcMar>
+          </w:tcPr>
+          <w:p>
+            <w:pPr>
+              <w:spacing w:after="0" w:before="0" w:line="276"/>
+            </w:pPr>
+            <w:r>
+              <w:rPr>
+                <w:rFonts w:ascii="Malgun Gothic" w:cs="Malgun Gothic" w:eastAsia="맑은 고딕" w:hAnsi="Malgun Gothic"/>
+                <w:color w:val="1A222C"/>
+                <w:sz w:val="19"/>
+                <w:szCs w:val="19"/>
+              </w:rPr>
+              <w:t xml:space="preserve">시작 </w:t>
+            </w:r>
+            <w:r>
+              <w:rPr>
+                <w:rFonts w:ascii="Consolas" w:cs="Consolas" w:eastAsia="맑은 고딕" w:hAnsi="Consolas"/>
+                <w:color w:val="1A222C"/>
+                <w:sz w:val="17"/>
+                <w:szCs w:val="17"/>
+                <w:shd w:fill="EEF1F0" w:color="auto" w:val="clear"/>
+              </w:rPr>
+              <w:t xml:space="preserve">R0020~21</w:t>
+            </w:r>
+            <w:r>
+              <w:rPr>
+                <w:rFonts w:ascii="Malgun Gothic" w:cs="Malgun Gothic" w:eastAsia="맑은 고딕" w:hAnsi="Malgun Gothic"/>
+                <w:color w:val="1A222C"/>
+                <w:sz w:val="19"/>
+                <w:szCs w:val="19"/>
+              </w:rPr>
+              <w:t xml:space="preserve"> → 이동 </w:t>
+            </w:r>
+            <w:r>
+              <w:rPr>
+                <w:rFonts w:ascii="Consolas" w:cs="Consolas" w:eastAsia="맑은 고딕" w:hAnsi="Consolas"/>
+                <w:color w:val="1A222C"/>
+                <w:sz w:val="17"/>
+                <w:szCs w:val="17"/>
+                <w:shd w:fill="EEF1F0" w:color="auto" w:val="clear"/>
+              </w:rPr>
+              <w:t xml:space="preserve">R0022~23</w:t>
+            </w:r>
+          </w:p>
+        </w:tc>
+        <w:tc>
+          <w:tcPr>
+            <w:tcW w:type="dxa" w:w="4106"/>
+            <w:tcBorders>
+              <w:top w:val="single" w:color="D3D9D8" w:sz="4"/>
+              <w:left w:val="none" w:color="FFFFFF" w:sz="0"/>
+              <w:bottom w:val="single" w:color="D3D9D8" w:sz="4"/>
+              <w:right w:val="none" w:color="FFFFFF" w:sz="0"/>
+            </w:tcBorders>
+            <w:tcMar>
+              <w:top w:type="dxa" w:w="60"/>
+              <w:left w:type="dxa" w:w="100"/>
+              <w:bottom w:type="dxa" w:w="60"/>
+              <w:right w:type="dxa" w:w="100"/>
+            </w:tcMar>
+          </w:tcPr>
+          <w:p>
+            <w:pPr>
+              <w:spacing w:after="0" w:before="0" w:line="276"/>
+            </w:pPr>
+            <w:r>
+              <w:rPr>
+                <w:rFonts w:ascii="Malgun Gothic" w:cs="Malgun Gothic" w:eastAsia="맑은 고딕" w:hAnsi="Malgun Gothic"/>
+                <w:color w:val="1A222C"/>
+                <w:sz w:val="19"/>
+                <w:szCs w:val="19"/>
+              </w:rPr>
+              <w:t xml:space="preserve">시작 </w:t>
+            </w:r>
+            <w:r>
+              <w:rPr>
+                <w:rFonts w:ascii="Consolas" w:cs="Consolas" w:eastAsia="맑은 고딕" w:hAnsi="Consolas"/>
+                <w:color w:val="1A222C"/>
+                <w:sz w:val="17"/>
+                <w:szCs w:val="17"/>
+                <w:shd w:fill="EEF1F0" w:color="auto" w:val="clear"/>
+              </w:rPr>
+              <w:t xml:space="preserve">R0022~23</w:t>
+            </w:r>
+            <w:r>
+              <w:rPr>
+                <w:rFonts w:ascii="Malgun Gothic" w:cs="Malgun Gothic" w:eastAsia="맑은 고딕" w:hAnsi="Malgun Gothic"/>
+                <w:color w:val="1A222C"/>
+                <w:sz w:val="19"/>
+                <w:szCs w:val="19"/>
+              </w:rPr>
+              <w:t xml:space="preserve"> → 이동 </w:t>
+            </w:r>
+            <w:r>
+              <w:rPr>
+                <w:rFonts w:ascii="Consolas" w:cs="Consolas" w:eastAsia="맑은 고딕" w:hAnsi="Consolas"/>
+                <w:color w:val="1A222C"/>
+                <w:sz w:val="17"/>
+                <w:szCs w:val="17"/>
+                <w:shd w:fill="EEF1F0" w:color="auto" w:val="clear"/>
+              </w:rPr>
+              <w:t xml:space="preserve">R0020~21</w:t>
+            </w:r>
+            <w:r>
+              <w:rPr>
+                <w:rFonts w:ascii="Malgun Gothic" w:cs="Malgun Gothic" w:eastAsia="맑은 고딕" w:hAnsi="Malgun Gothic"/>
+                <w:color w:val="1A222C"/>
+                <w:sz w:val="19"/>
+                <w:szCs w:val="19"/>
+              </w:rPr>
+              <w:t xml:space="preserve"> · C/V#5·7·9 같은 식</w:t>
+            </w:r>
+          </w:p>
+        </w:tc>
+      </w:tr>
+      <w:tr>
+        <w:trPr>
+          <w:tblHeader w:val="false"/>
+        </w:trPr>
+        <w:tc>
+          <w:tcPr>
+            <w:tcW w:type="dxa" w:w="2300"/>
+            <w:tcBorders>
+              <w:top w:val="single" w:color="D3D9D8" w:sz="4"/>
+              <w:left w:val="none" w:color="FFFFFF" w:sz="0"/>
+              <w:bottom w:val="single" w:color="D3D9D8" w:sz="4"/>
+              <w:right w:val="none" w:color="FFFFFF" w:sz="0"/>
+            </w:tcBorders>
+            <w:tcMar>
+              <w:top w:type="dxa" w:w="60"/>
+              <w:left w:type="dxa" w:w="100"/>
+              <w:bottom w:type="dxa" w:w="60"/>
+              <w:right w:type="dxa" w:w="100"/>
+            </w:tcMar>
+          </w:tcPr>
+          <w:p>
+            <w:pPr>
+              <w:spacing w:after="0" w:before="0" w:line="276"/>
+            </w:pPr>
+            <w:r>
+              <w:rPr>
+                <w:rFonts w:ascii="Malgun Gothic" w:cs="Malgun Gothic" w:eastAsia="맑은 고딕" w:hAnsi="Malgun Gothic"/>
+                <w:color w:val="1A222C"/>
+                <w:sz w:val="19"/>
+                <w:szCs w:val="19"/>
+              </w:rPr>
+              <w:t xml:space="preserve">방향 확인</w:t>
+            </w:r>
+          </w:p>
+        </w:tc>
+        <w:tc>
+          <w:tcPr>
+            <w:tcW w:type="dxa" w:w="3500"/>
+            <w:tcBorders>
+              <w:top w:val="single" w:color="D3D9D8" w:sz="4"/>
+              <w:left w:val="none" w:color="FFFFFF" w:sz="0"/>
+              <w:bottom w:val="single" w:color="D3D9D8" w:sz="4"/>
+              <w:right w:val="none" w:color="FFFFFF" w:sz="0"/>
+            </w:tcBorders>
+            <w:tcMar>
+              <w:top w:type="dxa" w:w="60"/>
+              <w:left w:type="dxa" w:w="100"/>
+              <w:bottom w:type="dxa" w:w="60"/>
+              <w:right w:type="dxa" w:w="100"/>
+            </w:tcMar>
+          </w:tcPr>
+          <w:p>
+            <w:pPr>
+              <w:spacing w:after="0" w:before="0" w:line="276"/>
+            </w:pPr>
+            <w:r>
+              <w:rPr>
+                <w:rFonts w:ascii="Consolas" w:cs="Consolas" w:eastAsia="맑은 고딕" w:hAnsi="Consolas"/>
+                <w:color w:val="1A222C"/>
+                <w:sz w:val="17"/>
+                <w:szCs w:val="17"/>
+                <w:shd w:fill="EEF1F0" w:color="auto" w:val="clear"/>
+              </w:rPr>
+              <w:t xml:space="preserve">M0249</w:t>
+            </w:r>
+            <w:r>
+              <w:rPr>
+                <w:rFonts w:ascii="Malgun Gothic" w:cs="Malgun Gothic" w:eastAsia="맑은 고딕" w:hAnsi="Malgun Gothic"/>
+                <w:color w:val="1A222C"/>
+                <w:sz w:val="19"/>
+                <w:szCs w:val="19"/>
+              </w:rPr>
+              <w:t xml:space="preserve"> </w:t>
+            </w:r>
+            <w:r>
+              <w:rPr>
+                <w:rFonts w:ascii="Consolas" w:cs="Consolas" w:eastAsia="맑은 고딕" w:hAnsi="Consolas"/>
+                <w:color w:val="1A222C"/>
+                <w:sz w:val="17"/>
+                <w:szCs w:val="17"/>
+                <w:shd w:fill="EEF1F0" w:color="auto" w:val="clear"/>
+              </w:rPr>
+              <w:t xml:space="preserve">M0189</w:t>
+            </w:r>
+            <w:r>
+              <w:rPr>
+                <w:rFonts w:ascii="Malgun Gothic" w:cs="Malgun Gothic" w:eastAsia="맑은 고딕" w:hAnsi="Malgun Gothic"/>
+                <w:color w:val="1A222C"/>
+                <w:sz w:val="19"/>
+                <w:szCs w:val="19"/>
+              </w:rPr>
+              <w:t xml:space="preserve"> 비트</w:t>
+            </w:r>
+          </w:p>
+        </w:tc>
+        <w:tc>
+          <w:tcPr>
+            <w:tcW w:type="dxa" w:w="4106"/>
+            <w:tcBorders>
+              <w:top w:val="single" w:color="D3D9D8" w:sz="4"/>
+              <w:left w:val="none" w:color="FFFFFF" w:sz="0"/>
+              <w:bottom w:val="single" w:color="D3D9D8" w:sz="4"/>
+              <w:right w:val="none" w:color="FFFFFF" w:sz="0"/>
+            </w:tcBorders>
+            <w:tcMar>
+              <w:top w:type="dxa" w:w="60"/>
+              <w:left w:type="dxa" w:w="100"/>
+              <w:bottom w:type="dxa" w:w="60"/>
+              <w:right w:type="dxa" w:w="100"/>
+            </w:tcMar>
+          </w:tcPr>
+          <w:p>
+            <w:pPr>
+              <w:spacing w:after="0" w:before="0" w:line="276"/>
+            </w:pPr>
+            <w:r>
+              <w:rPr>
+                <w:rFonts w:ascii="Consolas" w:cs="Consolas" w:eastAsia="맑은 고딕" w:hAnsi="Consolas"/>
+                <w:color w:val="1A222C"/>
+                <w:sz w:val="17"/>
+                <w:szCs w:val="17"/>
+                <w:shd w:fill="EEF1F0" w:color="auto" w:val="clear"/>
+              </w:rPr>
+              <w:t xml:space="preserve">D0302~D0309</w:t>
+            </w:r>
+            <w:r>
+              <w:rPr>
+                <w:rFonts w:ascii="Malgun Gothic" w:cs="Malgun Gothic" w:eastAsia="맑은 고딕" w:hAnsi="Malgun Gothic"/>
+                <w:color w:val="1A222C"/>
+                <w:sz w:val="19"/>
+                <w:szCs w:val="19"/>
+              </w:rPr>
+              <w:t xml:space="preserve"> 워드</w:t>
+            </w:r>
+          </w:p>
+        </w:tc>
+      </w:tr>
+    </w:tbl>
+    <w:p>
+      <w:pPr>
         <w:pStyle w:val="Heading2"/>
         <w:keepNext/>
         <w:spacing w:after="60" w:before="200"/>
@@ -3586,7 +5743,7 @@
           <w:sz w:val="16"/>
           <w:szCs w:val="16"/>
         </w:rPr>
-        <w:t xml:space="preserve">2026-09-12 17:22 작성 · 원본 docs\현장점검_20260912.md</w:t>
+        <w:t xml:space="preserve">2026-09-12 작성 · 09-13 1호기 근거·조사본 오기 보완 · 원본 docs\현장점검_20260915.md</w:t>
       </w:r>
     </w:p>
     <w:sectPr>

--- a/docs/현장점검_20260915.docx
+++ b/docs/현장점검_20260915.docx
@@ -279,7 +279,7 @@
                 <w:sz w:val="19"/>
                 <w:szCs w:val="19"/>
               </w:rPr>
-              <w:t xml:space="preserve"> 09-12 17:06 · </w:t>
+              <w:t xml:space="preserve"> 09-14 06:05 · </w:t>
             </w:r>
             <w:r>
               <w:rPr>
@@ -298,7 +298,7 @@
                 <w:sz w:val="19"/>
                 <w:szCs w:val="19"/>
               </w:rPr>
-              <w:t xml:space="preserve"> 22:11 · </w:t>
+              <w:t xml:space="preserve"> 09-14 · </w:t>
             </w:r>
             <w:r>
               <w:rPr>
@@ -652,6 +652,25 @@
           <w:shd w:fill="EEF1F0" w:color="auto" w:val="clear"/>
         </w:rPr>
         <w:t xml:space="preserve">CV_GLOBAL_ALARM</w:t>
+      </w:r>
+      <w:r>
+        <w:rPr>
+          <w:rFonts w:ascii="Malgun Gothic" w:cs="Malgun Gothic" w:eastAsia="맑은 고딕" w:hAnsi="Malgun Gothic"/>
+          <w:color w:val="1A222C"/>
+          <w:sz w:val="19"/>
+          <w:szCs w:val="19"/>
+        </w:rPr>
+        <w:t xml:space="preserve">, </w:t>
+      </w:r>
+      <w:r>
+        <w:rPr>
+          <w:rFonts w:ascii="Consolas" w:cs="Consolas" w:eastAsia="맑은 고딕" w:hAnsi="Consolas"/>
+          <w:color w:val="1A222C"/>
+          <w:sz w:val="17"/>
+          <w:szCs w:val="17"/>
+          <w:shd w:fill="EEF1F0" w:color="auto" w:val="clear"/>
+        </w:rPr>
+        <w:t xml:space="preserve">BIT_WRITE</w:t>
       </w:r>
       <w:r>
         <w:rPr>
@@ -3249,6 +3268,36 @@
       <w:r>
         <w:rPr>
           <w:rFonts w:ascii="Malgun Gothic" w:cs="Malgun Gothic" w:eastAsia="맑은 고딕" w:hAnsi="Malgun Gothic"/>
+          <w:b/>
+          <w:bCs/>
+          <w:color w:val="1A222C"/>
+          <w:sz w:val="19"/>
+          <w:szCs w:val="19"/>
+        </w:rPr>
+        <w:t xml:space="preserve">09-14 배포본부터 비트 쓰기를 구 ECS와 같은 단일 비트 쓰기(`%MX`)로 바꿨다.</w:t>
+      </w:r>
+      <w:r>
+        <w:rPr>
+          <w:rFonts w:ascii="Malgun Gothic" w:cs="Malgun Gothic" w:eastAsia="맑은 고딕" w:hAnsi="Malgun Gothic"/>
+          <w:color w:val="1A222C"/>
+          <w:sz w:val="19"/>
+          <w:szCs w:val="19"/>
+        </w:rPr>
+        <w:t xml:space="preserve"> PLC가 그 비트 하나만 바꾸므로 같은 워드를 여러 곳이 써도 서로 지우지 않는다. 시뮬 체인에서 Ack · 이송지시가 새 방식으로 정상 동작했다.</w:t>
+      </w:r>
+    </w:p>
+    <w:p>
+      <w:pPr>
+        <w:pStyle w:val="ListParagraph"/>
+        <w:numPr>
+          <w:ilvl w:val="0"/>
+          <w:numId w:val="3"/>
+        </w:numPr>
+        <w:spacing w:after="20" w:before="20" w:line="276"/>
+      </w:pPr>
+      <w:r>
+        <w:rPr>
+          <w:rFonts w:ascii="Malgun Gothic" w:cs="Malgun Gothic" w:eastAsia="맑은 고딕" w:hAnsi="Malgun Gothic"/>
           <w:color w:val="1A222C"/>
           <w:sz w:val="19"/>
           <w:szCs w:val="19"/>
@@ -5729,21 +5778,40 @@
           <w:sz w:val="16"/>
           <w:szCs w:val="16"/>
         </w:rPr>
-        <w:t xml:space="preserve"> 옛 알람 처리로 복귀</w:t>
-      </w:r>
-    </w:p>
-    <w:p>
-      <w:pPr>
-        <w:spacing w:after="0" w:before="20" w:line="276"/>
-      </w:pPr>
-      <w:r>
-        <w:rPr>
-          <w:rFonts w:ascii="Malgun Gothic" w:cs="Malgun Gothic" w:eastAsia="맑은 고딕" w:hAnsi="Malgun Gothic"/>
+        <w:t xml:space="preserve"> 옛 알람 처리로 복귀 · </w:t>
+      </w:r>
+      <w:r>
+        <w:rPr>
+          <w:rFonts w:ascii="Consolas" w:cs="Consolas" w:eastAsia="맑은 고딕" w:hAnsi="Consolas"/>
           <w:color w:val="5D6873"/>
           <w:sz w:val="16"/>
           <w:szCs w:val="16"/>
-        </w:rPr>
-        <w:t xml:space="preserve">2026-09-12 작성 · 09-13 1호기 근거·조사본 오기 보완 · 원본 docs\현장점검_20260915.md</w:t>
+          <w:shd w:fill="EEF1F0" w:color="auto" w:val="clear"/>
+        </w:rPr>
+        <w:t xml:space="preserve">BIT_WRITE=0</w:t>
+      </w:r>
+      <w:r>
+        <w:rPr>
+          <w:rFonts w:ascii="Malgun Gothic" w:cs="Malgun Gothic" w:eastAsia="맑은 고딕" w:hAnsi="Malgun Gothic"/>
+          <w:color w:val="5D6873"/>
+          <w:sz w:val="16"/>
+          <w:szCs w:val="16"/>
+        </w:rPr>
+        <w:t xml:space="preserve"> 옛 워드 쓰기로 복귀</w:t>
+      </w:r>
+    </w:p>
+    <w:p>
+      <w:pPr>
+        <w:spacing w:after="0" w:before="20" w:line="276"/>
+      </w:pPr>
+      <w:r>
+        <w:rPr>
+          <w:rFonts w:ascii="Malgun Gothic" w:cs="Malgun Gothic" w:eastAsia="맑은 고딕" w:hAnsi="Malgun Gothic"/>
+          <w:color w:val="5D6873"/>
+          <w:sz w:val="16"/>
+          <w:szCs w:val="16"/>
+        </w:rPr>
+        <w:t xml:space="preserve">2026-09-12 작성 · 09-13 1호기 근거·조사본 오기 보완 · 09-14 단일 비트 쓰기 반영 · 원본 docs\현장점검_20260915.md</w:t>
       </w:r>
     </w:p>
     <w:sectPr>

--- a/docs/현장점검_20260915.docx
+++ b/docs/현장점검_20260915.docx
@@ -145,7 +145,7 @@
                 <w:sz w:val="19"/>
                 <w:szCs w:val="19"/>
               </w:rPr>
-              <w:t xml:space="preserve"> 09-12 17:18 (+ </w:t>
+              <w:t xml:space="preserve"> 09-14 16:34 (+ </w:t>
             </w:r>
             <w:r>
               <w:rPr>
@@ -5811,7 +5811,7 @@
           <w:sz w:val="16"/>
           <w:szCs w:val="16"/>
         </w:rPr>
-        <w:t xml:space="preserve">2026-09-12 작성 · 09-13 1호기 근거·조사본 오기 보완 · 09-14 단일 비트 쓰기 반영 · 원본 docs\현장점검_20260915.md</w:t>
+        <w:t xml:space="preserve">2026-09-12 작성 · 09-13 1호기 근거·조사본 오기 보완 · 09-14 단일 비트 쓰기 반영 · 09-14 화면 그리기 개선 Client 반영 · 원본 docs\현장점검_20260915.md</w:t>
       </w:r>
     </w:p>
     <w:sectPr>

--- a/docs/현장점검_20260915.docx
+++ b/docs/현장점검_20260915.docx
@@ -145,7 +145,7 @@
                 <w:sz w:val="19"/>
                 <w:szCs w:val="19"/>
               </w:rPr>
-              <w:t xml:space="preserve"> 09-14 16:34 (+ </w:t>
+              <w:t xml:space="preserve"> 09-14 18:06 (+ </w:t>
             </w:r>
             <w:r>
               <w:rPr>
@@ -5797,21 +5797,40 @@
           <w:sz w:val="16"/>
           <w:szCs w:val="16"/>
         </w:rPr>
-        <w:t xml:space="preserve"> 옛 워드 쓰기로 복귀</w:t>
-      </w:r>
-    </w:p>
-    <w:p>
-      <w:pPr>
-        <w:spacing w:after="0" w:before="20" w:line="276"/>
-      </w:pPr>
-      <w:r>
-        <w:rPr>
-          <w:rFonts w:ascii="Malgun Gothic" w:cs="Malgun Gothic" w:eastAsia="맑은 고딕" w:hAnsi="Malgun Gothic"/>
+        <w:t xml:space="preserve"> 옛 워드 쓰기로 복귀 · </w:t>
+      </w:r>
+      <w:r>
+        <w:rPr>
+          <w:rFonts w:ascii="Consolas" w:cs="Consolas" w:eastAsia="맑은 고딕" w:hAnsi="Consolas"/>
           <w:color w:val="5D6873"/>
           <w:sz w:val="16"/>
           <w:szCs w:val="16"/>
-        </w:rPr>
-        <w:t xml:space="preserve">2026-09-12 작성 · 09-13 1호기 근거·조사본 오기 보완 · 09-14 단일 비트 쓰기 반영 · 09-14 화면 그리기 개선 Client 반영 · 원본 docs\현장점검_20260915.md</w:t>
+          <w:shd w:fill="EEF1F0" w:color="auto" w:val="clear"/>
+        </w:rPr>
+        <w:t xml:space="preserve">VEH_CLEAR_MODE=2</w:t>
+      </w:r>
+      <w:r>
+        <w:rPr>
+          <w:rFonts w:ascii="Malgun Gothic" w:cs="Malgun Gothic" w:eastAsia="맑은 고딕" w:hAnsi="Malgun Gothic"/>
+          <w:color w:val="5D6873"/>
+          <w:sz w:val="16"/>
+          <w:szCs w:val="16"/>
+        </w:rPr>
+        <w:t xml:space="preserve"> 크레인·RTV 적재 비트가 안 올 때 H/S 기록 시점에 색 지움</w:t>
+      </w:r>
+    </w:p>
+    <w:p>
+      <w:pPr>
+        <w:spacing w:after="0" w:before="20" w:line="276"/>
+      </w:pPr>
+      <w:r>
+        <w:rPr>
+          <w:rFonts w:ascii="Malgun Gothic" w:cs="Malgun Gothic" w:eastAsia="맑은 고딕" w:hAnsi="Malgun Gothic"/>
+          <w:color w:val="5D6873"/>
+          <w:sz w:val="16"/>
+          <w:szCs w:val="16"/>
+        </w:rPr>
+        <w:t xml:space="preserve">2026-09-12 작성 · 09-13 1호기 근거·조사본 오기 보완 · 09-14 단일 비트 쓰기 반영 · 09-14 화면 그리기 개선 · 크레인·RTV 색 지우는 시점(VEH_CLEAR_MODE) Client 반영 · 원본 docs\현장점검_20260915.md</w:t>
       </w:r>
     </w:p>
     <w:sectPr>

--- a/docs/현장점검_20260915.docx
+++ b/docs/현장점검_20260915.docx
@@ -145,7 +145,7 @@
                 <w:sz w:val="19"/>
                 <w:szCs w:val="19"/>
               </w:rPr>
-              <w:t xml:space="preserve"> 09-14 18:06 (+ </w:t>
+              <w:t xml:space="preserve"> 09-14 20:44 (+ </w:t>
             </w:r>
             <w:r>
               <w:rPr>
@@ -671,6 +671,25 @@
           <w:shd w:fill="EEF1F0" w:color="auto" w:val="clear"/>
         </w:rPr>
         <w:t xml:space="preserve">BIT_WRITE</w:t>
+      </w:r>
+      <w:r>
+        <w:rPr>
+          <w:rFonts w:ascii="Malgun Gothic" w:cs="Malgun Gothic" w:eastAsia="맑은 고딕" w:hAnsi="Malgun Gothic"/>
+          <w:color w:val="1A222C"/>
+          <w:sz w:val="19"/>
+          <w:szCs w:val="19"/>
+        </w:rPr>
+        <w:t xml:space="preserve">, </w:t>
+      </w:r>
+      <w:r>
+        <w:rPr>
+          <w:rFonts w:ascii="Consolas" w:cs="Consolas" w:eastAsia="맑은 고딕" w:hAnsi="Consolas"/>
+          <w:color w:val="1A222C"/>
+          <w:sz w:val="17"/>
+          <w:szCs w:val="17"/>
+          <w:shd w:fill="EEF1F0" w:color="auto" w:val="clear"/>
+        </w:rPr>
+        <w:t xml:space="preserve">VEH_CLEAR_MODE</w:t>
       </w:r>
       <w:r>
         <w:rPr>
@@ -5807,7 +5826,7 @@
           <w:szCs w:val="16"/>
           <w:shd w:fill="EEF1F0" w:color="auto" w:val="clear"/>
         </w:rPr>
-        <w:t xml:space="preserve">VEH_CLEAR_MODE=2</w:t>
+        <w:t xml:space="preserve">VEH_CLEAR_MODE=3</w:t>
       </w:r>
       <w:r>
         <w:rPr>
@@ -5816,7 +5835,7 @@
           <w:sz w:val="16"/>
           <w:szCs w:val="16"/>
         </w:rPr>
-        <w:t xml:space="preserve"> 크레인·RTV 적재 비트가 안 올 때 H/S 기록 시점에 색 지움</w:t>
+        <w:t xml:space="preserve"> 크레인·RTV 적재 비트가 안 올 때(색은 종전대로 뜨고, 화물이 새 트랙에 기록되면 지움)</w:t>
       </w:r>
     </w:p>
     <w:p>

--- a/docs/현장점검_20260915.docx
+++ b/docs/현장점검_20260915.docx
@@ -145,7 +145,7 @@
                 <w:sz w:val="19"/>
                 <w:szCs w:val="19"/>
               </w:rPr>
-              <w:t xml:space="preserve"> 09-14 20:44 (+ </w:t>
+              <w:t xml:space="preserve"> 09-15 03:35 (+ </w:t>
             </w:r>
             <w:r>
               <w:rPr>
@@ -5826,7 +5826,7 @@
           <w:szCs w:val="16"/>
           <w:shd w:fill="EEF1F0" w:color="auto" w:val="clear"/>
         </w:rPr>
-        <w:t xml:space="preserve">VEH_CLEAR_MODE=3</w:t>
+        <w:t xml:space="preserve">VEH_CLEAR_MODE</w:t>
       </w:r>
       <w:r>
         <w:rPr>
@@ -5835,7 +5835,7 @@
           <w:sz w:val="16"/>
           <w:szCs w:val="16"/>
         </w:rPr>
-        <w:t xml:space="preserve"> 크레인·RTV 적재 비트가 안 올 때(색은 종전대로 뜨고, 화물이 새 트랙에 기록되면 지움)</w:t>
+        <w:t xml:space="preserve"> 크레인·RTV 색 지우는 시점(기본 3 = 색은 종전대로 뜨고 화물이 새 트랙에 기록되면 지움, 1 = 적재 비트, 0 = 종전)</w:t>
       </w:r>
     </w:p>
     <w:p>

--- a/docs/현장점검_20260915.docx
+++ b/docs/현장점검_20260915.docx
@@ -2125,7 +2125,7 @@
                 <w:szCs w:val="15"/>
                 <w:shd w:fill="EEF1F0" w:color="auto" w:val="clear"/>
               </w:rPr>
-              <w:t xml:space="preserve">SELECT ins_dt, log_kor FROM wcs_log_pgr</w:t>
+              <w:t xml:space="preserve">SELECT ins_dt, pgr_nm, log_kor FROM wcs_log_pgr</w:t>
             </w:r>
           </w:p>
           <w:p>
@@ -2170,7 +2170,7 @@
                 <w:szCs w:val="15"/>
                 <w:shd w:fill="EEF1F0" w:color="auto" w:val="clear"/>
               </w:rPr>
-              <w:t xml:space="preserve">     OR log_kor LIKE '%방향지시%'</w:t>
+              <w:t xml:space="preserve">     OR (log_kor LIKE '%방향지시%' AND log_kor LIKE '%[[]10[34]]%')</w:t>
             </w:r>
           </w:p>
           <w:p>
@@ -2185,7 +2185,21 @@
                 <w:szCs w:val="15"/>
                 <w:shd w:fill="EEF1F0" w:color="auto" w:val="clear"/>
               </w:rPr>
-              <w:t xml:space="preserve">     OR log_kor LIKE '%Load Complete #2%')</w:t>
+              <w:t xml:space="preserve">     OR log_kor LIKE '%→ %MX129[6-9]%' OR log_kor LIKE '%→ %MX130_%' OR log_kor LIKE '%→ %MX131[01]%')</w:t>
+            </w:r>
+          </w:p>
+          <w:p>
+            <w:pPr>
+              <w:spacing w:after="0" w:before="20" w:line="276"/>
+            </w:pPr>
+            <w:r>
+              <w:rPr>
+                <w:rFonts w:ascii="Malgun Gothic" w:cs="Malgun Gothic" w:eastAsia="맑은 고딕" w:hAnsi="Malgun Gothic"/>
+                <w:color w:val="5D6873"/>
+                <w:sz w:val="15"/>
+                <w:szCs w:val="15"/>
+              </w:rPr>
+              <w:t xml:space="preserve">'%Load Complete #2%' 로 걸면 모든 C/V 의 2번 신호가 잡혀 다른 컨베이어 줄이 쏟아진다. C/V#2 는 Ack 비트 %MX1296~1311, 방향은 트랙 103/104 로 거른다.</w:t>
             </w:r>
           </w:p>
           <w:p>

--- a/docs/현장점검_20260915.docx
+++ b/docs/현장점검_20260915.docx
@@ -3317,6 +3317,36 @@
           <w:szCs w:val="19"/>
         </w:rPr>
         <w:t xml:space="preserve"> PLC가 그 비트 하나만 바꾸므로 같은 워드를 여러 곳이 써도 서로 지우지 않는다. 시뮬 체인에서 Ack · 이송지시가 새 방식으로 정상 동작했다.</w:t>
+      </w:r>
+    </w:p>
+    <w:p>
+      <w:pPr>
+        <w:pStyle w:val="ListParagraph"/>
+        <w:numPr>
+          <w:ilvl w:val="0"/>
+          <w:numId w:val="3"/>
+        </w:numPr>
+        <w:spacing w:after="20" w:before="20" w:line="276"/>
+      </w:pPr>
+      <w:r>
+        <w:rPr>
+          <w:rFonts w:ascii="Malgun Gothic" w:cs="Malgun Gothic" w:eastAsia="맑은 고딕" w:hAnsi="Malgun Gothic"/>
+          <w:b/>
+          <w:bCs/>
+          <w:color w:val="1A222C"/>
+          <w:sz w:val="19"/>
+          <w:szCs w:val="19"/>
+        </w:rPr>
+        <w:t xml:space="preserve">문서와 구 ECS 는 잘못이 없다.</w:t>
+      </w:r>
+      <w:r>
+        <w:rPr>
+          <w:rFonts w:ascii="Malgun Gothic" w:cs="Malgun Gothic" w:eastAsia="맑은 고딕" w:hAnsi="Malgun Gothic"/>
+          <w:color w:val="1A222C"/>
+          <w:sz w:val="19"/>
+          <w:szCs w:val="19"/>
+        </w:rPr>
+        <w:t xml:space="preserve"> 한 워드에 이송지시·적재 Ack·하역 Ack·알람발생 Ack·알람해제 Ack 가 같이 있는 것은 5대 모두 같은 설계다(메모리 맵 = 구 ECS 관측표 1호기 B0603, 2호기 B0613, 3호기 B0623 …). 구 ECS 는 단일 비트 쓰기라 같은 워드여도 서로 지우지 않았다. 1호기만 난 것은 새 WCS 가 시나리오 7장(1호기 주소로 그린 알람 예)을 “전 설비 공통 알람” 고정 주소 루틴으로 넣어, 1호기 워드만 두 스레드가 워드 단위로 되썼기 때문이다. 두 가지 모두 09-14 배포본에서 고쳤다(루틴 끔 + 단일 비트 쓰기).</w:t>
       </w:r>
     </w:p>
     <w:p>

--- a/docs/현장점검_20260915.docx
+++ b/docs/현장점검_20260915.docx
@@ -145,7 +145,7 @@
                 <w:sz w:val="19"/>
                 <w:szCs w:val="19"/>
               </w:rPr>
-              <w:t xml:space="preserve"> 09-15 03:35 (+ </w:t>
+              <w:t xml:space="preserve"> 09-15 14:56 (+ </w:t>
             </w:r>
             <w:r>
               <w:rPr>
@@ -3500,6 +3500,74 @@
           <w:szCs w:val="24"/>
         </w:rPr>
         <w:t xml:space="preserve">4. 크레인 상태창 — 서버, 그다음 키오스크   (각 3분)</w:t>
+      </w:r>
+    </w:p>
+    <w:p>
+      <w:pPr>
+        <w:pStyle w:val="ListParagraph"/>
+        <w:numPr>
+          <w:ilvl w:val="0"/>
+          <w:numId w:val="3"/>
+        </w:numPr>
+        <w:spacing w:after="20" w:before="20" w:line="276"/>
+      </w:pPr>
+      <w:r>
+        <w:rPr>
+          <w:rFonts w:ascii="Malgun Gothic" w:cs="Malgun Gothic" w:eastAsia="맑은 고딕" w:hAnsi="Malgun Gothic"/>
+          <w:b/>
+          <w:bCs/>
+          <w:color w:val="1A222C"/>
+          <w:sz w:val="19"/>
+          <w:szCs w:val="19"/>
+        </w:rPr>
+        <w:t xml:space="preserve">09-15 원인 확정 : 크레인 창 클래스의 확대 패널 크기 멤버가 초기화되지 않아 창이 65535x65535 로 떴다</w:t>
+      </w:r>
+      <w:r>
+        <w:rPr>
+          <w:rFonts w:ascii="Malgun Gothic" w:cs="Malgun Gothic" w:eastAsia="맑은 고딕" w:hAnsi="Malgun Gothic"/>
+          <w:color w:val="1A222C"/>
+          <w:sz w:val="19"/>
+          <w:szCs w:val="19"/>
+        </w:rPr>
+        <w:t xml:space="preserve"> (현장 로그 </w:t>
+      </w:r>
+      <w:r>
+        <w:rPr>
+          <w:rFonts w:ascii="Consolas" w:cs="Consolas" w:eastAsia="맑은 고딕" w:hAnsi="Consolas"/>
+          <w:color w:val="1A222C"/>
+          <w:sz w:val="17"/>
+          <w:szCs w:val="17"/>
+          <w:shd w:fill="EEF1F0" w:color="auto" w:val="clear"/>
+        </w:rPr>
+        <w:t xml:space="preserve">[SC] SHOW rect=(-366,76)-(65169,65611)</w:t>
+      </w:r>
+      <w:r>
+        <w:rPr>
+          <w:rFonts w:ascii="Malgun Gothic" w:cs="Malgun Gothic" w:eastAsia="맑은 고딕" w:hAnsi="Malgun Gothic"/>
+          <w:color w:val="1A222C"/>
+          <w:sz w:val="19"/>
+          <w:szCs w:val="19"/>
+        </w:rPr>
+        <w:t xml:space="preserve">). RTV·C/V 창은 09-12 에 초기화가 들어가 정상이었고, 개발 PC 는 우연히 0 이라 재현되지 않았다. 09-15 14:56 빌드 </w:t>
+      </w:r>
+      <w:r>
+        <w:rPr>
+          <w:rFonts w:ascii="Consolas" w:cs="Consolas" w:eastAsia="맑은 고딕" w:hAnsi="Consolas"/>
+          <w:color w:val="1A222C"/>
+          <w:sz w:val="17"/>
+          <w:szCs w:val="17"/>
+          <w:shd w:fill="EEF1F0" w:color="auto" w:val="clear"/>
+        </w:rPr>
+        <w:t xml:space="preserve">Ecs.exe</w:t>
+      </w:r>
+      <w:r>
+        <w:rPr>
+          <w:rFonts w:ascii="Malgun Gothic" w:cs="Malgun Gothic" w:eastAsia="맑은 고딕" w:hAnsi="Malgun Gothic"/>
+          <w:color w:val="1A222C"/>
+          <w:sz w:val="19"/>
+          <w:szCs w:val="19"/>
+        </w:rPr>
+        <w:t xml:space="preserve"> 에서 고쳤다. 새 판에서 크레인을 눌러 창이 제자리에 닫기 버튼과 함께 뜨면 끝이다.</w:t>
       </w:r>
     </w:p>
     <w:p>

--- a/docs/현장점검_20260915.docx
+++ b/docs/현장점검_20260915.docx
@@ -279,7 +279,7 @@
                 <w:sz w:val="19"/>
                 <w:szCs w:val="19"/>
               </w:rPr>
-              <w:t xml:space="preserve"> 09-14 06:05 · </w:t>
+              <w:t xml:space="preserve"> 09-15 15:36 · </w:t>
             </w:r>
             <w:r>
               <w:rPr>
@@ -298,7 +298,7 @@
                 <w:sz w:val="19"/>
                 <w:szCs w:val="19"/>
               </w:rPr>
-              <w:t xml:space="preserve"> 09-14 · </w:t>
+              <w:t xml:space="preserve"> 09-15 · </w:t>
             </w:r>
             <w:r>
               <w:rPr>
@@ -4692,6 +4692,131 @@
           <w:szCs w:val="19"/>
         </w:rPr>
         <w:t xml:space="preserve">(0x31)이 맞는가</w:t>
+      </w:r>
+    </w:p>
+    <w:p>
+      <w:pPr>
+        <w:pStyle w:val="ListParagraph"/>
+        <w:numPr>
+          <w:ilvl w:val="0"/>
+          <w:numId w:val="3"/>
+        </w:numPr>
+        <w:spacing w:after="20" w:before="20" w:line="276"/>
+      </w:pPr>
+      <w:r>
+        <w:rPr>
+          <w:rFonts w:ascii="Malgun Gothic" w:cs="Malgun Gothic" w:eastAsia="맑은 고딕" w:hAnsi="Malgun Gothic"/>
+          <w:b/>
+          <w:bCs/>
+          <w:color w:val="1A222C"/>
+          <w:sz w:val="19"/>
+          <w:szCs w:val="19"/>
+        </w:rPr>
+        <w:t xml:space="preserve">C/V 방향 워드 부호</w:t>
+      </w:r>
+      <w:r>
+        <w:rPr>
+          <w:rFonts w:ascii="Malgun Gothic" w:cs="Malgun Gothic" w:eastAsia="맑은 고딕" w:hAnsi="Malgun Gothic"/>
+          <w:color w:val="1A222C"/>
+          <w:sz w:val="19"/>
+          <w:szCs w:val="19"/>
+        </w:rPr>
+        <w:t xml:space="preserve"> - PLC 담당자 확인값은 입고=1/출고=0 이고 우리 기준은 입고=0/출고=1 이었다. 09-15 </w:t>
+      </w:r>
+      <w:r>
+        <w:rPr>
+          <w:rFonts w:ascii="Consolas" w:cs="Consolas" w:eastAsia="맑은 고딕" w:hAnsi="Consolas"/>
+          <w:color w:val="1A222C"/>
+          <w:sz w:val="17"/>
+          <w:szCs w:val="17"/>
+          <w:shd w:fill="EEF1F0" w:color="auto" w:val="clear"/>
+        </w:rPr>
+        <w:t xml:space="preserve">WCS_TASK_CV.exe</w:t>
+      </w:r>
+      <w:r>
+        <w:rPr>
+          <w:rFonts w:ascii="Malgun Gothic" w:cs="Malgun Gothic" w:eastAsia="맑은 고딕" w:hAnsi="Malgun Gothic"/>
+          <w:color w:val="1A222C"/>
+          <w:sz w:val="19"/>
+          <w:szCs w:val="19"/>
+        </w:rPr>
+        <w:t xml:space="preserve">(15:36) 첫 화면 셋째 줄 라디오 [C/V 방향 부호]로 바꿀 수 있다(</w:t>
+      </w:r>
+      <w:r>
+        <w:rPr>
+          <w:rFonts w:ascii="Consolas" w:cs="Consolas" w:eastAsia="맑은 고딕" w:hAnsi="Consolas"/>
+          <w:color w:val="1A222C"/>
+          <w:sz w:val="17"/>
+          <w:szCs w:val="17"/>
+          <w:shd w:fill="EEF1F0" w:color="auto" w:val="clear"/>
+        </w:rPr>
+        <w:t xml:space="preserve">WCS_DB.INI</w:t>
+      </w:r>
+      <w:r>
+        <w:rPr>
+          <w:rFonts w:ascii="Malgun Gothic" w:cs="Malgun Gothic" w:eastAsia="맑은 고딕" w:hAnsi="Malgun Gothic"/>
+          <w:color w:val="1A222C"/>
+          <w:sz w:val="19"/>
+          <w:szCs w:val="19"/>
+        </w:rPr>
+        <w:t xml:space="preserve"> [PLC] </w:t>
+      </w:r>
+      <w:r>
+        <w:rPr>
+          <w:rFonts w:ascii="Consolas" w:cs="Consolas" w:eastAsia="맑은 고딕" w:hAnsi="Consolas"/>
+          <w:color w:val="1A222C"/>
+          <w:sz w:val="17"/>
+          <w:szCs w:val="17"/>
+          <w:shd w:fill="EEF1F0" w:color="auto" w:val="clear"/>
+        </w:rPr>
+        <w:t xml:space="preserve">DIR_CODE=IN0|IN1</w:t>
+      </w:r>
+      <w:r>
+        <w:rPr>
+          <w:rFonts w:ascii="Malgun Gothic" w:cs="Malgun Gothic" w:eastAsia="맑은 고딕" w:hAnsi="Malgun Gothic"/>
+          <w:color w:val="1A222C"/>
+          <w:sz w:val="19"/>
+          <w:szCs w:val="19"/>
+        </w:rPr>
+        <w:t xml:space="preserve">, 재기동 없이 다음 지시부터, 쓰기·판독 양쪽). 담당자와 확정한 뒤 IN1 로 바꾸고, 122·103 방향지시 로그에 </w:t>
+      </w:r>
+      <w:r>
+        <w:rPr>
+          <w:rFonts w:ascii="Consolas" w:cs="Consolas" w:eastAsia="맑은 고딕" w:hAnsi="Consolas"/>
+          <w:color w:val="1A222C"/>
+          <w:sz w:val="17"/>
+          <w:szCs w:val="17"/>
+          <w:shd w:fill="EEF1F0" w:color="auto" w:val="clear"/>
+        </w:rPr>
+        <w:t xml:space="preserve">입고(’1’)</w:t>
+      </w:r>
+      <w:r>
+        <w:rPr>
+          <w:rFonts w:ascii="Malgun Gothic" w:cs="Malgun Gothic" w:eastAsia="맑은 고딕" w:hAnsi="Malgun Gothic"/>
+          <w:color w:val="1A222C"/>
+          <w:sz w:val="19"/>
+          <w:szCs w:val="19"/>
+        </w:rPr>
+        <w:t xml:space="preserve">/</w:t>
+      </w:r>
+      <w:r>
+        <w:rPr>
+          <w:rFonts w:ascii="Consolas" w:cs="Consolas" w:eastAsia="맑은 고딕" w:hAnsi="Consolas"/>
+          <w:color w:val="1A222C"/>
+          <w:sz w:val="17"/>
+          <w:szCs w:val="17"/>
+          <w:shd w:fill="EEF1F0" w:color="auto" w:val="clear"/>
+        </w:rPr>
+        <w:t xml:space="preserve">출고(’0’) [IN1]</w:t>
+      </w:r>
+      <w:r>
+        <w:rPr>
+          <w:rFonts w:ascii="Malgun Gothic" w:cs="Malgun Gothic" w:eastAsia="맑은 고딕" w:hAnsi="Malgun Gothic"/>
+          <w:color w:val="1A222C"/>
+          <w:sz w:val="19"/>
+          <w:szCs w:val="19"/>
+        </w:rPr>
+        <w:t xml:space="preserve"> 로 찍히는지와 벨트 방향이 맞는지 본다.</w:t>
       </w:r>
     </w:p>
     <w:p>

--- a/docs/현장점검_20260915.docx
+++ b/docs/현장점검_20260915.docx
@@ -145,7 +145,7 @@
                 <w:sz w:val="19"/>
                 <w:szCs w:val="19"/>
               </w:rPr>
-              <w:t xml:space="preserve"> 09-15 14:56 (+ </w:t>
+              <w:t xml:space="preserve"> 09-15 15:58 (+ </w:t>
             </w:r>
             <w:r>
               <w:rPr>
@@ -729,6 +729,46 @@
           <w:szCs w:val="19"/>
         </w:rPr>
         <w:t xml:space="preserve">WCS_TASK_CV → IO_TASK → HOST_TASK → Client</w:t>
+      </w:r>
+    </w:p>
+    <w:p>
+      <w:pPr>
+        <w:pStyle w:val="ListParagraph"/>
+        <w:numPr>
+          <w:ilvl w:val="0"/>
+          <w:numId w:val="3"/>
+        </w:numPr>
+        <w:spacing w:after="20" w:before="20" w:line="276"/>
+      </w:pPr>
+      <w:r>
+        <w:rPr>
+          <w:rFonts w:ascii="Malgun Gothic" w:cs="Malgun Gothic" w:eastAsia="맑은 고딕" w:hAnsi="Malgun Gothic"/>
+          <w:b/>
+          <w:bCs/>
+          <w:color w:val="1A222C"/>
+          <w:sz w:val="19"/>
+          <w:szCs w:val="19"/>
+        </w:rPr>
+        <w:t xml:space="preserve">방향 강제 전환(09-15 Client)</w:t>
+      </w:r>
+      <w:r>
+        <w:rPr>
+          <w:rFonts w:ascii="Malgun Gothic" w:cs="Malgun Gothic" w:eastAsia="맑은 고딕" w:hAnsi="Malgun Gothic"/>
+          <w:color w:val="1A222C"/>
+          <w:sz w:val="19"/>
+          <w:szCs w:val="19"/>
+        </w:rPr>
+        <w:t xml:space="preserve"> - 메인 화면의 “입고 모드/출고 모드” 칸(C/V#11·C/V#2)을 더블클릭하면 현재·바뀔 모드, PLC 주소(D0310 등), 쓰는 값(’0’/’1’)을 보여 주고 [예]로 전환을 요청한다. 확인창이 늦게 뜨면 현장 DB 에 아래 인덱스를 한 번 만든다(로그 89만 행 기준 7초 → 1ms). </w:t>
+      </w:r>
+      <w:r>
+        <w:rPr>
+          <w:rFonts w:ascii="Consolas" w:cs="Consolas" w:eastAsia="맑은 고딕" w:hAnsi="Consolas"/>
+          <w:color w:val="1A222C"/>
+          <w:sz w:val="17"/>
+          <w:szCs w:val="17"/>
+          <w:shd w:fill="EEF1F0" w:color="auto" w:val="clear"/>
+        </w:rPr>
+        <w:t xml:space="preserve">CREATE NONCLUSTERED INDEX IX_WCS_LOG_PGR_INS_DT ON wcs_log_pgr (ins_dt DESC) INCLUDE (pgr_nm)</w:t>
       </w:r>
     </w:p>
     <w:p>

--- a/docs/현장점검_20260915.docx
+++ b/docs/현장점검_20260915.docx
@@ -47,6 +47,93 @@
           <w:szCs w:val="19"/>
         </w:rPr>
         <w:t xml:space="preserve">크레인 1호기 출고 정체 · 크레인 상태창 미표시 · RTV 에러 해제 · 트래킹 중복</w:t>
+      </w:r>
+    </w:p>
+    <w:p>
+      <w:pPr>
+        <w:pStyle w:val="ListParagraph"/>
+        <w:numPr>
+          <w:ilvl w:val="0"/>
+          <w:numId w:val="2"/>
+        </w:numPr>
+        <w:spacing w:after="20" w:before="20" w:line="276"/>
+      </w:pPr>
+      <w:r>
+        <w:rPr>
+          <w:rFonts w:ascii="Malgun Gothic" w:cs="Malgun Gothic" w:eastAsia="맑은 고딕" w:hAnsi="Malgun Gothic"/>
+          <w:b/>
+          <w:bCs/>
+          <w:color w:val="1A222C"/>
+          <w:sz w:val="19"/>
+          <w:szCs w:val="19"/>
+        </w:rPr>
+        <w:t xml:space="preserve">크레인 3·5호기 유령 에러(코드 0001, 저절로 풀림)</w:t>
+      </w:r>
+      <w:r>
+        <w:rPr>
+          <w:rFonts w:ascii="Malgun Gothic" w:cs="Malgun Gothic" w:eastAsia="맑은 고딕" w:hAnsi="Malgun Gothic"/>
+          <w:color w:val="1A222C"/>
+          <w:sz w:val="19"/>
+          <w:szCs w:val="19"/>
+        </w:rPr>
+        <w:t xml:space="preserve"> - 크레인 에러코드를 문서에 없는 시뮬용 워드(D1180/D1200)에서 읽어 PLC 의 다른 값이 에러로 보인 것. 09-15 16:05 </w:t>
+      </w:r>
+      <w:r>
+        <w:rPr>
+          <w:rFonts w:ascii="Consolas" w:cs="Consolas" w:eastAsia="맑은 고딕" w:hAnsi="Consolas"/>
+          <w:color w:val="1A222C"/>
+          <w:sz w:val="17"/>
+          <w:szCs w:val="17"/>
+          <w:shd w:fill="EEF1F0" w:color="auto" w:val="clear"/>
+        </w:rPr>
+        <w:t xml:space="preserve">WCS_TASK_CV.exe</w:t>
+      </w:r>
+      <w:r>
+        <w:rPr>
+          <w:rFonts w:ascii="Malgun Gothic" w:cs="Malgun Gothic" w:eastAsia="맑은 고딕" w:hAnsi="Malgun Gothic"/>
+          <w:color w:val="1A222C"/>
+          <w:sz w:val="19"/>
+          <w:szCs w:val="19"/>
+        </w:rPr>
+        <w:t xml:space="preserve"> 부터 알람코드 워드(D0161+10k) 상태로 본다(</w:t>
+      </w:r>
+      <w:r>
+        <w:rPr>
+          <w:rFonts w:ascii="Consolas" w:cs="Consolas" w:eastAsia="맑은 고딕" w:hAnsi="Consolas"/>
+          <w:color w:val="1A222C"/>
+          <w:sz w:val="17"/>
+          <w:szCs w:val="17"/>
+          <w:shd w:fill="EEF1F0" w:color="auto" w:val="clear"/>
+        </w:rPr>
+        <w:t xml:space="preserve">WCS_DB.INI</w:t>
+      </w:r>
+      <w:r>
+        <w:rPr>
+          <w:rFonts w:ascii="Malgun Gothic" w:cs="Malgun Gothic" w:eastAsia="맑은 고딕" w:hAnsi="Malgun Gothic"/>
+          <w:color w:val="1A222C"/>
+          <w:sz w:val="19"/>
+          <w:szCs w:val="19"/>
+        </w:rPr>
+        <w:t xml:space="preserve"> [CNF] </w:t>
+      </w:r>
+      <w:r>
+        <w:rPr>
+          <w:rFonts w:ascii="Consolas" w:cs="Consolas" w:eastAsia="맑은 고딕" w:hAnsi="Consolas"/>
+          <w:color w:val="1A222C"/>
+          <w:sz w:val="17"/>
+          <w:szCs w:val="17"/>
+          <w:shd w:fill="EEF1F0" w:color="auto" w:val="clear"/>
+        </w:rPr>
+        <w:t xml:space="preserve">SC_ERR_CODE_BLOCK=0</w:t>
+      </w:r>
+      <w:r>
+        <w:rPr>
+          <w:rFonts w:ascii="Malgun Gothic" w:cs="Malgun Gothic" w:eastAsia="맑은 고딕" w:hAnsi="Malgun Gothic"/>
+          <w:color w:val="1A222C"/>
+          <w:sz w:val="19"/>
+          <w:szCs w:val="19"/>
+        </w:rPr>
+        <w:t xml:space="preserve">, 배포 ini 에 넣어 둠). 교체 뒤 3·5호기 에러가 다시 뜨지 않는지 본다.</w:t>
       </w:r>
     </w:p>
     <w:tbl>
@@ -279,7 +366,7 @@
                 <w:sz w:val="19"/>
                 <w:szCs w:val="19"/>
               </w:rPr>
-              <w:t xml:space="preserve"> 09-15 15:36 · </w:t>
+              <w:t xml:space="preserve"> 09-15 16:05 · </w:t>
             </w:r>
             <w:r>
               <w:rPr>
@@ -298,7 +385,7 @@
                 <w:sz w:val="19"/>
                 <w:szCs w:val="19"/>
               </w:rPr>
-              <w:t xml:space="preserve"> 09-15 · </w:t>
+              <w:t xml:space="preserve"> 09-15 16:05 · </w:t>
             </w:r>
             <w:r>
               <w:rPr>
@@ -495,7 +582,7 @@
         <w:pStyle w:val="ListParagraph"/>
         <w:numPr>
           <w:ilvl w:val="0"/>
-          <w:numId w:val="2"/>
+          <w:numId w:val="3"/>
         </w:numPr>
         <w:spacing w:after="20" w:before="20" w:line="276"/>
       </w:pPr>
@@ -507,6 +594,228 @@
           <w:szCs w:val="19"/>
         </w:rPr>
         <w:t xml:space="preserve">전부 내린다: Client(두 대) → HOST_TASK → IO_TASK → WCS_TASK_CV</w:t>
+      </w:r>
+    </w:p>
+    <w:p>
+      <w:pPr>
+        <w:pStyle w:val="ListParagraph"/>
+        <w:numPr>
+          <w:ilvl w:val="0"/>
+          <w:numId w:val="3"/>
+        </w:numPr>
+        <w:spacing w:after="20" w:before="20" w:line="276"/>
+      </w:pPr>
+      <w:r>
+        <w:rPr>
+          <w:rFonts w:ascii="Consolas" w:cs="Consolas" w:eastAsia="맑은 고딕" w:hAnsi="Consolas"/>
+          <w:color w:val="1A222C"/>
+          <w:sz w:val="17"/>
+          <w:szCs w:val="17"/>
+          <w:shd w:fill="EEF1F0" w:color="auto" w:val="clear"/>
+        </w:rPr>
+        <w:t xml:space="preserve">EXE\TASK\WCS_TASK_CV\WCS_TASK_CV.exe</w:t>
+      </w:r>
+      <w:r>
+        <w:rPr>
+          <w:rFonts w:ascii="Malgun Gothic" w:cs="Malgun Gothic" w:eastAsia="맑은 고딕" w:hAnsi="Malgun Gothic"/>
+          <w:color w:val="1A222C"/>
+          <w:sz w:val="19"/>
+          <w:szCs w:val="19"/>
+        </w:rPr>
+        <w:t xml:space="preserve">, </w:t>
+      </w:r>
+      <w:r>
+        <w:rPr>
+          <w:rFonts w:ascii="Consolas" w:cs="Consolas" w:eastAsia="맑은 고딕" w:hAnsi="Consolas"/>
+          <w:color w:val="1A222C"/>
+          <w:sz w:val="17"/>
+          <w:szCs w:val="17"/>
+          <w:shd w:fill="EEF1F0" w:color="auto" w:val="clear"/>
+        </w:rPr>
+        <w:t xml:space="preserve">EXE\TASK\IO_TASK\IO_TASK_SEMI_FINISH.exe</w:t>
+      </w:r>
+      <w:r>
+        <w:rPr>
+          <w:rFonts w:ascii="Malgun Gothic" w:cs="Malgun Gothic" w:eastAsia="맑은 고딕" w:hAnsi="Malgun Gothic"/>
+          <w:color w:val="1A222C"/>
+          <w:sz w:val="19"/>
+          <w:szCs w:val="19"/>
+        </w:rPr>
+        <w:t xml:space="preserve">, </w:t>
+      </w:r>
+      <w:r>
+        <w:rPr>
+          <w:rFonts w:ascii="Consolas" w:cs="Consolas" w:eastAsia="맑은 고딕" w:hAnsi="Consolas"/>
+          <w:color w:val="1A222C"/>
+          <w:sz w:val="17"/>
+          <w:szCs w:val="17"/>
+          <w:shd w:fill="EEF1F0" w:color="auto" w:val="clear"/>
+        </w:rPr>
+        <w:t xml:space="preserve">EXE\WCS_CLIENT\Ecs.exe</w:t>
+      </w:r>
+      <w:r>
+        <w:rPr>
+          <w:rFonts w:ascii="Malgun Gothic" w:cs="Malgun Gothic" w:eastAsia="맑은 고딕" w:hAnsi="Malgun Gothic"/>
+          <w:color w:val="1A222C"/>
+          <w:sz w:val="19"/>
+          <w:szCs w:val="19"/>
+        </w:rPr>
+        <w:t xml:space="preserve"> + DLL 3개 교체 (키오스크도 Client 교체)</w:t>
+      </w:r>
+    </w:p>
+    <w:p>
+      <w:pPr>
+        <w:pStyle w:val="ListParagraph"/>
+        <w:numPr>
+          <w:ilvl w:val="0"/>
+          <w:numId w:val="3"/>
+        </w:numPr>
+        <w:spacing w:after="20" w:before="20" w:line="276"/>
+      </w:pPr>
+      <w:r>
+        <w:rPr>
+          <w:rFonts w:ascii="Malgun Gothic" w:cs="Malgun Gothic" w:eastAsia="맑은 고딕" w:hAnsi="Malgun Gothic"/>
+          <w:b/>
+          <w:bCs/>
+          <w:color w:val="1A222C"/>
+          <w:sz w:val="19"/>
+          <w:szCs w:val="19"/>
+        </w:rPr>
+        <w:t xml:space="preserve">ini는 현장 것을 그대로 둔다.</w:t>
+      </w:r>
+      <w:r>
+        <w:rPr>
+          <w:rFonts w:ascii="Malgun Gothic" w:cs="Malgun Gothic" w:eastAsia="맑은 고딕" w:hAnsi="Malgun Gothic"/>
+          <w:color w:val="1A222C"/>
+          <w:sz w:val="19"/>
+          <w:szCs w:val="19"/>
+        </w:rPr>
+        <w:t xml:space="preserve"> 새 키(</w:t>
+      </w:r>
+      <w:r>
+        <w:rPr>
+          <w:rFonts w:ascii="Consolas" w:cs="Consolas" w:eastAsia="맑은 고딕" w:hAnsi="Consolas"/>
+          <w:color w:val="1A222C"/>
+          <w:sz w:val="17"/>
+          <w:szCs w:val="17"/>
+          <w:shd w:fill="EEF1F0" w:color="auto" w:val="clear"/>
+        </w:rPr>
+        <w:t xml:space="preserve">UI_TRACE</w:t>
+      </w:r>
+      <w:r>
+        <w:rPr>
+          <w:rFonts w:ascii="Malgun Gothic" w:cs="Malgun Gothic" w:eastAsia="맑은 고딕" w:hAnsi="Malgun Gothic"/>
+          <w:color w:val="1A222C"/>
+          <w:sz w:val="19"/>
+          <w:szCs w:val="19"/>
+        </w:rPr>
+        <w:t xml:space="preserve">, </w:t>
+      </w:r>
+      <w:r>
+        <w:rPr>
+          <w:rFonts w:ascii="Consolas" w:cs="Consolas" w:eastAsia="맑은 고딕" w:hAnsi="Consolas"/>
+          <w:color w:val="1A222C"/>
+          <w:sz w:val="17"/>
+          <w:szCs w:val="17"/>
+          <w:shd w:fill="EEF1F0" w:color="auto" w:val="clear"/>
+        </w:rPr>
+        <w:t xml:space="preserve">LOADBIT_GATE</w:t>
+      </w:r>
+      <w:r>
+        <w:rPr>
+          <w:rFonts w:ascii="Malgun Gothic" w:cs="Malgun Gothic" w:eastAsia="맑은 고딕" w:hAnsi="Malgun Gothic"/>
+          <w:color w:val="1A222C"/>
+          <w:sz w:val="19"/>
+          <w:szCs w:val="19"/>
+        </w:rPr>
+        <w:t xml:space="preserve">, </w:t>
+      </w:r>
+      <w:r>
+        <w:rPr>
+          <w:rFonts w:ascii="Consolas" w:cs="Consolas" w:eastAsia="맑은 고딕" w:hAnsi="Consolas"/>
+          <w:color w:val="1A222C"/>
+          <w:sz w:val="17"/>
+          <w:szCs w:val="17"/>
+          <w:shd w:fill="EEF1F0" w:color="auto" w:val="clear"/>
+        </w:rPr>
+        <w:t xml:space="preserve">CV_GLOBAL_ALARM</w:t>
+      </w:r>
+      <w:r>
+        <w:rPr>
+          <w:rFonts w:ascii="Malgun Gothic" w:cs="Malgun Gothic" w:eastAsia="맑은 고딕" w:hAnsi="Malgun Gothic"/>
+          <w:color w:val="1A222C"/>
+          <w:sz w:val="19"/>
+          <w:szCs w:val="19"/>
+        </w:rPr>
+        <w:t xml:space="preserve">, </w:t>
+      </w:r>
+      <w:r>
+        <w:rPr>
+          <w:rFonts w:ascii="Consolas" w:cs="Consolas" w:eastAsia="맑은 고딕" w:hAnsi="Consolas"/>
+          <w:color w:val="1A222C"/>
+          <w:sz w:val="17"/>
+          <w:szCs w:val="17"/>
+          <w:shd w:fill="EEF1F0" w:color="auto" w:val="clear"/>
+        </w:rPr>
+        <w:t xml:space="preserve">BIT_WRITE</w:t>
+      </w:r>
+      <w:r>
+        <w:rPr>
+          <w:rFonts w:ascii="Malgun Gothic" w:cs="Malgun Gothic" w:eastAsia="맑은 고딕" w:hAnsi="Malgun Gothic"/>
+          <w:color w:val="1A222C"/>
+          <w:sz w:val="19"/>
+          <w:szCs w:val="19"/>
+        </w:rPr>
+        <w:t xml:space="preserve">, </w:t>
+      </w:r>
+      <w:r>
+        <w:rPr>
+          <w:rFonts w:ascii="Consolas" w:cs="Consolas" w:eastAsia="맑은 고딕" w:hAnsi="Consolas"/>
+          <w:color w:val="1A222C"/>
+          <w:sz w:val="17"/>
+          <w:szCs w:val="17"/>
+          <w:shd w:fill="EEF1F0" w:color="auto" w:val="clear"/>
+        </w:rPr>
+        <w:t xml:space="preserve">VEH_CLEAR_MODE</w:t>
+      </w:r>
+      <w:r>
+        <w:rPr>
+          <w:rFonts w:ascii="Malgun Gothic" w:cs="Malgun Gothic" w:eastAsia="맑은 고딕" w:hAnsi="Malgun Gothic"/>
+          <w:color w:val="1A222C"/>
+          <w:sz w:val="19"/>
+          <w:szCs w:val="19"/>
+        </w:rPr>
+        <w:t xml:space="preserve">)는 없어도 기본값이 새 동작이다</w:t>
+      </w:r>
+    </w:p>
+    <w:p>
+      <w:pPr>
+        <w:pStyle w:val="ListParagraph"/>
+        <w:numPr>
+          <w:ilvl w:val="0"/>
+          <w:numId w:val="3"/>
+        </w:numPr>
+        <w:spacing w:after="20" w:before="20" w:line="276"/>
+      </w:pPr>
+      <w:r>
+        <w:rPr>
+          <w:rFonts w:ascii="Malgun Gothic" w:cs="Malgun Gothic" w:eastAsia="맑은 고딕" w:hAnsi="Malgun Gothic"/>
+          <w:color w:val="1A222C"/>
+          <w:sz w:val="19"/>
+          <w:szCs w:val="19"/>
+        </w:rPr>
+        <w:t xml:space="preserve">기동 순서: </w:t>
+      </w:r>
+      <w:r>
+        <w:rPr>
+          <w:rFonts w:ascii="Malgun Gothic" w:cs="Malgun Gothic" w:eastAsia="맑은 고딕" w:hAnsi="Malgun Gothic"/>
+          <w:b/>
+          <w:bCs/>
+          <w:color w:val="1A222C"/>
+          <w:sz w:val="19"/>
+          <w:szCs w:val="19"/>
+        </w:rPr>
+        <w:t xml:space="preserve">WCS_TASK_CV → IO_TASK → HOST_TASK → Client</w:t>
       </w:r>
     </w:p>
     <w:p>
@@ -520,70 +829,40 @@
       </w:pPr>
       <w:r>
         <w:rPr>
+          <w:rFonts w:ascii="Malgun Gothic" w:cs="Malgun Gothic" w:eastAsia="맑은 고딕" w:hAnsi="Malgun Gothic"/>
+          <w:b/>
+          <w:bCs/>
+          <w:color w:val="1A222C"/>
+          <w:sz w:val="19"/>
+          <w:szCs w:val="19"/>
+        </w:rPr>
+        <w:t xml:space="preserve">방향 강제 전환(09-15 Client)</w:t>
+      </w:r>
+      <w:r>
+        <w:rPr>
+          <w:rFonts w:ascii="Malgun Gothic" w:cs="Malgun Gothic" w:eastAsia="맑은 고딕" w:hAnsi="Malgun Gothic"/>
+          <w:color w:val="1A222C"/>
+          <w:sz w:val="19"/>
+          <w:szCs w:val="19"/>
+        </w:rPr>
+        <w:t xml:space="preserve"> - 메인 화면의 “입고 모드/출고 모드” 칸(C/V#11·C/V#2)을 더블클릭하면 현재·바뀔 모드, PLC 주소(D0310 등), 쓰는 값(’0’/’1’)을 보여 주고 [예]로 전환을 요청한다. 확인창이 늦게 뜨면 현장 DB 에 아래 인덱스를 한 번 만든다(로그 89만 행 기준 7초 → 1ms). </w:t>
+      </w:r>
+      <w:r>
+        <w:rPr>
           <w:rFonts w:ascii="Consolas" w:cs="Consolas" w:eastAsia="맑은 고딕" w:hAnsi="Consolas"/>
           <w:color w:val="1A222C"/>
           <w:sz w:val="17"/>
           <w:szCs w:val="17"/>
           <w:shd w:fill="EEF1F0" w:color="auto" w:val="clear"/>
         </w:rPr>
-        <w:t xml:space="preserve">EXE\TASK\WCS_TASK_CV\WCS_TASK_CV.exe</w:t>
-      </w:r>
-      <w:r>
-        <w:rPr>
-          <w:rFonts w:ascii="Malgun Gothic" w:cs="Malgun Gothic" w:eastAsia="맑은 고딕" w:hAnsi="Malgun Gothic"/>
-          <w:color w:val="1A222C"/>
-          <w:sz w:val="19"/>
-          <w:szCs w:val="19"/>
-        </w:rPr>
-        <w:t xml:space="preserve">, </w:t>
-      </w:r>
-      <w:r>
-        <w:rPr>
-          <w:rFonts w:ascii="Consolas" w:cs="Consolas" w:eastAsia="맑은 고딕" w:hAnsi="Consolas"/>
-          <w:color w:val="1A222C"/>
-          <w:sz w:val="17"/>
-          <w:szCs w:val="17"/>
-          <w:shd w:fill="EEF1F0" w:color="auto" w:val="clear"/>
-        </w:rPr>
-        <w:t xml:space="preserve">EXE\TASK\IO_TASK\IO_TASK_SEMI_FINISH.exe</w:t>
-      </w:r>
-      <w:r>
-        <w:rPr>
-          <w:rFonts w:ascii="Malgun Gothic" w:cs="Malgun Gothic" w:eastAsia="맑은 고딕" w:hAnsi="Malgun Gothic"/>
-          <w:color w:val="1A222C"/>
-          <w:sz w:val="19"/>
-          <w:szCs w:val="19"/>
-        </w:rPr>
-        <w:t xml:space="preserve">, </w:t>
-      </w:r>
-      <w:r>
-        <w:rPr>
-          <w:rFonts w:ascii="Consolas" w:cs="Consolas" w:eastAsia="맑은 고딕" w:hAnsi="Consolas"/>
-          <w:color w:val="1A222C"/>
-          <w:sz w:val="17"/>
-          <w:szCs w:val="17"/>
-          <w:shd w:fill="EEF1F0" w:color="auto" w:val="clear"/>
-        </w:rPr>
-        <w:t xml:space="preserve">EXE\WCS_CLIENT\Ecs.exe</w:t>
-      </w:r>
-      <w:r>
-        <w:rPr>
-          <w:rFonts w:ascii="Malgun Gothic" w:cs="Malgun Gothic" w:eastAsia="맑은 고딕" w:hAnsi="Malgun Gothic"/>
-          <w:color w:val="1A222C"/>
-          <w:sz w:val="19"/>
-          <w:szCs w:val="19"/>
-        </w:rPr>
-        <w:t xml:space="preserve"> + DLL 3개 교체 (키오스크도 Client 교체)</w:t>
+        <w:t xml:space="preserve">CREATE NONCLUSTERED INDEX IX_WCS_LOG_PGR_INS_DT ON wcs_log_pgr (ins_dt DESC) INCLUDE (pgr_nm)</w:t>
       </w:r>
     </w:p>
     <w:p>
       <w:pPr>
-        <w:pStyle w:val="ListParagraph"/>
-        <w:numPr>
-          <w:ilvl w:val="0"/>
-          <w:numId w:val="2"/>
-        </w:numPr>
-        <w:spacing w:after="20" w:before="20" w:line="276"/>
+        <w:pStyle w:val="Heading2"/>
+        <w:keepNext/>
+        <w:spacing w:after="60" w:before="200"/>
       </w:pPr>
       <w:r>
         <w:rPr>
@@ -591,144 +870,10 @@
           <w:b/>
           <w:bCs/>
           <w:color w:val="1A222C"/>
-          <w:sz w:val="19"/>
-          <w:szCs w:val="19"/>
-        </w:rPr>
-        <w:t xml:space="preserve">ini는 현장 것을 그대로 둔다.</w:t>
-      </w:r>
-      <w:r>
-        <w:rPr>
-          <w:rFonts w:ascii="Malgun Gothic" w:cs="Malgun Gothic" w:eastAsia="맑은 고딕" w:hAnsi="Malgun Gothic"/>
-          <w:color w:val="1A222C"/>
-          <w:sz w:val="19"/>
-          <w:szCs w:val="19"/>
-        </w:rPr>
-        <w:t xml:space="preserve"> 새 키(</w:t>
-      </w:r>
-      <w:r>
-        <w:rPr>
-          <w:rFonts w:ascii="Consolas" w:cs="Consolas" w:eastAsia="맑은 고딕" w:hAnsi="Consolas"/>
-          <w:color w:val="1A222C"/>
-          <w:sz w:val="17"/>
-          <w:szCs w:val="17"/>
-          <w:shd w:fill="EEF1F0" w:color="auto" w:val="clear"/>
-        </w:rPr>
-        <w:t xml:space="preserve">UI_TRACE</w:t>
-      </w:r>
-      <w:r>
-        <w:rPr>
-          <w:rFonts w:ascii="Malgun Gothic" w:cs="Malgun Gothic" w:eastAsia="맑은 고딕" w:hAnsi="Malgun Gothic"/>
-          <w:color w:val="1A222C"/>
-          <w:sz w:val="19"/>
-          <w:szCs w:val="19"/>
-        </w:rPr>
-        <w:t xml:space="preserve">, </w:t>
-      </w:r>
-      <w:r>
-        <w:rPr>
-          <w:rFonts w:ascii="Consolas" w:cs="Consolas" w:eastAsia="맑은 고딕" w:hAnsi="Consolas"/>
-          <w:color w:val="1A222C"/>
-          <w:sz w:val="17"/>
-          <w:szCs w:val="17"/>
-          <w:shd w:fill="EEF1F0" w:color="auto" w:val="clear"/>
-        </w:rPr>
-        <w:t xml:space="preserve">LOADBIT_GATE</w:t>
-      </w:r>
-      <w:r>
-        <w:rPr>
-          <w:rFonts w:ascii="Malgun Gothic" w:cs="Malgun Gothic" w:eastAsia="맑은 고딕" w:hAnsi="Malgun Gothic"/>
-          <w:color w:val="1A222C"/>
-          <w:sz w:val="19"/>
-          <w:szCs w:val="19"/>
-        </w:rPr>
-        <w:t xml:space="preserve">, </w:t>
-      </w:r>
-      <w:r>
-        <w:rPr>
-          <w:rFonts w:ascii="Consolas" w:cs="Consolas" w:eastAsia="맑은 고딕" w:hAnsi="Consolas"/>
-          <w:color w:val="1A222C"/>
-          <w:sz w:val="17"/>
-          <w:szCs w:val="17"/>
-          <w:shd w:fill="EEF1F0" w:color="auto" w:val="clear"/>
-        </w:rPr>
-        <w:t xml:space="preserve">CV_GLOBAL_ALARM</w:t>
-      </w:r>
-      <w:r>
-        <w:rPr>
-          <w:rFonts w:ascii="Malgun Gothic" w:cs="Malgun Gothic" w:eastAsia="맑은 고딕" w:hAnsi="Malgun Gothic"/>
-          <w:color w:val="1A222C"/>
-          <w:sz w:val="19"/>
-          <w:szCs w:val="19"/>
-        </w:rPr>
-        <w:t xml:space="preserve">, </w:t>
-      </w:r>
-      <w:r>
-        <w:rPr>
-          <w:rFonts w:ascii="Consolas" w:cs="Consolas" w:eastAsia="맑은 고딕" w:hAnsi="Consolas"/>
-          <w:color w:val="1A222C"/>
-          <w:sz w:val="17"/>
-          <w:szCs w:val="17"/>
-          <w:shd w:fill="EEF1F0" w:color="auto" w:val="clear"/>
-        </w:rPr>
-        <w:t xml:space="preserve">BIT_WRITE</w:t>
-      </w:r>
-      <w:r>
-        <w:rPr>
-          <w:rFonts w:ascii="Malgun Gothic" w:cs="Malgun Gothic" w:eastAsia="맑은 고딕" w:hAnsi="Malgun Gothic"/>
-          <w:color w:val="1A222C"/>
-          <w:sz w:val="19"/>
-          <w:szCs w:val="19"/>
-        </w:rPr>
-        <w:t xml:space="preserve">, </w:t>
-      </w:r>
-      <w:r>
-        <w:rPr>
-          <w:rFonts w:ascii="Consolas" w:cs="Consolas" w:eastAsia="맑은 고딕" w:hAnsi="Consolas"/>
-          <w:color w:val="1A222C"/>
-          <w:sz w:val="17"/>
-          <w:szCs w:val="17"/>
-          <w:shd w:fill="EEF1F0" w:color="auto" w:val="clear"/>
-        </w:rPr>
-        <w:t xml:space="preserve">VEH_CLEAR_MODE</w:t>
-      </w:r>
-      <w:r>
-        <w:rPr>
-          <w:rFonts w:ascii="Malgun Gothic" w:cs="Malgun Gothic" w:eastAsia="맑은 고딕" w:hAnsi="Malgun Gothic"/>
-          <w:color w:val="1A222C"/>
-          <w:sz w:val="19"/>
-          <w:szCs w:val="19"/>
-        </w:rPr>
-        <w:t xml:space="preserve">)는 없어도 기본값이 새 동작이다</w:t>
-      </w:r>
-    </w:p>
-    <w:p>
-      <w:pPr>
-        <w:pStyle w:val="ListParagraph"/>
-        <w:numPr>
-          <w:ilvl w:val="0"/>
-          <w:numId w:val="2"/>
-        </w:numPr>
-        <w:spacing w:after="20" w:before="20" w:line="276"/>
-      </w:pPr>
-      <w:r>
-        <w:rPr>
-          <w:rFonts w:ascii="Malgun Gothic" w:cs="Malgun Gothic" w:eastAsia="맑은 고딕" w:hAnsi="Malgun Gothic"/>
-          <w:color w:val="1A222C"/>
-          <w:sz w:val="19"/>
-          <w:szCs w:val="19"/>
-        </w:rPr>
-        <w:t xml:space="preserve">기동 순서: </w:t>
-      </w:r>
-      <w:r>
-        <w:rPr>
-          <w:rFonts w:ascii="Malgun Gothic" w:cs="Malgun Gothic" w:eastAsia="맑은 고딕" w:hAnsi="Malgun Gothic"/>
-          <w:b/>
-          <w:bCs/>
-          <w:color w:val="1A222C"/>
-          <w:sz w:val="19"/>
-          <w:szCs w:val="19"/>
-        </w:rPr>
-        <w:t xml:space="preserve">WCS_TASK_CV → IO_TASK → HOST_TASK → Client</w:t>
+          <w:sz w:val="24"/>
+          <w:szCs w:val="24"/>
+        </w:rPr>
+        <w:t xml:space="preserve">2. 기동 직후 확인   (5분)</w:t>
       </w:r>
     </w:p>
     <w:p>
@@ -743,22 +888,11 @@
       <w:r>
         <w:rPr>
           <w:rFonts w:ascii="Malgun Gothic" w:cs="Malgun Gothic" w:eastAsia="맑은 고딕" w:hAnsi="Malgun Gothic"/>
-          <w:b/>
-          <w:bCs/>
-          <w:color w:val="1A222C"/>
-          <w:sz w:val="19"/>
-          <w:szCs w:val="19"/>
-        </w:rPr>
-        <w:t xml:space="preserve">방향 강제 전환(09-15 Client)</w:t>
-      </w:r>
-      <w:r>
-        <w:rPr>
-          <w:rFonts w:ascii="Malgun Gothic" w:cs="Malgun Gothic" w:eastAsia="맑은 고딕" w:hAnsi="Malgun Gothic"/>
-          <w:color w:val="1A222C"/>
-          <w:sz w:val="19"/>
-          <w:szCs w:val="19"/>
-        </w:rPr>
-        <w:t xml:space="preserve"> - 메인 화면의 “입고 모드/출고 모드” 칸(C/V#11·C/V#2)을 더블클릭하면 현재·바뀔 모드, PLC 주소(D0310 등), 쓰는 값(’0’/’1’)을 보여 주고 [예]로 전환을 요청한다. 확인창이 늦게 뜨면 현장 DB 에 아래 인덱스를 한 번 만든다(로그 89만 행 기준 7초 → 1ms). </w:t>
+          <w:color w:val="1A222C"/>
+          <w:sz w:val="19"/>
+          <w:szCs w:val="19"/>
+        </w:rPr>
+        <w:t xml:space="preserve">WCS_TASK_CV 화면 로그에 </w:t>
       </w:r>
       <w:r>
         <w:rPr>
@@ -768,25 +902,7 @@
           <w:szCs w:val="17"/>
           <w:shd w:fill="EEF1F0" w:color="auto" w:val="clear"/>
         </w:rPr>
-        <w:t xml:space="preserve">CREATE NONCLUSTERED INDEX IX_WCS_LOG_PGR_INS_DT ON wcs_log_pgr (ins_dt DESC) INCLUDE (pgr_nm)</w:t>
-      </w:r>
-    </w:p>
-    <w:p>
-      <w:pPr>
-        <w:pStyle w:val="Heading2"/>
-        <w:keepNext/>
-        <w:spacing w:after="60" w:before="200"/>
-      </w:pPr>
-      <w:r>
-        <w:rPr>
-          <w:rFonts w:ascii="Malgun Gothic" w:cs="Malgun Gothic" w:eastAsia="맑은 고딕" w:hAnsi="Malgun Gothic"/>
-          <w:b/>
-          <w:bCs/>
-          <w:color w:val="1A222C"/>
-          <w:sz w:val="24"/>
-          <w:szCs w:val="24"/>
-        </w:rPr>
-        <w:t xml:space="preserve">2. 기동 직후 확인   (5분)</w:t>
+        <w:t xml:space="preserve">[CvAlarmCheck] 전 설비 공통 알람 처리 사용 안 함</w:t>
       </w:r>
     </w:p>
     <w:p>
@@ -794,19 +910,10 @@
         <w:pStyle w:val="ListParagraph"/>
         <w:numPr>
           <w:ilvl w:val="0"/>
-          <w:numId w:val="2"/>
+          <w:numId w:val="3"/>
         </w:numPr>
         <w:spacing w:after="20" w:before="20" w:line="276"/>
       </w:pPr>
-      <w:r>
-        <w:rPr>
-          <w:rFonts w:ascii="Malgun Gothic" w:cs="Malgun Gothic" w:eastAsia="맑은 고딕" w:hAnsi="Malgun Gothic"/>
-          <w:color w:val="1A222C"/>
-          <w:sz w:val="19"/>
-          <w:szCs w:val="19"/>
-        </w:rPr>
-        <w:t xml:space="preserve">WCS_TASK_CV 화면 로그에 </w:t>
-      </w:r>
       <w:r>
         <w:rPr>
           <w:rFonts w:ascii="Consolas" w:cs="Consolas" w:eastAsia="맑은 고딕" w:hAnsi="Consolas"/>
@@ -815,7 +922,45 @@
           <w:szCs w:val="17"/>
           <w:shd w:fill="EEF1F0" w:color="auto" w:val="clear"/>
         </w:rPr>
-        <w:t xml:space="preserve">[CvAlarmCheck] 전 설비 공통 알람 처리 사용 안 함</w:t>
+        <w:t xml:space="preserve">wcs_log_pgr</w:t>
+      </w:r>
+      <w:r>
+        <w:rPr>
+          <w:rFonts w:ascii="Malgun Gothic" w:cs="Malgun Gothic" w:eastAsia="맑은 고딕" w:hAnsi="Malgun Gothic"/>
+          <w:color w:val="1A222C"/>
+          <w:sz w:val="19"/>
+          <w:szCs w:val="19"/>
+        </w:rPr>
+        <w:t xml:space="preserve">에 </w:t>
+      </w:r>
+      <w:r>
+        <w:rPr>
+          <w:rFonts w:ascii="Consolas" w:cs="Consolas" w:eastAsia="맑은 고딕" w:hAnsi="Consolas"/>
+          <w:color w:val="1A222C"/>
+          <w:sz w:val="17"/>
+          <w:szCs w:val="17"/>
+          <w:shd w:fill="EEF1F0" w:color="auto" w:val="clear"/>
+        </w:rPr>
+        <w:t xml:space="preserve">[VEH_SC] PLC 접속 성공 (…, 차량 5대)</w:t>
+      </w:r>
+      <w:r>
+        <w:rPr>
+          <w:rFonts w:ascii="Malgun Gothic" w:cs="Malgun Gothic" w:eastAsia="맑은 고딕" w:hAnsi="Malgun Gothic"/>
+          <w:color w:val="1A222C"/>
+          <w:sz w:val="19"/>
+          <w:szCs w:val="19"/>
+        </w:rPr>
+        <w:t xml:space="preserve">, </w:t>
+      </w:r>
+      <w:r>
+        <w:rPr>
+          <w:rFonts w:ascii="Consolas" w:cs="Consolas" w:eastAsia="맑은 고딕" w:hAnsi="Consolas"/>
+          <w:color w:val="1A222C"/>
+          <w:sz w:val="17"/>
+          <w:szCs w:val="17"/>
+          <w:shd w:fill="EEF1F0" w:color="auto" w:val="clear"/>
+        </w:rPr>
+        <w:t xml:space="preserve">[VEH_RTV] PLC 접속 성공</w:t>
       </w:r>
     </w:p>
     <w:p>
@@ -823,7 +968,7 @@
         <w:pStyle w:val="ListParagraph"/>
         <w:numPr>
           <w:ilvl w:val="0"/>
-          <w:numId w:val="2"/>
+          <w:numId w:val="3"/>
         </w:numPr>
         <w:spacing w:after="20" w:before="20" w:line="276"/>
       </w:pPr>
@@ -835,45 +980,36 @@
           <w:szCs w:val="17"/>
           <w:shd w:fill="EEF1F0" w:color="auto" w:val="clear"/>
         </w:rPr>
-        <w:t xml:space="preserve">wcs_log_pgr</w:t>
-      </w:r>
-      <w:r>
-        <w:rPr>
-          <w:rFonts w:ascii="Malgun Gothic" w:cs="Malgun Gothic" w:eastAsia="맑은 고딕" w:hAnsi="Malgun Gothic"/>
-          <w:color w:val="1A222C"/>
-          <w:sz w:val="19"/>
-          <w:szCs w:val="19"/>
-        </w:rPr>
-        <w:t xml:space="preserve">에 </w:t>
-      </w:r>
-      <w:r>
-        <w:rPr>
-          <w:rFonts w:ascii="Consolas" w:cs="Consolas" w:eastAsia="맑은 고딕" w:hAnsi="Consolas"/>
-          <w:color w:val="1A222C"/>
-          <w:sz w:val="17"/>
-          <w:szCs w:val="17"/>
-          <w:shd w:fill="EEF1F0" w:color="auto" w:val="clear"/>
-        </w:rPr>
-        <w:t xml:space="preserve">[VEH_SC] PLC 접속 성공 (…, 차량 5대)</w:t>
-      </w:r>
-      <w:r>
-        <w:rPr>
-          <w:rFonts w:ascii="Malgun Gothic" w:cs="Malgun Gothic" w:eastAsia="맑은 고딕" w:hAnsi="Malgun Gothic"/>
-          <w:color w:val="1A222C"/>
-          <w:sz w:val="19"/>
-          <w:szCs w:val="19"/>
-        </w:rPr>
-        <w:t xml:space="preserve">, </w:t>
-      </w:r>
-      <w:r>
-        <w:rPr>
-          <w:rFonts w:ascii="Consolas" w:cs="Consolas" w:eastAsia="맑은 고딕" w:hAnsi="Consolas"/>
-          <w:color w:val="1A222C"/>
-          <w:sz w:val="17"/>
-          <w:szCs w:val="17"/>
-          <w:shd w:fill="EEF1F0" w:color="auto" w:val="clear"/>
-        </w:rPr>
-        <w:t xml:space="preserve">[VEH_RTV] PLC 접속 성공</w:t>
+        <w:t xml:space="preserve">OFF 기록 - 기동 직후 정합</w:t>
+      </w:r>
+      <w:r>
+        <w:rPr>
+          <w:rFonts w:ascii="Malgun Gothic" w:cs="Malgun Gothic" w:eastAsia="맑은 고딕" w:hAnsi="Malgun Gothic"/>
+          <w:color w:val="1A222C"/>
+          <w:sz w:val="19"/>
+          <w:szCs w:val="19"/>
+        </w:rPr>
+        <w:t xml:space="preserve"> 줄이 있으면 어제 굳어 있던 Ack를 내린 것 — </w:t>
+      </w:r>
+      <w:r>
+        <w:rPr>
+          <w:rFonts w:ascii="Malgun Gothic" w:cs="Malgun Gothic" w:eastAsia="맑은 고딕" w:hAnsi="Malgun Gothic"/>
+          <w:b/>
+          <w:bCs/>
+          <w:color w:val="1A222C"/>
+          <w:sz w:val="19"/>
+          <w:szCs w:val="19"/>
+        </w:rPr>
+        <w:t xml:space="preserve">정상</w:t>
+      </w:r>
+      <w:r>
+        <w:rPr>
+          <w:rFonts w:ascii="Malgun Gothic" w:cs="Malgun Gothic" w:eastAsia="맑은 고딕" w:hAnsi="Malgun Gothic"/>
+          <w:color w:val="1A222C"/>
+          <w:sz w:val="19"/>
+          <w:szCs w:val="19"/>
+        </w:rPr>
+        <w:t xml:space="preserve">, 몇 호기였는지만 적어 둔다</w:t>
       </w:r>
     </w:p>
     <w:p>
@@ -881,56 +1017,7 @@
         <w:pStyle w:val="ListParagraph"/>
         <w:numPr>
           <w:ilvl w:val="0"/>
-          <w:numId w:val="2"/>
-        </w:numPr>
-        <w:spacing w:after="20" w:before="20" w:line="276"/>
-      </w:pPr>
-      <w:r>
-        <w:rPr>
-          <w:rFonts w:ascii="Consolas" w:cs="Consolas" w:eastAsia="맑은 고딕" w:hAnsi="Consolas"/>
-          <w:color w:val="1A222C"/>
-          <w:sz w:val="17"/>
-          <w:szCs w:val="17"/>
-          <w:shd w:fill="EEF1F0" w:color="auto" w:val="clear"/>
-        </w:rPr>
-        <w:t xml:space="preserve">OFF 기록 - 기동 직후 정합</w:t>
-      </w:r>
-      <w:r>
-        <w:rPr>
-          <w:rFonts w:ascii="Malgun Gothic" w:cs="Malgun Gothic" w:eastAsia="맑은 고딕" w:hAnsi="Malgun Gothic"/>
-          <w:color w:val="1A222C"/>
-          <w:sz w:val="19"/>
-          <w:szCs w:val="19"/>
-        </w:rPr>
-        <w:t xml:space="preserve"> 줄이 있으면 어제 굳어 있던 Ack를 내린 것 — </w:t>
-      </w:r>
-      <w:r>
-        <w:rPr>
-          <w:rFonts w:ascii="Malgun Gothic" w:cs="Malgun Gothic" w:eastAsia="맑은 고딕" w:hAnsi="Malgun Gothic"/>
-          <w:b/>
-          <w:bCs/>
-          <w:color w:val="1A222C"/>
-          <w:sz w:val="19"/>
-          <w:szCs w:val="19"/>
-        </w:rPr>
-        <w:t xml:space="preserve">정상</w:t>
-      </w:r>
-      <w:r>
-        <w:rPr>
-          <w:rFonts w:ascii="Malgun Gothic" w:cs="Malgun Gothic" w:eastAsia="맑은 고딕" w:hAnsi="Malgun Gothic"/>
-          <w:color w:val="1A222C"/>
-          <w:sz w:val="19"/>
-          <w:szCs w:val="19"/>
-        </w:rPr>
-        <w:t xml:space="preserve">, 몇 호기였는지만 적어 둔다</w:t>
-      </w:r>
-    </w:p>
-    <w:p>
-      <w:pPr>
-        <w:pStyle w:val="ListParagraph"/>
-        <w:numPr>
-          <w:ilvl w:val="0"/>
-          <w:numId w:val="2"/>
+          <w:numId w:val="3"/>
         </w:numPr>
         <w:spacing w:after="20" w:before="20" w:line="276"/>
       </w:pPr>
@@ -3237,7 +3324,7 @@
         <w:pStyle w:val="ListParagraph"/>
         <w:numPr>
           <w:ilvl w:val="0"/>
-          <w:numId w:val="3"/>
+          <w:numId w:val="2"/>
         </w:numPr>
         <w:spacing w:after="20" w:before="20" w:line="276"/>
       </w:pPr>
@@ -3269,6 +3356,345 @@
           <w:szCs w:val="19"/>
         </w:rPr>
         <w:t xml:space="preserve"> 옛 루틴이 조사본 2장의 1호기 주소를 전 설비 공통 알람으로 잘못 박았다.</w:t>
+      </w:r>
+    </w:p>
+    <w:p>
+      <w:pPr>
+        <w:pStyle w:val="ListParagraph"/>
+        <w:numPr>
+          <w:ilvl w:val="0"/>
+          <w:numId w:val="2"/>
+        </w:numPr>
+        <w:spacing w:after="20" w:before="20" w:line="276"/>
+      </w:pPr>
+      <w:r>
+        <w:rPr>
+          <w:rFonts w:ascii="Malgun Gothic" w:cs="Malgun Gothic" w:eastAsia="맑은 고딕" w:hAnsi="Malgun Gothic"/>
+          <w:color w:val="1A222C"/>
+          <w:sz w:val="19"/>
+          <w:szCs w:val="19"/>
+        </w:rPr>
+        <w:t xml:space="preserve">두 곳 모두 </w:t>
+      </w:r>
+      <w:r>
+        <w:rPr>
+          <w:rFonts w:ascii="Consolas" w:cs="Consolas" w:eastAsia="맑은 고딕" w:hAnsi="Consolas"/>
+          <w:color w:val="1A222C"/>
+          <w:sz w:val="17"/>
+          <w:szCs w:val="17"/>
+          <w:shd w:fill="EEF1F0" w:color="auto" w:val="clear"/>
+        </w:rPr>
+        <w:t xml:space="preserve">WCS_TASK_CV</w:t>
+      </w:r>
+      <w:r>
+        <w:rPr>
+          <w:rFonts w:ascii="Malgun Gothic" w:cs="Malgun Gothic" w:eastAsia="맑은 고딕" w:hAnsi="Malgun Gothic"/>
+          <w:color w:val="1A222C"/>
+          <w:sz w:val="19"/>
+          <w:szCs w:val="19"/>
+        </w:rPr>
+        <w:t xml:space="preserve"> 안이고, 비트 하나를 </w:t>
+      </w:r>
+      <w:r>
+        <w:rPr>
+          <w:rFonts w:ascii="Malgun Gothic" w:cs="Malgun Gothic" w:eastAsia="맑은 고딕" w:hAnsi="Malgun Gothic"/>
+          <w:b/>
+          <w:bCs/>
+          <w:color w:val="1A222C"/>
+          <w:sz w:val="19"/>
+          <w:szCs w:val="19"/>
+        </w:rPr>
+        <w:t xml:space="preserve">워드 전체 읽기 → 수정 → 쓰기</w:t>
+      </w:r>
+      <w:r>
+        <w:rPr>
+          <w:rFonts w:ascii="Malgun Gothic" w:cs="Malgun Gothic" w:eastAsia="맑은 고딕" w:hAnsi="Malgun Gothic"/>
+          <w:color w:val="1A222C"/>
+          <w:sz w:val="19"/>
+          <w:szCs w:val="19"/>
+        </w:rPr>
+        <w:t xml:space="preserve">로 쓴다. 낡은 워드를 되쓰면 방금 올린 M0962가 다시 0이 된다. IO_TASK는 PLC에 쓰지 않는다.</w:t>
+      </w:r>
+    </w:p>
+    <w:p>
+      <w:pPr>
+        <w:pStyle w:val="ListParagraph"/>
+        <w:numPr>
+          <w:ilvl w:val="0"/>
+          <w:numId w:val="2"/>
+        </w:numPr>
+        <w:spacing w:after="20" w:before="20" w:line="276"/>
+      </w:pPr>
+      <w:r>
+        <w:rPr>
+          <w:rFonts w:ascii="Malgun Gothic" w:cs="Malgun Gothic" w:eastAsia="맑은 고딕" w:hAnsi="Malgun Gothic"/>
+          <w:b/>
+          <w:bCs/>
+          <w:color w:val="1A222C"/>
+          <w:sz w:val="19"/>
+          <w:szCs w:val="19"/>
+        </w:rPr>
+        <w:t xml:space="preserve">09-14 배포본부터 비트 쓰기를 구 ECS와 같은 단일 비트 쓰기(`%MX`)로 바꿨다.</w:t>
+      </w:r>
+      <w:r>
+        <w:rPr>
+          <w:rFonts w:ascii="Malgun Gothic" w:cs="Malgun Gothic" w:eastAsia="맑은 고딕" w:hAnsi="Malgun Gothic"/>
+          <w:color w:val="1A222C"/>
+          <w:sz w:val="19"/>
+          <w:szCs w:val="19"/>
+        </w:rPr>
+        <w:t xml:space="preserve"> PLC가 그 비트 하나만 바꾸므로 같은 워드를 여러 곳이 써도 서로 지우지 않는다. 시뮬 체인에서 Ack · 이송지시가 새 방식으로 정상 동작했다.</w:t>
+      </w:r>
+    </w:p>
+    <w:p>
+      <w:pPr>
+        <w:pStyle w:val="ListParagraph"/>
+        <w:numPr>
+          <w:ilvl w:val="0"/>
+          <w:numId w:val="2"/>
+        </w:numPr>
+        <w:spacing w:after="20" w:before="20" w:line="276"/>
+      </w:pPr>
+      <w:r>
+        <w:rPr>
+          <w:rFonts w:ascii="Malgun Gothic" w:cs="Malgun Gothic" w:eastAsia="맑은 고딕" w:hAnsi="Malgun Gothic"/>
+          <w:b/>
+          <w:bCs/>
+          <w:color w:val="1A222C"/>
+          <w:sz w:val="19"/>
+          <w:szCs w:val="19"/>
+        </w:rPr>
+        <w:t xml:space="preserve">문서와 구 ECS 는 잘못이 없다.</w:t>
+      </w:r>
+      <w:r>
+        <w:rPr>
+          <w:rFonts w:ascii="Malgun Gothic" w:cs="Malgun Gothic" w:eastAsia="맑은 고딕" w:hAnsi="Malgun Gothic"/>
+          <w:color w:val="1A222C"/>
+          <w:sz w:val="19"/>
+          <w:szCs w:val="19"/>
+        </w:rPr>
+        <w:t xml:space="preserve"> 한 워드에 이송지시·적재 Ack·하역 Ack·알람발생 Ack·알람해제 Ack 가 같이 있는 것은 5대 모두 같은 설계다(메모리 맵 = 구 ECS 관측표 1호기 B0603, 2호기 B0613, 3호기 B0623 …). 구 ECS 는 단일 비트 쓰기라 같은 워드여도 서로 지우지 않았다. 1호기만 난 것은 새 WCS 가 시나리오 7장(1호기 주소로 그린 알람 예)을 “전 설비 공통 알람” 고정 주소 루틴으로 넣어, 1호기 워드만 두 스레드가 워드 단위로 되썼기 때문이다. 두 가지 모두 09-14 배포본에서 고쳤다(루틴 끔 + 단일 비트 쓰기).</w:t>
+      </w:r>
+    </w:p>
+    <w:p>
+      <w:pPr>
+        <w:pStyle w:val="ListParagraph"/>
+        <w:numPr>
+          <w:ilvl w:val="0"/>
+          <w:numId w:val="2"/>
+        </w:numPr>
+        <w:spacing w:after="20" w:before="20" w:line="276"/>
+      </w:pPr>
+      <w:r>
+        <w:rPr>
+          <w:rFonts w:ascii="Malgun Gothic" w:cs="Malgun Gothic" w:eastAsia="맑은 고딕" w:hAnsi="Malgun Gothic"/>
+          <w:color w:val="1A222C"/>
+          <w:sz w:val="19"/>
+          <w:szCs w:val="19"/>
+        </w:rPr>
+        <w:t xml:space="preserve">이번 배포본은 이 루틴을 끈다(2번의 </w:t>
+      </w:r>
+      <w:r>
+        <w:rPr>
+          <w:rFonts w:ascii="Consolas" w:cs="Consolas" w:eastAsia="맑은 고딕" w:hAnsi="Consolas"/>
+          <w:color w:val="1A222C"/>
+          <w:sz w:val="17"/>
+          <w:szCs w:val="17"/>
+          <w:shd w:fill="EEF1F0" w:color="auto" w:val="clear"/>
+        </w:rPr>
+        <w:t xml:space="preserve">사용 안 함</w:t>
+      </w:r>
+      <w:r>
+        <w:rPr>
+          <w:rFonts w:ascii="Malgun Gothic" w:cs="Malgun Gothic" w:eastAsia="맑은 고딕" w:hAnsi="Malgun Gothic"/>
+          <w:color w:val="1A222C"/>
+          <w:sz w:val="19"/>
+          <w:szCs w:val="19"/>
+        </w:rPr>
+        <w:t xml:space="preserve"> 줄). 오늘 </w:t>
+      </w:r>
+      <w:r>
+        <w:rPr>
+          <w:rFonts w:ascii="Malgun Gothic" w:cs="Malgun Gothic" w:eastAsia="맑은 고딕" w:hAnsi="Malgun Gothic"/>
+          <w:b/>
+          <w:bCs/>
+          <w:color w:val="1A222C"/>
+          <w:sz w:val="19"/>
+          <w:szCs w:val="19"/>
+        </w:rPr>
+        <w:t xml:space="preserve">B</w:t>
+      </w:r>
+      <w:r>
+        <w:rPr>
+          <w:rFonts w:ascii="Malgun Gothic" w:cs="Malgun Gothic" w:eastAsia="맑은 고딕" w:hAnsi="Malgun Gothic"/>
+          <w:color w:val="1A222C"/>
+          <w:sz w:val="19"/>
+          <w:szCs w:val="19"/>
+        </w:rPr>
+        <w:t xml:space="preserve">가 나오면 래더 등 다른 곳을 본다.</w:t>
+      </w:r>
+    </w:p>
+    <w:p>
+      <w:pPr>
+        <w:pStyle w:val="ListParagraph"/>
+        <w:numPr>
+          <w:ilvl w:val="0"/>
+          <w:numId w:val="2"/>
+        </w:numPr>
+        <w:spacing w:after="20" w:before="20" w:line="276"/>
+      </w:pPr>
+      <w:r>
+        <w:rPr>
+          <w:rFonts w:ascii="Malgun Gothic" w:cs="Malgun Gothic" w:eastAsia="맑은 고딕" w:hAnsi="Malgun Gothic"/>
+          <w:color w:val="1A222C"/>
+          <w:sz w:val="19"/>
+          <w:szCs w:val="19"/>
+        </w:rPr>
+        <w:t xml:space="preserve">조사본에 </w:t>
+      </w:r>
+      <w:r>
+        <w:rPr>
+          <w:rFonts w:ascii="Malgun Gothic" w:cs="Malgun Gothic" w:eastAsia="맑은 고딕" w:hAnsi="Malgun Gothic"/>
+          <w:b/>
+          <w:bCs/>
+          <w:color w:val="1A222C"/>
+          <w:sz w:val="19"/>
+          <w:szCs w:val="19"/>
+        </w:rPr>
+        <w:t xml:space="preserve">없는 것</w:t>
+      </w:r>
+      <w:r>
+        <w:rPr>
+          <w:rFonts w:ascii="Malgun Gothic" w:cs="Malgun Gothic" w:eastAsia="맑은 고딕" w:hAnsi="Malgun Gothic"/>
+          <w:color w:val="1A222C"/>
+          <w:sz w:val="19"/>
+          <w:szCs w:val="19"/>
+        </w:rPr>
+        <w:t xml:space="preserve">: 크레인 반송 핸드셰이크(</w:t>
+      </w:r>
+      <w:r>
+        <w:rPr>
+          <w:rFonts w:ascii="Consolas" w:cs="Consolas" w:eastAsia="맑은 고딕" w:hAnsi="Consolas"/>
+          <w:color w:val="1A222C"/>
+          <w:sz w:val="17"/>
+          <w:szCs w:val="17"/>
+          <w:shd w:fill="EEF1F0" w:color="auto" w:val="clear"/>
+        </w:rPr>
+        <w:t xml:space="preserve">M0491</w:t>
+      </w:r>
+      <w:r>
+        <w:rPr>
+          <w:rFonts w:ascii="Malgun Gothic" w:cs="Malgun Gothic" w:eastAsia="맑은 고딕" w:hAnsi="Malgun Gothic"/>
+          <w:color w:val="1A222C"/>
+          <w:sz w:val="19"/>
+          <w:szCs w:val="19"/>
+        </w:rPr>
+        <w:t xml:space="preserve">·</w:t>
+      </w:r>
+      <w:r>
+        <w:rPr>
+          <w:rFonts w:ascii="Consolas" w:cs="Consolas" w:eastAsia="맑은 고딕" w:hAnsi="Consolas"/>
+          <w:color w:val="1A222C"/>
+          <w:sz w:val="17"/>
+          <w:szCs w:val="17"/>
+          <w:shd w:fill="EEF1F0" w:color="auto" w:val="clear"/>
+        </w:rPr>
+        <w:t xml:space="preserve">M0962</w:t>
+      </w:r>
+      <w:r>
+        <w:rPr>
+          <w:rFonts w:ascii="Malgun Gothic" w:cs="Malgun Gothic" w:eastAsia="맑은 고딕" w:hAnsi="Malgun Gothic"/>
+          <w:color w:val="1A222C"/>
+          <w:sz w:val="19"/>
+          <w:szCs w:val="19"/>
+        </w:rPr>
+        <w:t xml:space="preserve">)와 C/V#2 시나리오. 실제로 지워졌는지는 오늘 로그로 가린다.</w:t>
+      </w:r>
+    </w:p>
+    <w:p>
+      <w:pPr>
+        <w:pStyle w:val="Heading2"/>
+        <w:keepNext/>
+        <w:spacing w:after="60" w:before="200"/>
+      </w:pPr>
+      <w:r>
+        <w:rPr>
+          <w:rFonts w:ascii="Malgun Gothic" w:cs="Malgun Gothic" w:eastAsia="맑은 고딕" w:hAnsi="Malgun Gothic"/>
+          <w:b/>
+          <w:bCs/>
+          <w:color w:val="1A222C"/>
+          <w:sz w:val="24"/>
+          <w:szCs w:val="24"/>
+        </w:rPr>
+        <w:t xml:space="preserve">4. 크레인 상태창 — 서버, 그다음 키오스크   (각 3분)</w:t>
+      </w:r>
+    </w:p>
+    <w:p>
+      <w:pPr>
+        <w:pStyle w:val="ListParagraph"/>
+        <w:numPr>
+          <w:ilvl w:val="0"/>
+          <w:numId w:val="2"/>
+        </w:numPr>
+        <w:spacing w:after="20" w:before="20" w:line="276"/>
+      </w:pPr>
+      <w:r>
+        <w:rPr>
+          <w:rFonts w:ascii="Malgun Gothic" w:cs="Malgun Gothic" w:eastAsia="맑은 고딕" w:hAnsi="Malgun Gothic"/>
+          <w:b/>
+          <w:bCs/>
+          <w:color w:val="1A222C"/>
+          <w:sz w:val="19"/>
+          <w:szCs w:val="19"/>
+        </w:rPr>
+        <w:t xml:space="preserve">09-15 원인 확정 : 크레인 창 클래스의 확대 패널 크기 멤버가 초기화되지 않아 창이 65535x65535 로 떴다</w:t>
+      </w:r>
+      <w:r>
+        <w:rPr>
+          <w:rFonts w:ascii="Malgun Gothic" w:cs="Malgun Gothic" w:eastAsia="맑은 고딕" w:hAnsi="Malgun Gothic"/>
+          <w:color w:val="1A222C"/>
+          <w:sz w:val="19"/>
+          <w:szCs w:val="19"/>
+        </w:rPr>
+        <w:t xml:space="preserve"> (현장 로그 </w:t>
+      </w:r>
+      <w:r>
+        <w:rPr>
+          <w:rFonts w:ascii="Consolas" w:cs="Consolas" w:eastAsia="맑은 고딕" w:hAnsi="Consolas"/>
+          <w:color w:val="1A222C"/>
+          <w:sz w:val="17"/>
+          <w:szCs w:val="17"/>
+          <w:shd w:fill="EEF1F0" w:color="auto" w:val="clear"/>
+        </w:rPr>
+        <w:t xml:space="preserve">[SC] SHOW rect=(-366,76)-(65169,65611)</w:t>
+      </w:r>
+      <w:r>
+        <w:rPr>
+          <w:rFonts w:ascii="Malgun Gothic" w:cs="Malgun Gothic" w:eastAsia="맑은 고딕" w:hAnsi="Malgun Gothic"/>
+          <w:color w:val="1A222C"/>
+          <w:sz w:val="19"/>
+          <w:szCs w:val="19"/>
+        </w:rPr>
+        <w:t xml:space="preserve">). RTV·C/V 창은 09-12 에 초기화가 들어가 정상이었고, 개발 PC 는 우연히 0 이라 재현되지 않았다. 09-15 14:56 빌드 </w:t>
+      </w:r>
+      <w:r>
+        <w:rPr>
+          <w:rFonts w:ascii="Consolas" w:cs="Consolas" w:eastAsia="맑은 고딕" w:hAnsi="Consolas"/>
+          <w:color w:val="1A222C"/>
+          <w:sz w:val="17"/>
+          <w:szCs w:val="17"/>
+          <w:shd w:fill="EEF1F0" w:color="auto" w:val="clear"/>
+        </w:rPr>
+        <w:t xml:space="preserve">Ecs.exe</w:t>
+      </w:r>
+      <w:r>
+        <w:rPr>
+          <w:rFonts w:ascii="Malgun Gothic" w:cs="Malgun Gothic" w:eastAsia="맑은 고딕" w:hAnsi="Malgun Gothic"/>
+          <w:color w:val="1A222C"/>
+          <w:sz w:val="19"/>
+          <w:szCs w:val="19"/>
+        </w:rPr>
+        <w:t xml:space="preserve"> 에서 고쳤다. 새 판에서 크레인을 눌러 창이 제자리에 닫기 버튼과 함께 뜨면 끝이다.</w:t>
       </w:r>
     </w:p>
     <w:p>
@@ -3287,26 +3713,7 @@
           <w:sz w:val="19"/>
           <w:szCs w:val="19"/>
         </w:rPr>
-        <w:t xml:space="preserve">두 곳 모두 </w:t>
-      </w:r>
-      <w:r>
-        <w:rPr>
-          <w:rFonts w:ascii="Consolas" w:cs="Consolas" w:eastAsia="맑은 고딕" w:hAnsi="Consolas"/>
-          <w:color w:val="1A222C"/>
-          <w:sz w:val="17"/>
-          <w:szCs w:val="17"/>
-          <w:shd w:fill="EEF1F0" w:color="auto" w:val="clear"/>
-        </w:rPr>
-        <w:t xml:space="preserve">WCS_TASK_CV</w:t>
-      </w:r>
-      <w:r>
-        <w:rPr>
-          <w:rFonts w:ascii="Malgun Gothic" w:cs="Malgun Gothic" w:eastAsia="맑은 고딕" w:hAnsi="Malgun Gothic"/>
-          <w:color w:val="1A222C"/>
-          <w:sz w:val="19"/>
-          <w:szCs w:val="19"/>
-        </w:rPr>
-        <w:t xml:space="preserve"> 안이고, 비트 하나를 </w:t>
+        <w:t xml:space="preserve">크레인을 한 번 클릭 → 안 뜨면 </w:t>
       </w:r>
       <w:r>
         <w:rPr>
@@ -3317,16 +3724,7 @@
           <w:sz w:val="19"/>
           <w:szCs w:val="19"/>
         </w:rPr>
-        <w:t xml:space="preserve">워드 전체 읽기 → 수정 → 쓰기</w:t>
-      </w:r>
-      <w:r>
-        <w:rPr>
-          <w:rFonts w:ascii="Malgun Gothic" w:cs="Malgun Gothic" w:eastAsia="맑은 고딕" w:hAnsi="Malgun Gothic"/>
-          <w:color w:val="1A222C"/>
-          <w:sz w:val="19"/>
-          <w:szCs w:val="19"/>
-        </w:rPr>
-        <w:t xml:space="preserve">로 쓴다. 낡은 워드를 되쓰면 방금 올린 M0962가 다시 0이 된다. IO_TASK는 PLC에 쓰지 않는다.</w:t>
+        <w:t xml:space="preserve">평소대로 ESC</w:t>
       </w:r>
     </w:p>
     <w:p>
@@ -3347,16 +3745,16 @@
           <w:sz w:val="19"/>
           <w:szCs w:val="19"/>
         </w:rPr>
-        <w:t xml:space="preserve">09-14 배포본부터 비트 쓰기를 구 ECS와 같은 단일 비트 쓰기(`%MX`)로 바꿨다.</w:t>
-      </w:r>
-      <w:r>
-        <w:rPr>
-          <w:rFonts w:ascii="Malgun Gothic" w:cs="Malgun Gothic" w:eastAsia="맑은 고딕" w:hAnsi="Malgun Gothic"/>
-          <w:color w:val="1A222C"/>
-          <w:sz w:val="19"/>
-          <w:szCs w:val="19"/>
-        </w:rPr>
-        <w:t xml:space="preserve"> PLC가 그 비트 하나만 바꾸므로 같은 워드를 여러 곳이 써도 서로 지우지 않는다. 시뮬 체인에서 Ack · 이송지시가 새 방식으로 정상 동작했다.</w:t>
+        <w:t xml:space="preserve">RTV도 한 번 클릭</w:t>
+      </w:r>
+      <w:r>
+        <w:rPr>
+          <w:rFonts w:ascii="Malgun Gothic" w:cs="Malgun Gothic" w:eastAsia="맑은 고딕" w:hAnsi="Malgun Gothic"/>
+          <w:color w:val="1A222C"/>
+          <w:sz w:val="19"/>
+          <w:szCs w:val="19"/>
+        </w:rPr>
+        <w:t xml:space="preserve"> (비교선)</w:t>
       </w:r>
     </w:p>
     <w:p>
@@ -3365,317 +3763,6 @@
         <w:numPr>
           <w:ilvl w:val="0"/>
           <w:numId w:val="3"/>
-        </w:numPr>
-        <w:spacing w:after="20" w:before="20" w:line="276"/>
-      </w:pPr>
-      <w:r>
-        <w:rPr>
-          <w:rFonts w:ascii="Malgun Gothic" w:cs="Malgun Gothic" w:eastAsia="맑은 고딕" w:hAnsi="Malgun Gothic"/>
-          <w:b/>
-          <w:bCs/>
-          <w:color w:val="1A222C"/>
-          <w:sz w:val="19"/>
-          <w:szCs w:val="19"/>
-        </w:rPr>
-        <w:t xml:space="preserve">문서와 구 ECS 는 잘못이 없다.</w:t>
-      </w:r>
-      <w:r>
-        <w:rPr>
-          <w:rFonts w:ascii="Malgun Gothic" w:cs="Malgun Gothic" w:eastAsia="맑은 고딕" w:hAnsi="Malgun Gothic"/>
-          <w:color w:val="1A222C"/>
-          <w:sz w:val="19"/>
-          <w:szCs w:val="19"/>
-        </w:rPr>
-        <w:t xml:space="preserve"> 한 워드에 이송지시·적재 Ack·하역 Ack·알람발생 Ack·알람해제 Ack 가 같이 있는 것은 5대 모두 같은 설계다(메모리 맵 = 구 ECS 관측표 1호기 B0603, 2호기 B0613, 3호기 B0623 …). 구 ECS 는 단일 비트 쓰기라 같은 워드여도 서로 지우지 않았다. 1호기만 난 것은 새 WCS 가 시나리오 7장(1호기 주소로 그린 알람 예)을 “전 설비 공통 알람” 고정 주소 루틴으로 넣어, 1호기 워드만 두 스레드가 워드 단위로 되썼기 때문이다. 두 가지 모두 09-14 배포본에서 고쳤다(루틴 끔 + 단일 비트 쓰기).</w:t>
-      </w:r>
-    </w:p>
-    <w:p>
-      <w:pPr>
-        <w:pStyle w:val="ListParagraph"/>
-        <w:numPr>
-          <w:ilvl w:val="0"/>
-          <w:numId w:val="3"/>
-        </w:numPr>
-        <w:spacing w:after="20" w:before="20" w:line="276"/>
-      </w:pPr>
-      <w:r>
-        <w:rPr>
-          <w:rFonts w:ascii="Malgun Gothic" w:cs="Malgun Gothic" w:eastAsia="맑은 고딕" w:hAnsi="Malgun Gothic"/>
-          <w:color w:val="1A222C"/>
-          <w:sz w:val="19"/>
-          <w:szCs w:val="19"/>
-        </w:rPr>
-        <w:t xml:space="preserve">이번 배포본은 이 루틴을 끈다(2번의 </w:t>
-      </w:r>
-      <w:r>
-        <w:rPr>
-          <w:rFonts w:ascii="Consolas" w:cs="Consolas" w:eastAsia="맑은 고딕" w:hAnsi="Consolas"/>
-          <w:color w:val="1A222C"/>
-          <w:sz w:val="17"/>
-          <w:szCs w:val="17"/>
-          <w:shd w:fill="EEF1F0" w:color="auto" w:val="clear"/>
-        </w:rPr>
-        <w:t xml:space="preserve">사용 안 함</w:t>
-      </w:r>
-      <w:r>
-        <w:rPr>
-          <w:rFonts w:ascii="Malgun Gothic" w:cs="Malgun Gothic" w:eastAsia="맑은 고딕" w:hAnsi="Malgun Gothic"/>
-          <w:color w:val="1A222C"/>
-          <w:sz w:val="19"/>
-          <w:szCs w:val="19"/>
-        </w:rPr>
-        <w:t xml:space="preserve"> 줄). 오늘 </w:t>
-      </w:r>
-      <w:r>
-        <w:rPr>
-          <w:rFonts w:ascii="Malgun Gothic" w:cs="Malgun Gothic" w:eastAsia="맑은 고딕" w:hAnsi="Malgun Gothic"/>
-          <w:b/>
-          <w:bCs/>
-          <w:color w:val="1A222C"/>
-          <w:sz w:val="19"/>
-          <w:szCs w:val="19"/>
-        </w:rPr>
-        <w:t xml:space="preserve">B</w:t>
-      </w:r>
-      <w:r>
-        <w:rPr>
-          <w:rFonts w:ascii="Malgun Gothic" w:cs="Malgun Gothic" w:eastAsia="맑은 고딕" w:hAnsi="Malgun Gothic"/>
-          <w:color w:val="1A222C"/>
-          <w:sz w:val="19"/>
-          <w:szCs w:val="19"/>
-        </w:rPr>
-        <w:t xml:space="preserve">가 나오면 래더 등 다른 곳을 본다.</w:t>
-      </w:r>
-    </w:p>
-    <w:p>
-      <w:pPr>
-        <w:pStyle w:val="ListParagraph"/>
-        <w:numPr>
-          <w:ilvl w:val="0"/>
-          <w:numId w:val="3"/>
-        </w:numPr>
-        <w:spacing w:after="20" w:before="20" w:line="276"/>
-      </w:pPr>
-      <w:r>
-        <w:rPr>
-          <w:rFonts w:ascii="Malgun Gothic" w:cs="Malgun Gothic" w:eastAsia="맑은 고딕" w:hAnsi="Malgun Gothic"/>
-          <w:color w:val="1A222C"/>
-          <w:sz w:val="19"/>
-          <w:szCs w:val="19"/>
-        </w:rPr>
-        <w:t xml:space="preserve">조사본에 </w:t>
-      </w:r>
-      <w:r>
-        <w:rPr>
-          <w:rFonts w:ascii="Malgun Gothic" w:cs="Malgun Gothic" w:eastAsia="맑은 고딕" w:hAnsi="Malgun Gothic"/>
-          <w:b/>
-          <w:bCs/>
-          <w:color w:val="1A222C"/>
-          <w:sz w:val="19"/>
-          <w:szCs w:val="19"/>
-        </w:rPr>
-        <w:t xml:space="preserve">없는 것</w:t>
-      </w:r>
-      <w:r>
-        <w:rPr>
-          <w:rFonts w:ascii="Malgun Gothic" w:cs="Malgun Gothic" w:eastAsia="맑은 고딕" w:hAnsi="Malgun Gothic"/>
-          <w:color w:val="1A222C"/>
-          <w:sz w:val="19"/>
-          <w:szCs w:val="19"/>
-        </w:rPr>
-        <w:t xml:space="preserve">: 크레인 반송 핸드셰이크(</w:t>
-      </w:r>
-      <w:r>
-        <w:rPr>
-          <w:rFonts w:ascii="Consolas" w:cs="Consolas" w:eastAsia="맑은 고딕" w:hAnsi="Consolas"/>
-          <w:color w:val="1A222C"/>
-          <w:sz w:val="17"/>
-          <w:szCs w:val="17"/>
-          <w:shd w:fill="EEF1F0" w:color="auto" w:val="clear"/>
-        </w:rPr>
-        <w:t xml:space="preserve">M0491</w:t>
-      </w:r>
-      <w:r>
-        <w:rPr>
-          <w:rFonts w:ascii="Malgun Gothic" w:cs="Malgun Gothic" w:eastAsia="맑은 고딕" w:hAnsi="Malgun Gothic"/>
-          <w:color w:val="1A222C"/>
-          <w:sz w:val="19"/>
-          <w:szCs w:val="19"/>
-        </w:rPr>
-        <w:t xml:space="preserve">·</w:t>
-      </w:r>
-      <w:r>
-        <w:rPr>
-          <w:rFonts w:ascii="Consolas" w:cs="Consolas" w:eastAsia="맑은 고딕" w:hAnsi="Consolas"/>
-          <w:color w:val="1A222C"/>
-          <w:sz w:val="17"/>
-          <w:szCs w:val="17"/>
-          <w:shd w:fill="EEF1F0" w:color="auto" w:val="clear"/>
-        </w:rPr>
-        <w:t xml:space="preserve">M0962</w:t>
-      </w:r>
-      <w:r>
-        <w:rPr>
-          <w:rFonts w:ascii="Malgun Gothic" w:cs="Malgun Gothic" w:eastAsia="맑은 고딕" w:hAnsi="Malgun Gothic"/>
-          <w:color w:val="1A222C"/>
-          <w:sz w:val="19"/>
-          <w:szCs w:val="19"/>
-        </w:rPr>
-        <w:t xml:space="preserve">)와 C/V#2 시나리오. 실제로 지워졌는지는 오늘 로그로 가린다.</w:t>
-      </w:r>
-    </w:p>
-    <w:p>
-      <w:pPr>
-        <w:pStyle w:val="Heading2"/>
-        <w:keepNext/>
-        <w:spacing w:after="60" w:before="200"/>
-      </w:pPr>
-      <w:r>
-        <w:rPr>
-          <w:rFonts w:ascii="Malgun Gothic" w:cs="Malgun Gothic" w:eastAsia="맑은 고딕" w:hAnsi="Malgun Gothic"/>
-          <w:b/>
-          <w:bCs/>
-          <w:color w:val="1A222C"/>
-          <w:sz w:val="24"/>
-          <w:szCs w:val="24"/>
-        </w:rPr>
-        <w:t xml:space="preserve">4. 크레인 상태창 — 서버, 그다음 키오스크   (각 3분)</w:t>
-      </w:r>
-    </w:p>
-    <w:p>
-      <w:pPr>
-        <w:pStyle w:val="ListParagraph"/>
-        <w:numPr>
-          <w:ilvl w:val="0"/>
-          <w:numId w:val="3"/>
-        </w:numPr>
-        <w:spacing w:after="20" w:before="20" w:line="276"/>
-      </w:pPr>
-      <w:r>
-        <w:rPr>
-          <w:rFonts w:ascii="Malgun Gothic" w:cs="Malgun Gothic" w:eastAsia="맑은 고딕" w:hAnsi="Malgun Gothic"/>
-          <w:b/>
-          <w:bCs/>
-          <w:color w:val="1A222C"/>
-          <w:sz w:val="19"/>
-          <w:szCs w:val="19"/>
-        </w:rPr>
-        <w:t xml:space="preserve">09-15 원인 확정 : 크레인 창 클래스의 확대 패널 크기 멤버가 초기화되지 않아 창이 65535x65535 로 떴다</w:t>
-      </w:r>
-      <w:r>
-        <w:rPr>
-          <w:rFonts w:ascii="Malgun Gothic" w:cs="Malgun Gothic" w:eastAsia="맑은 고딕" w:hAnsi="Malgun Gothic"/>
-          <w:color w:val="1A222C"/>
-          <w:sz w:val="19"/>
-          <w:szCs w:val="19"/>
-        </w:rPr>
-        <w:t xml:space="preserve"> (현장 로그 </w:t>
-      </w:r>
-      <w:r>
-        <w:rPr>
-          <w:rFonts w:ascii="Consolas" w:cs="Consolas" w:eastAsia="맑은 고딕" w:hAnsi="Consolas"/>
-          <w:color w:val="1A222C"/>
-          <w:sz w:val="17"/>
-          <w:szCs w:val="17"/>
-          <w:shd w:fill="EEF1F0" w:color="auto" w:val="clear"/>
-        </w:rPr>
-        <w:t xml:space="preserve">[SC] SHOW rect=(-366,76)-(65169,65611)</w:t>
-      </w:r>
-      <w:r>
-        <w:rPr>
-          <w:rFonts w:ascii="Malgun Gothic" w:cs="Malgun Gothic" w:eastAsia="맑은 고딕" w:hAnsi="Malgun Gothic"/>
-          <w:color w:val="1A222C"/>
-          <w:sz w:val="19"/>
-          <w:szCs w:val="19"/>
-        </w:rPr>
-        <w:t xml:space="preserve">). RTV·C/V 창은 09-12 에 초기화가 들어가 정상이었고, 개발 PC 는 우연히 0 이라 재현되지 않았다. 09-15 14:56 빌드 </w:t>
-      </w:r>
-      <w:r>
-        <w:rPr>
-          <w:rFonts w:ascii="Consolas" w:cs="Consolas" w:eastAsia="맑은 고딕" w:hAnsi="Consolas"/>
-          <w:color w:val="1A222C"/>
-          <w:sz w:val="17"/>
-          <w:szCs w:val="17"/>
-          <w:shd w:fill="EEF1F0" w:color="auto" w:val="clear"/>
-        </w:rPr>
-        <w:t xml:space="preserve">Ecs.exe</w:t>
-      </w:r>
-      <w:r>
-        <w:rPr>
-          <w:rFonts w:ascii="Malgun Gothic" w:cs="Malgun Gothic" w:eastAsia="맑은 고딕" w:hAnsi="Malgun Gothic"/>
-          <w:color w:val="1A222C"/>
-          <w:sz w:val="19"/>
-          <w:szCs w:val="19"/>
-        </w:rPr>
-        <w:t xml:space="preserve"> 에서 고쳤다. 새 판에서 크레인을 눌러 창이 제자리에 닫기 버튼과 함께 뜨면 끝이다.</w:t>
-      </w:r>
-    </w:p>
-    <w:p>
-      <w:pPr>
-        <w:pStyle w:val="ListParagraph"/>
-        <w:numPr>
-          <w:ilvl w:val="0"/>
-          <w:numId w:val="2"/>
-        </w:numPr>
-        <w:spacing w:after="20" w:before="20" w:line="276"/>
-      </w:pPr>
-      <w:r>
-        <w:rPr>
-          <w:rFonts w:ascii="Malgun Gothic" w:cs="Malgun Gothic" w:eastAsia="맑은 고딕" w:hAnsi="Malgun Gothic"/>
-          <w:color w:val="1A222C"/>
-          <w:sz w:val="19"/>
-          <w:szCs w:val="19"/>
-        </w:rPr>
-        <w:t xml:space="preserve">크레인을 한 번 클릭 → 안 뜨면 </w:t>
-      </w:r>
-      <w:r>
-        <w:rPr>
-          <w:rFonts w:ascii="Malgun Gothic" w:cs="Malgun Gothic" w:eastAsia="맑은 고딕" w:hAnsi="Malgun Gothic"/>
-          <w:b/>
-          <w:bCs/>
-          <w:color w:val="1A222C"/>
-          <w:sz w:val="19"/>
-          <w:szCs w:val="19"/>
-        </w:rPr>
-        <w:t xml:space="preserve">평소대로 ESC</w:t>
-      </w:r>
-    </w:p>
-    <w:p>
-      <w:pPr>
-        <w:pStyle w:val="ListParagraph"/>
-        <w:numPr>
-          <w:ilvl w:val="0"/>
-          <w:numId w:val="2"/>
-        </w:numPr>
-        <w:spacing w:after="20" w:before="20" w:line="276"/>
-      </w:pPr>
-      <w:r>
-        <w:rPr>
-          <w:rFonts w:ascii="Malgun Gothic" w:cs="Malgun Gothic" w:eastAsia="맑은 고딕" w:hAnsi="Malgun Gothic"/>
-          <w:b/>
-          <w:bCs/>
-          <w:color w:val="1A222C"/>
-          <w:sz w:val="19"/>
-          <w:szCs w:val="19"/>
-        </w:rPr>
-        <w:t xml:space="preserve">RTV도 한 번 클릭</w:t>
-      </w:r>
-      <w:r>
-        <w:rPr>
-          <w:rFonts w:ascii="Malgun Gothic" w:cs="Malgun Gothic" w:eastAsia="맑은 고딕" w:hAnsi="Malgun Gothic"/>
-          <w:color w:val="1A222C"/>
-          <w:sz w:val="19"/>
-          <w:szCs w:val="19"/>
-        </w:rPr>
-        <w:t xml:space="preserve"> (비교선)</w:t>
-      </w:r>
-    </w:p>
-    <w:p>
-      <w:pPr>
-        <w:pStyle w:val="ListParagraph"/>
-        <w:numPr>
-          <w:ilvl w:val="0"/>
-          <w:numId w:val="2"/>
         </w:numPr>
         <w:spacing w:after="20" w:before="20" w:line="276"/>
       </w:pPr>
@@ -4313,7 +4400,7 @@
         <w:pStyle w:val="ListParagraph"/>
         <w:numPr>
           <w:ilvl w:val="0"/>
-          <w:numId w:val="2"/>
+          <w:numId w:val="3"/>
         </w:numPr>
         <w:spacing w:after="20" w:before="20" w:line="276"/>
       </w:pPr>
@@ -4325,6 +4412,178 @@
           <w:szCs w:val="19"/>
         </w:rPr>
         <w:t xml:space="preserve">RTV 에러를 한 번 걸었다 현장에서 해제 → Client의 RTV 에러 표시가 몇 초 안에 따라 꺼지는지</w:t>
+      </w:r>
+    </w:p>
+    <w:p>
+      <w:pPr>
+        <w:pStyle w:val="ListParagraph"/>
+        <w:numPr>
+          <w:ilvl w:val="0"/>
+          <w:numId w:val="3"/>
+        </w:numPr>
+        <w:spacing w:after="20" w:before="20" w:line="276"/>
+      </w:pPr>
+      <w:r>
+        <w:rPr>
+          <w:rFonts w:ascii="Consolas" w:cs="Consolas" w:eastAsia="맑은 고딕" w:hAnsi="Consolas"/>
+          <w:color w:val="1A222C"/>
+          <w:sz w:val="17"/>
+          <w:szCs w:val="17"/>
+          <w:shd w:fill="EEF1F0" w:color="auto" w:val="clear"/>
+        </w:rPr>
+        <w:t xml:space="preserve">wcs_log_pgr</w:t>
+      </w:r>
+      <w:r>
+        <w:rPr>
+          <w:rFonts w:ascii="Malgun Gothic" w:cs="Malgun Gothic" w:eastAsia="맑은 고딕" w:hAnsi="Malgun Gothic"/>
+          <w:color w:val="1A222C"/>
+          <w:sz w:val="19"/>
+          <w:szCs w:val="19"/>
+        </w:rPr>
+        <w:t xml:space="preserve">에 </w:t>
+      </w:r>
+      <w:r>
+        <w:rPr>
+          <w:rFonts w:ascii="Consolas" w:cs="Consolas" w:eastAsia="맑은 고딕" w:hAnsi="Consolas"/>
+          <w:color w:val="1A222C"/>
+          <w:sz w:val="17"/>
+          <w:szCs w:val="17"/>
+          <w:shd w:fill="EEF1F0" w:color="auto" w:val="clear"/>
+        </w:rPr>
+        <w:t xml:space="preserve">[VEH_RTV] VEHICLE@1 알람코드 워드가 0 → 에러 해제 반영</w:t>
+      </w:r>
+    </w:p>
+    <w:p>
+      <w:pPr>
+        <w:pStyle w:val="ListParagraph"/>
+        <w:numPr>
+          <w:ilvl w:val="0"/>
+          <w:numId w:val="3"/>
+        </w:numPr>
+        <w:spacing w:after="20" w:before="20" w:line="276"/>
+      </w:pPr>
+      <w:r>
+        <w:rPr>
+          <w:rFonts w:ascii="Malgun Gothic" w:cs="Malgun Gothic" w:eastAsia="맑은 고딕" w:hAnsi="Malgun Gothic"/>
+          <w:color w:val="1A222C"/>
+          <w:sz w:val="19"/>
+          <w:szCs w:val="19"/>
+        </w:rPr>
+        <w:t xml:space="preserve">안 꺼지면: PLC가 해제 때 알람코드 워드(</w:t>
+      </w:r>
+      <w:r>
+        <w:rPr>
+          <w:rFonts w:ascii="Malgun Gothic" w:cs="Malgun Gothic" w:eastAsia="맑은 고딕" w:hAnsi="Malgun Gothic"/>
+          <w:b/>
+          <w:bCs/>
+          <w:color w:val="1A222C"/>
+          <w:sz w:val="19"/>
+          <w:szCs w:val="19"/>
+        </w:rPr>
+        <w:t xml:space="preserve">D211</w:t>
+      </w:r>
+      <w:r>
+        <w:rPr>
+          <w:rFonts w:ascii="Malgun Gothic" w:cs="Malgun Gothic" w:eastAsia="맑은 고딕" w:hAnsi="Malgun Gothic"/>
+          <w:color w:val="1A222C"/>
+          <w:sz w:val="19"/>
+          <w:szCs w:val="19"/>
+        </w:rPr>
+        <w:t xml:space="preserve">)를 0으로 안 내리는 것 → 담당자 확인</w:t>
+      </w:r>
+    </w:p>
+    <w:p>
+      <w:pPr>
+        <w:pStyle w:val="Heading2"/>
+        <w:keepNext/>
+        <w:spacing w:after="60" w:before="200"/>
+      </w:pPr>
+      <w:r>
+        <w:rPr>
+          <w:rFonts w:ascii="Malgun Gothic" w:cs="Malgun Gothic" w:eastAsia="맑은 고딕" w:hAnsi="Malgun Gothic"/>
+          <w:b/>
+          <w:bCs/>
+          <w:color w:val="1A222C"/>
+          <w:sz w:val="24"/>
+          <w:szCs w:val="24"/>
+        </w:rPr>
+        <w:t xml:space="preserve">6. 트래킹 중복 (27번)   (지나가며)</w:t>
+      </w:r>
+    </w:p>
+    <w:p>
+      <w:pPr>
+        <w:pStyle w:val="ListParagraph"/>
+        <w:numPr>
+          <w:ilvl w:val="0"/>
+          <w:numId w:val="3"/>
+        </w:numPr>
+        <w:spacing w:after="20" w:before="20" w:line="276"/>
+      </w:pPr>
+      <w:r>
+        <w:rPr>
+          <w:rFonts w:ascii="Malgun Gothic" w:cs="Malgun Gothic" w:eastAsia="맑은 고딕" w:hAnsi="Malgun Gothic"/>
+          <w:color w:val="1A222C"/>
+          <w:sz w:val="19"/>
+          <w:szCs w:val="19"/>
+        </w:rPr>
+        <w:t xml:space="preserve">RTV가 127(또는 111·125)에 내려놓은 뒤 IO_TASK 로그 </w:t>
+      </w:r>
+      <w:r>
+        <w:rPr>
+          <w:rFonts w:ascii="Consolas" w:cs="Consolas" w:eastAsia="맑은 고딕" w:hAnsi="Consolas"/>
+          <w:color w:val="1A222C"/>
+          <w:sz w:val="17"/>
+          <w:szCs w:val="17"/>
+          <w:shd w:fill="EEF1F0" w:color="auto" w:val="clear"/>
+        </w:rPr>
+        <w:t xml:space="preserve">… 트랙에 작업번호 기록 요청</w:t>
+      </w:r>
+      <w:r>
+        <w:rPr>
+          <w:rFonts w:ascii="Malgun Gothic" w:cs="Malgun Gothic" w:eastAsia="맑은 고딕" w:hAnsi="Malgun Gothic"/>
+          <w:color w:val="1A222C"/>
+          <w:sz w:val="19"/>
+          <w:szCs w:val="19"/>
+        </w:rPr>
+        <w:t xml:space="preserve">이 </w:t>
+      </w:r>
+      <w:r>
+        <w:rPr>
+          <w:rFonts w:ascii="Malgun Gothic" w:cs="Malgun Gothic" w:eastAsia="맑은 고딕" w:hAnsi="Malgun Gothic"/>
+          <w:b/>
+          <w:bCs/>
+          <w:color w:val="1A222C"/>
+          <w:sz w:val="19"/>
+          <w:szCs w:val="19"/>
+        </w:rPr>
+        <w:t xml:space="preserve">작업당 한 번</w:t>
+      </w:r>
+      <w:r>
+        <w:rPr>
+          <w:rFonts w:ascii="Malgun Gothic" w:cs="Malgun Gothic" w:eastAsia="맑은 고딕" w:hAnsi="Malgun Gothic"/>
+          <w:color w:val="1A222C"/>
+          <w:sz w:val="19"/>
+          <w:szCs w:val="19"/>
+        </w:rPr>
+        <w:t xml:space="preserve">인지 (20초 안 재요청 없음)</w:t>
+      </w:r>
+    </w:p>
+    <w:p>
+      <w:pPr>
+        <w:pStyle w:val="Heading2"/>
+        <w:keepNext/>
+        <w:spacing w:after="60" w:before="200"/>
+      </w:pPr>
+      <w:r>
+        <w:rPr>
+          <w:rFonts w:ascii="Malgun Gothic" w:cs="Malgun Gothic" w:eastAsia="맑은 고딕" w:hAnsi="Malgun Gothic"/>
+          <w:b/>
+          <w:bCs/>
+          <w:color w:val="1A222C"/>
+          <w:sz w:val="24"/>
+          <w:szCs w:val="24"/>
+        </w:rPr>
+        <w:t xml:space="preserve">7. PLC 담당자께 묶어서 물어볼 것</w:t>
       </w:r>
     </w:p>
     <w:p>
@@ -4338,32 +4597,43 @@
       </w:pPr>
       <w:r>
         <w:rPr>
-          <w:rFonts w:ascii="Consolas" w:cs="Consolas" w:eastAsia="맑은 고딕" w:hAnsi="Consolas"/>
-          <w:color w:val="1A222C"/>
-          <w:sz w:val="17"/>
-          <w:szCs w:val="17"/>
-          <w:shd w:fill="EEF1F0" w:color="auto" w:val="clear"/>
-        </w:rPr>
-        <w:t xml:space="preserve">wcs_log_pgr</w:t>
-      </w:r>
-      <w:r>
-        <w:rPr>
-          <w:rFonts w:ascii="Malgun Gothic" w:cs="Malgun Gothic" w:eastAsia="맑은 고딕" w:hAnsi="Malgun Gothic"/>
-          <w:color w:val="1A222C"/>
-          <w:sz w:val="19"/>
-          <w:szCs w:val="19"/>
-        </w:rPr>
-        <w:t xml:space="preserve">에 </w:t>
-      </w:r>
-      <w:r>
-        <w:rPr>
-          <w:rFonts w:ascii="Consolas" w:cs="Consolas" w:eastAsia="맑은 고딕" w:hAnsi="Consolas"/>
-          <w:color w:val="1A222C"/>
-          <w:sz w:val="17"/>
-          <w:szCs w:val="17"/>
-          <w:shd w:fill="EEF1F0" w:color="auto" w:val="clear"/>
-        </w:rPr>
-        <w:t xml:space="preserve">[VEH_RTV] VEHICLE@1 알람코드 워드가 0 → 에러 해제 반영</w:t>
+          <w:rFonts w:ascii="Malgun Gothic" w:cs="Malgun Gothic" w:eastAsia="맑은 고딕" w:hAnsi="Malgun Gothic"/>
+          <w:b/>
+          <w:bCs/>
+          <w:color w:val="1A222C"/>
+          <w:sz w:val="19"/>
+          <w:szCs w:val="19"/>
+        </w:rPr>
+        <w:t xml:space="preserve">M1538</w:t>
+      </w:r>
+      <w:r>
+        <w:rPr>
+          <w:rFonts w:ascii="Malgun Gothic" w:cs="Malgun Gothic" w:eastAsia="맑은 고딕" w:hAnsi="Malgun Gothic"/>
+          <w:color w:val="1A222C"/>
+          <w:sz w:val="19"/>
+          <w:szCs w:val="19"/>
+        </w:rPr>
+        <w:t xml:space="preserve">(1호기 Unload Complete Ack)을 </w:t>
+      </w:r>
+      <w:r>
+        <w:rPr>
+          <w:rFonts w:ascii="Malgun Gothic" w:cs="Malgun Gothic" w:eastAsia="맑은 고딕" w:hAnsi="Malgun Gothic"/>
+          <w:b/>
+          <w:bCs/>
+          <w:color w:val="1A222C"/>
+          <w:sz w:val="19"/>
+          <w:szCs w:val="19"/>
+        </w:rPr>
+        <w:t xml:space="preserve">리셋하는 래더</w:t>
+      </w:r>
+      <w:r>
+        <w:rPr>
+          <w:rFonts w:ascii="Malgun Gothic" w:cs="Malgun Gothic" w:eastAsia="맑은 고딕" w:hAnsi="Malgun Gothic"/>
+          <w:color w:val="1A222C"/>
+          <w:sz w:val="19"/>
+          <w:szCs w:val="19"/>
+        </w:rPr>
+        <w:t xml:space="preserve">가 있는가 — 있다면 어떤 조건에서</w:t>
       </w:r>
     </w:p>
     <w:p>
@@ -4378,49 +4648,22 @@
       <w:r>
         <w:rPr>
           <w:rFonts w:ascii="Malgun Gothic" w:cs="Malgun Gothic" w:eastAsia="맑은 고딕" w:hAnsi="Malgun Gothic"/>
-          <w:color w:val="1A222C"/>
-          <w:sz w:val="19"/>
-          <w:szCs w:val="19"/>
-        </w:rPr>
-        <w:t xml:space="preserve">안 꺼지면: PLC가 해제 때 알람코드 워드(</w:t>
-      </w:r>
-      <w:r>
-        <w:rPr>
-          <w:rFonts w:ascii="Malgun Gothic" w:cs="Malgun Gothic" w:eastAsia="맑은 고딕" w:hAnsi="Malgun Gothic"/>
           <w:b/>
           <w:bCs/>
           <w:color w:val="1A222C"/>
           <w:sz w:val="19"/>
           <w:szCs w:val="19"/>
         </w:rPr>
-        <w:t xml:space="preserve">D211</w:t>
-      </w:r>
-      <w:r>
-        <w:rPr>
-          <w:rFonts w:ascii="Malgun Gothic" w:cs="Malgun Gothic" w:eastAsia="맑은 고딕" w:hAnsi="Malgun Gothic"/>
-          <w:color w:val="1A222C"/>
-          <w:sz w:val="19"/>
-          <w:szCs w:val="19"/>
-        </w:rPr>
-        <w:t xml:space="preserve">)를 0으로 안 내리는 것 → 담당자 확인</w:t>
-      </w:r>
-    </w:p>
-    <w:p>
-      <w:pPr>
-        <w:pStyle w:val="Heading2"/>
-        <w:keepNext/>
-        <w:spacing w:after="60" w:before="200"/>
-      </w:pPr>
-      <w:r>
-        <w:rPr>
-          <w:rFonts w:ascii="Malgun Gothic" w:cs="Malgun Gothic" w:eastAsia="맑은 고딕" w:hAnsi="Malgun Gothic"/>
-          <w:b/>
-          <w:bCs/>
-          <w:color w:val="1A222C"/>
-          <w:sz w:val="24"/>
-          <w:szCs w:val="24"/>
-        </w:rPr>
-        <w:t xml:space="preserve">6. 트래킹 중복 (27번)   (지나가며)</w:t>
+        <w:t xml:space="preserve">C/V#2 벨트가 104→103으로 기동하는 조건</w:t>
+      </w:r>
+      <w:r>
+        <w:rPr>
+          <w:rFonts w:ascii="Malgun Gothic" w:cs="Malgun Gothic" w:eastAsia="맑은 고딕" w:hAnsi="Malgun Gothic"/>
+          <w:color w:val="1A222C"/>
+          <w:sz w:val="19"/>
+          <w:szCs w:val="19"/>
+        </w:rPr>
+        <w:t xml:space="preserve">은 정확히 무엇인가 (방향 외에 크레인 Ack / Load Complete #2 Ack를 보는가)</w:t>
       </w:r>
     </w:p>
     <w:p>
@@ -4439,7 +4682,124 @@
           <w:sz w:val="19"/>
           <w:szCs w:val="19"/>
         </w:rPr>
-        <w:t xml:space="preserve">RTV가 127(또는 111·125)에 내려놓은 뒤 IO_TASK 로그 </w:t>
+        <w:t xml:space="preserve">크레인이 Unload Complete를 올리고 </w:t>
+      </w:r>
+      <w:r>
+        <w:rPr>
+          <w:rFonts w:ascii="Malgun Gothic" w:cs="Malgun Gothic" w:eastAsia="맑은 고딕" w:hAnsi="Malgun Gothic"/>
+          <w:b/>
+          <w:bCs/>
+          <w:color w:val="1A222C"/>
+          <w:sz w:val="19"/>
+          <w:szCs w:val="19"/>
+        </w:rPr>
+        <w:t xml:space="preserve">Ack를 기다리는 시간</w:t>
+      </w:r>
+      <w:r>
+        <w:rPr>
+          <w:rFonts w:ascii="Malgun Gothic" w:cs="Malgun Gothic" w:eastAsia="맑은 고딕" w:hAnsi="Malgun Gothic"/>
+          <w:color w:val="1A222C"/>
+          <w:sz w:val="19"/>
+          <w:szCs w:val="19"/>
+        </w:rPr>
+        <w:t xml:space="preserve">(타임아웃)이 있는가, 넘기면 어떻게 되는가</w:t>
+      </w:r>
+    </w:p>
+    <w:p>
+      <w:pPr>
+        <w:pStyle w:val="ListParagraph"/>
+        <w:numPr>
+          <w:ilvl w:val="0"/>
+          <w:numId w:val="2"/>
+        </w:numPr>
+        <w:spacing w:after="20" w:before="20" w:line="276"/>
+      </w:pPr>
+      <w:r>
+        <w:rPr>
+          <w:rFonts w:ascii="Malgun Gothic" w:cs="Malgun Gothic" w:eastAsia="맑은 고딕" w:hAnsi="Malgun Gothic"/>
+          <w:color w:val="1A222C"/>
+          <w:sz w:val="19"/>
+          <w:szCs w:val="19"/>
+        </w:rPr>
+        <w:t xml:space="preserve">완료 이벤트는 </w:t>
+      </w:r>
+      <w:r>
+        <w:rPr>
+          <w:rFonts w:ascii="Malgun Gothic" w:cs="Malgun Gothic" w:eastAsia="맑은 고딕" w:hAnsi="Malgun Gothic"/>
+          <w:b/>
+          <w:bCs/>
+          <w:color w:val="1A222C"/>
+          <w:sz w:val="19"/>
+          <w:szCs w:val="19"/>
+        </w:rPr>
+        <w:t xml:space="preserve">Ack 받을 때까지 유지</w:t>
+      </w:r>
+      <w:r>
+        <w:rPr>
+          <w:rFonts w:ascii="Malgun Gothic" w:cs="Malgun Gothic" w:eastAsia="맑은 고딕" w:hAnsi="Malgun Gothic"/>
+          <w:color w:val="1A222C"/>
+          <w:sz w:val="19"/>
+          <w:szCs w:val="19"/>
+        </w:rPr>
+        <w:t xml:space="preserve">되는가, 정해진 펄스 폭인가 (폴링이 놓칠 수 있는 쪽이면 래치 협의)</w:t>
+      </w:r>
+    </w:p>
+    <w:p>
+      <w:pPr>
+        <w:pStyle w:val="ListParagraph"/>
+        <w:numPr>
+          <w:ilvl w:val="0"/>
+          <w:numId w:val="2"/>
+        </w:numPr>
+        <w:spacing w:after="20" w:before="20" w:line="276"/>
+      </w:pPr>
+      <w:r>
+        <w:rPr>
+          <w:rFonts w:ascii="Malgun Gothic" w:cs="Malgun Gothic" w:eastAsia="맑은 고딕" w:hAnsi="Malgun Gothic"/>
+          <w:color w:val="1A222C"/>
+          <w:sz w:val="19"/>
+          <w:szCs w:val="19"/>
+        </w:rPr>
+        <w:t xml:space="preserve">RTV 알람 해제 시 </w:t>
+      </w:r>
+      <w:r>
+        <w:rPr>
+          <w:rFonts w:ascii="Malgun Gothic" w:cs="Malgun Gothic" w:eastAsia="맑은 고딕" w:hAnsi="Malgun Gothic"/>
+          <w:b/>
+          <w:bCs/>
+          <w:color w:val="1A222C"/>
+          <w:sz w:val="19"/>
+          <w:szCs w:val="19"/>
+        </w:rPr>
+        <w:t xml:space="preserve">D211</w:t>
+      </w:r>
+      <w:r>
+        <w:rPr>
+          <w:rFonts w:ascii="Malgun Gothic" w:cs="Malgun Gothic" w:eastAsia="맑은 고딕" w:hAnsi="Malgun Gothic"/>
+          <w:color w:val="1A222C"/>
+          <w:sz w:val="19"/>
+          <w:szCs w:val="19"/>
+        </w:rPr>
+        <w:t xml:space="preserve">(ALARM_SET_CODE)을 0으로 내리는가</w:t>
+      </w:r>
+    </w:p>
+    <w:p>
+      <w:pPr>
+        <w:pStyle w:val="ListParagraph"/>
+        <w:numPr>
+          <w:ilvl w:val="0"/>
+          <w:numId w:val="2"/>
+        </w:numPr>
+        <w:spacing w:after="20" w:before="20" w:line="276"/>
+      </w:pPr>
+      <w:r>
+        <w:rPr>
+          <w:rFonts w:ascii="Malgun Gothic" w:cs="Malgun Gothic" w:eastAsia="맑은 고딕" w:hAnsi="Malgun Gothic"/>
+          <w:color w:val="1A222C"/>
+          <w:sz w:val="19"/>
+          <w:szCs w:val="19"/>
+        </w:rPr>
+        <w:t xml:space="preserve">(한 줄만) D301에 넣는 값은 문자 </w:t>
       </w:r>
       <w:r>
         <w:rPr>
@@ -4449,54 +4809,16 @@
           <w:szCs w:val="17"/>
           <w:shd w:fill="EEF1F0" w:color="auto" w:val="clear"/>
         </w:rPr>
-        <w:t xml:space="preserve">… 트랙에 작업번호 기록 요청</w:t>
-      </w:r>
-      <w:r>
-        <w:rPr>
-          <w:rFonts w:ascii="Malgun Gothic" w:cs="Malgun Gothic" w:eastAsia="맑은 고딕" w:hAnsi="Malgun Gothic"/>
-          <w:color w:val="1A222C"/>
-          <w:sz w:val="19"/>
-          <w:szCs w:val="19"/>
-        </w:rPr>
-        <w:t xml:space="preserve">이 </w:t>
-      </w:r>
-      <w:r>
-        <w:rPr>
-          <w:rFonts w:ascii="Malgun Gothic" w:cs="Malgun Gothic" w:eastAsia="맑은 고딕" w:hAnsi="Malgun Gothic"/>
-          <w:b/>
-          <w:bCs/>
-          <w:color w:val="1A222C"/>
-          <w:sz w:val="19"/>
-          <w:szCs w:val="19"/>
-        </w:rPr>
-        <w:t xml:space="preserve">작업당 한 번</w:t>
-      </w:r>
-      <w:r>
-        <w:rPr>
-          <w:rFonts w:ascii="Malgun Gothic" w:cs="Malgun Gothic" w:eastAsia="맑은 고딕" w:hAnsi="Malgun Gothic"/>
-          <w:color w:val="1A222C"/>
-          <w:sz w:val="19"/>
-          <w:szCs w:val="19"/>
-        </w:rPr>
-        <w:t xml:space="preserve">인지 (20초 안 재요청 없음)</w:t>
-      </w:r>
-    </w:p>
-    <w:p>
-      <w:pPr>
-        <w:pStyle w:val="Heading2"/>
-        <w:keepNext/>
-        <w:spacing w:after="60" w:before="200"/>
-      </w:pPr>
-      <w:r>
-        <w:rPr>
-          <w:rFonts w:ascii="Malgun Gothic" w:cs="Malgun Gothic" w:eastAsia="맑은 고딕" w:hAnsi="Malgun Gothic"/>
-          <w:b/>
-          <w:bCs/>
-          <w:color w:val="1A222C"/>
-          <w:sz w:val="24"/>
-          <w:szCs w:val="24"/>
-        </w:rPr>
-        <w:t xml:space="preserve">7. PLC 담당자께 묶어서 물어볼 것</w:t>
+        <w:t xml:space="preserve">'1'</w:t>
+      </w:r>
+      <w:r>
+        <w:rPr>
+          <w:rFonts w:ascii="Malgun Gothic" w:cs="Malgun Gothic" w:eastAsia="맑은 고딕" w:hAnsi="Malgun Gothic"/>
+          <w:color w:val="1A222C"/>
+          <w:sz w:val="19"/>
+          <w:szCs w:val="19"/>
+        </w:rPr>
+        <w:t xml:space="preserve">(0x31)이 맞는가</w:t>
       </w:r>
     </w:p>
     <w:p>
@@ -4504,7 +4826,7 @@
         <w:pStyle w:val="ListParagraph"/>
         <w:numPr>
           <w:ilvl w:val="0"/>
-          <w:numId w:val="3"/>
+          <w:numId w:val="2"/>
         </w:numPr>
         <w:spacing w:after="20" w:before="20" w:line="276"/>
       </w:pPr>
@@ -4517,36 +4839,111 @@
           <w:sz w:val="19"/>
           <w:szCs w:val="19"/>
         </w:rPr>
-        <w:t xml:space="preserve">M1538</w:t>
-      </w:r>
-      <w:r>
-        <w:rPr>
-          <w:rFonts w:ascii="Malgun Gothic" w:cs="Malgun Gothic" w:eastAsia="맑은 고딕" w:hAnsi="Malgun Gothic"/>
-          <w:color w:val="1A222C"/>
-          <w:sz w:val="19"/>
-          <w:szCs w:val="19"/>
-        </w:rPr>
-        <w:t xml:space="preserve">(1호기 Unload Complete Ack)을 </w:t>
-      </w:r>
-      <w:r>
-        <w:rPr>
-          <w:rFonts w:ascii="Malgun Gothic" w:cs="Malgun Gothic" w:eastAsia="맑은 고딕" w:hAnsi="Malgun Gothic"/>
-          <w:b/>
-          <w:bCs/>
-          <w:color w:val="1A222C"/>
-          <w:sz w:val="19"/>
-          <w:szCs w:val="19"/>
-        </w:rPr>
-        <w:t xml:space="preserve">리셋하는 래더</w:t>
-      </w:r>
-      <w:r>
-        <w:rPr>
-          <w:rFonts w:ascii="Malgun Gothic" w:cs="Malgun Gothic" w:eastAsia="맑은 고딕" w:hAnsi="Malgun Gothic"/>
-          <w:color w:val="1A222C"/>
-          <w:sz w:val="19"/>
-          <w:szCs w:val="19"/>
-        </w:rPr>
-        <w:t xml:space="preserve">가 있는가 — 있다면 어떤 조건에서</w:t>
+        <w:t xml:space="preserve">C/V 방향 워드 부호</w:t>
+      </w:r>
+      <w:r>
+        <w:rPr>
+          <w:rFonts w:ascii="Malgun Gothic" w:cs="Malgun Gothic" w:eastAsia="맑은 고딕" w:hAnsi="Malgun Gothic"/>
+          <w:color w:val="1A222C"/>
+          <w:sz w:val="19"/>
+          <w:szCs w:val="19"/>
+        </w:rPr>
+        <w:t xml:space="preserve"> - PLC 담당자 확인값은 입고=1/출고=0 이고 우리 기준은 입고=0/출고=1 이었다. 09-15 </w:t>
+      </w:r>
+      <w:r>
+        <w:rPr>
+          <w:rFonts w:ascii="Consolas" w:cs="Consolas" w:eastAsia="맑은 고딕" w:hAnsi="Consolas"/>
+          <w:color w:val="1A222C"/>
+          <w:sz w:val="17"/>
+          <w:szCs w:val="17"/>
+          <w:shd w:fill="EEF1F0" w:color="auto" w:val="clear"/>
+        </w:rPr>
+        <w:t xml:space="preserve">WCS_TASK_CV.exe</w:t>
+      </w:r>
+      <w:r>
+        <w:rPr>
+          <w:rFonts w:ascii="Malgun Gothic" w:cs="Malgun Gothic" w:eastAsia="맑은 고딕" w:hAnsi="Malgun Gothic"/>
+          <w:color w:val="1A222C"/>
+          <w:sz w:val="19"/>
+          <w:szCs w:val="19"/>
+        </w:rPr>
+        <w:t xml:space="preserve">(15:36) 첫 화면 셋째 줄 라디오 [C/V 방향 부호]로 바꿀 수 있다(</w:t>
+      </w:r>
+      <w:r>
+        <w:rPr>
+          <w:rFonts w:ascii="Consolas" w:cs="Consolas" w:eastAsia="맑은 고딕" w:hAnsi="Consolas"/>
+          <w:color w:val="1A222C"/>
+          <w:sz w:val="17"/>
+          <w:szCs w:val="17"/>
+          <w:shd w:fill="EEF1F0" w:color="auto" w:val="clear"/>
+        </w:rPr>
+        <w:t xml:space="preserve">WCS_DB.INI</w:t>
+      </w:r>
+      <w:r>
+        <w:rPr>
+          <w:rFonts w:ascii="Malgun Gothic" w:cs="Malgun Gothic" w:eastAsia="맑은 고딕" w:hAnsi="Malgun Gothic"/>
+          <w:color w:val="1A222C"/>
+          <w:sz w:val="19"/>
+          <w:szCs w:val="19"/>
+        </w:rPr>
+        <w:t xml:space="preserve"> [PLC] </w:t>
+      </w:r>
+      <w:r>
+        <w:rPr>
+          <w:rFonts w:ascii="Consolas" w:cs="Consolas" w:eastAsia="맑은 고딕" w:hAnsi="Consolas"/>
+          <w:color w:val="1A222C"/>
+          <w:sz w:val="17"/>
+          <w:szCs w:val="17"/>
+          <w:shd w:fill="EEF1F0" w:color="auto" w:val="clear"/>
+        </w:rPr>
+        <w:t xml:space="preserve">DIR_CODE=IN0|IN1</w:t>
+      </w:r>
+      <w:r>
+        <w:rPr>
+          <w:rFonts w:ascii="Malgun Gothic" w:cs="Malgun Gothic" w:eastAsia="맑은 고딕" w:hAnsi="Malgun Gothic"/>
+          <w:color w:val="1A222C"/>
+          <w:sz w:val="19"/>
+          <w:szCs w:val="19"/>
+        </w:rPr>
+        <w:t xml:space="preserve">, 재기동 없이 다음 지시부터, 쓰기·판독 양쪽). 담당자와 확정한 뒤 IN1 로 바꾸고, 122·103 방향지시 로그에 </w:t>
+      </w:r>
+      <w:r>
+        <w:rPr>
+          <w:rFonts w:ascii="Consolas" w:cs="Consolas" w:eastAsia="맑은 고딕" w:hAnsi="Consolas"/>
+          <w:color w:val="1A222C"/>
+          <w:sz w:val="17"/>
+          <w:szCs w:val="17"/>
+          <w:shd w:fill="EEF1F0" w:color="auto" w:val="clear"/>
+        </w:rPr>
+        <w:t xml:space="preserve">입고(’1’)</w:t>
+      </w:r>
+      <w:r>
+        <w:rPr>
+          <w:rFonts w:ascii="Malgun Gothic" w:cs="Malgun Gothic" w:eastAsia="맑은 고딕" w:hAnsi="Malgun Gothic"/>
+          <w:color w:val="1A222C"/>
+          <w:sz w:val="19"/>
+          <w:szCs w:val="19"/>
+        </w:rPr>
+        <w:t xml:space="preserve">/</w:t>
+      </w:r>
+      <w:r>
+        <w:rPr>
+          <w:rFonts w:ascii="Consolas" w:cs="Consolas" w:eastAsia="맑은 고딕" w:hAnsi="Consolas"/>
+          <w:color w:val="1A222C"/>
+          <w:sz w:val="17"/>
+          <w:szCs w:val="17"/>
+          <w:shd w:fill="EEF1F0" w:color="auto" w:val="clear"/>
+        </w:rPr>
+        <w:t xml:space="preserve">출고(’0’) [IN1]</w:t>
+      </w:r>
+      <w:r>
+        <w:rPr>
+          <w:rFonts w:ascii="Malgun Gothic" w:cs="Malgun Gothic" w:eastAsia="맑은 고딕" w:hAnsi="Malgun Gothic"/>
+          <w:color w:val="1A222C"/>
+          <w:sz w:val="19"/>
+          <w:szCs w:val="19"/>
+        </w:rPr>
+        <w:t xml:space="preserve"> 로 찍히는지와 벨트 방향이 맞는지 본다.</w:t>
       </w:r>
     </w:p>
     <w:p>
@@ -4554,7 +4951,7 @@
         <w:pStyle w:val="ListParagraph"/>
         <w:numPr>
           <w:ilvl w:val="0"/>
-          <w:numId w:val="3"/>
+          <w:numId w:val="2"/>
         </w:numPr>
         <w:spacing w:after="20" w:before="20" w:line="276"/>
       </w:pPr>
@@ -4567,16 +4964,36 @@
           <w:sz w:val="19"/>
           <w:szCs w:val="19"/>
         </w:rPr>
-        <w:t xml:space="preserve">C/V#2 벨트가 104→103으로 기동하는 조건</w:t>
-      </w:r>
-      <w:r>
-        <w:rPr>
-          <w:rFonts w:ascii="Malgun Gothic" w:cs="Malgun Gothic" w:eastAsia="맑은 고딕" w:hAnsi="Malgun Gothic"/>
-          <w:color w:val="1A222C"/>
-          <w:sz w:val="19"/>
-          <w:szCs w:val="19"/>
-        </w:rPr>
-        <w:t xml:space="preserve">은 정확히 무엇인가 (방향 외에 크레인 Ack / Load Complete #2 Ack를 보는가)</w:t>
+        <w:t xml:space="preserve">1호기 응답 워드(M0960~M096F)</w:t>
+      </w:r>
+      <w:r>
+        <w:rPr>
+          <w:rFonts w:ascii="Malgun Gothic" w:cs="Malgun Gothic" w:eastAsia="맑은 고딕" w:hAnsi="Malgun Gothic"/>
+          <w:color w:val="1A222C"/>
+          <w:sz w:val="19"/>
+          <w:szCs w:val="19"/>
+        </w:rPr>
+        <w:t xml:space="preserve">를 래더가 </w:t>
+      </w:r>
+      <w:r>
+        <w:rPr>
+          <w:rFonts w:ascii="Malgun Gothic" w:cs="Malgun Gothic" w:eastAsia="맑은 고딕" w:hAnsi="Malgun Gothic"/>
+          <w:b/>
+          <w:bCs/>
+          <w:color w:val="1A222C"/>
+          <w:sz w:val="19"/>
+          <w:szCs w:val="19"/>
+        </w:rPr>
+        <w:t xml:space="preserve">워드 단위로 통째로 쓰는 곳</w:t>
+      </w:r>
+      <w:r>
+        <w:rPr>
+          <w:rFonts w:ascii="Malgun Gothic" w:cs="Malgun Gothic" w:eastAsia="맑은 고딕" w:hAnsi="Malgun Gothic"/>
+          <w:color w:val="1A222C"/>
+          <w:sz w:val="19"/>
+          <w:szCs w:val="19"/>
+        </w:rPr>
+        <w:t xml:space="preserve">이 있는가 (오늘 B가 나오면 이것부터)</w:t>
       </w:r>
     </w:p>
     <w:p>
@@ -4584,337 +5001,7 @@
         <w:pStyle w:val="ListParagraph"/>
         <w:numPr>
           <w:ilvl w:val="0"/>
-          <w:numId w:val="3"/>
-        </w:numPr>
-        <w:spacing w:after="20" w:before="20" w:line="276"/>
-      </w:pPr>
-      <w:r>
-        <w:rPr>
-          <w:rFonts w:ascii="Malgun Gothic" w:cs="Malgun Gothic" w:eastAsia="맑은 고딕" w:hAnsi="Malgun Gothic"/>
-          <w:color w:val="1A222C"/>
-          <w:sz w:val="19"/>
-          <w:szCs w:val="19"/>
-        </w:rPr>
-        <w:t xml:space="preserve">크레인이 Unload Complete를 올리고 </w:t>
-      </w:r>
-      <w:r>
-        <w:rPr>
-          <w:rFonts w:ascii="Malgun Gothic" w:cs="Malgun Gothic" w:eastAsia="맑은 고딕" w:hAnsi="Malgun Gothic"/>
-          <w:b/>
-          <w:bCs/>
-          <w:color w:val="1A222C"/>
-          <w:sz w:val="19"/>
-          <w:szCs w:val="19"/>
-        </w:rPr>
-        <w:t xml:space="preserve">Ack를 기다리는 시간</w:t>
-      </w:r>
-      <w:r>
-        <w:rPr>
-          <w:rFonts w:ascii="Malgun Gothic" w:cs="Malgun Gothic" w:eastAsia="맑은 고딕" w:hAnsi="Malgun Gothic"/>
-          <w:color w:val="1A222C"/>
-          <w:sz w:val="19"/>
-          <w:szCs w:val="19"/>
-        </w:rPr>
-        <w:t xml:space="preserve">(타임아웃)이 있는가, 넘기면 어떻게 되는가</w:t>
-      </w:r>
-    </w:p>
-    <w:p>
-      <w:pPr>
-        <w:pStyle w:val="ListParagraph"/>
-        <w:numPr>
-          <w:ilvl w:val="0"/>
-          <w:numId w:val="3"/>
-        </w:numPr>
-        <w:spacing w:after="20" w:before="20" w:line="276"/>
-      </w:pPr>
-      <w:r>
-        <w:rPr>
-          <w:rFonts w:ascii="Malgun Gothic" w:cs="Malgun Gothic" w:eastAsia="맑은 고딕" w:hAnsi="Malgun Gothic"/>
-          <w:color w:val="1A222C"/>
-          <w:sz w:val="19"/>
-          <w:szCs w:val="19"/>
-        </w:rPr>
-        <w:t xml:space="preserve">완료 이벤트는 </w:t>
-      </w:r>
-      <w:r>
-        <w:rPr>
-          <w:rFonts w:ascii="Malgun Gothic" w:cs="Malgun Gothic" w:eastAsia="맑은 고딕" w:hAnsi="Malgun Gothic"/>
-          <w:b/>
-          <w:bCs/>
-          <w:color w:val="1A222C"/>
-          <w:sz w:val="19"/>
-          <w:szCs w:val="19"/>
-        </w:rPr>
-        <w:t xml:space="preserve">Ack 받을 때까지 유지</w:t>
-      </w:r>
-      <w:r>
-        <w:rPr>
-          <w:rFonts w:ascii="Malgun Gothic" w:cs="Malgun Gothic" w:eastAsia="맑은 고딕" w:hAnsi="Malgun Gothic"/>
-          <w:color w:val="1A222C"/>
-          <w:sz w:val="19"/>
-          <w:szCs w:val="19"/>
-        </w:rPr>
-        <w:t xml:space="preserve">되는가, 정해진 펄스 폭인가 (폴링이 놓칠 수 있는 쪽이면 래치 협의)</w:t>
-      </w:r>
-    </w:p>
-    <w:p>
-      <w:pPr>
-        <w:pStyle w:val="ListParagraph"/>
-        <w:numPr>
-          <w:ilvl w:val="0"/>
-          <w:numId w:val="3"/>
-        </w:numPr>
-        <w:spacing w:after="20" w:before="20" w:line="276"/>
-      </w:pPr>
-      <w:r>
-        <w:rPr>
-          <w:rFonts w:ascii="Malgun Gothic" w:cs="Malgun Gothic" w:eastAsia="맑은 고딕" w:hAnsi="Malgun Gothic"/>
-          <w:color w:val="1A222C"/>
-          <w:sz w:val="19"/>
-          <w:szCs w:val="19"/>
-        </w:rPr>
-        <w:t xml:space="preserve">RTV 알람 해제 시 </w:t>
-      </w:r>
-      <w:r>
-        <w:rPr>
-          <w:rFonts w:ascii="Malgun Gothic" w:cs="Malgun Gothic" w:eastAsia="맑은 고딕" w:hAnsi="Malgun Gothic"/>
-          <w:b/>
-          <w:bCs/>
-          <w:color w:val="1A222C"/>
-          <w:sz w:val="19"/>
-          <w:szCs w:val="19"/>
-        </w:rPr>
-        <w:t xml:space="preserve">D211</w:t>
-      </w:r>
-      <w:r>
-        <w:rPr>
-          <w:rFonts w:ascii="Malgun Gothic" w:cs="Malgun Gothic" w:eastAsia="맑은 고딕" w:hAnsi="Malgun Gothic"/>
-          <w:color w:val="1A222C"/>
-          <w:sz w:val="19"/>
-          <w:szCs w:val="19"/>
-        </w:rPr>
-        <w:t xml:space="preserve">(ALARM_SET_CODE)을 0으로 내리는가</w:t>
-      </w:r>
-    </w:p>
-    <w:p>
-      <w:pPr>
-        <w:pStyle w:val="ListParagraph"/>
-        <w:numPr>
-          <w:ilvl w:val="0"/>
-          <w:numId w:val="3"/>
-        </w:numPr>
-        <w:spacing w:after="20" w:before="20" w:line="276"/>
-      </w:pPr>
-      <w:r>
-        <w:rPr>
-          <w:rFonts w:ascii="Malgun Gothic" w:cs="Malgun Gothic" w:eastAsia="맑은 고딕" w:hAnsi="Malgun Gothic"/>
-          <w:color w:val="1A222C"/>
-          <w:sz w:val="19"/>
-          <w:szCs w:val="19"/>
-        </w:rPr>
-        <w:t xml:space="preserve">(한 줄만) D301에 넣는 값은 문자 </w:t>
-      </w:r>
-      <w:r>
-        <w:rPr>
-          <w:rFonts w:ascii="Consolas" w:cs="Consolas" w:eastAsia="맑은 고딕" w:hAnsi="Consolas"/>
-          <w:color w:val="1A222C"/>
-          <w:sz w:val="17"/>
-          <w:szCs w:val="17"/>
-          <w:shd w:fill="EEF1F0" w:color="auto" w:val="clear"/>
-        </w:rPr>
-        <w:t xml:space="preserve">'1'</w:t>
-      </w:r>
-      <w:r>
-        <w:rPr>
-          <w:rFonts w:ascii="Malgun Gothic" w:cs="Malgun Gothic" w:eastAsia="맑은 고딕" w:hAnsi="Malgun Gothic"/>
-          <w:color w:val="1A222C"/>
-          <w:sz w:val="19"/>
-          <w:szCs w:val="19"/>
-        </w:rPr>
-        <w:t xml:space="preserve">(0x31)이 맞는가</w:t>
-      </w:r>
-    </w:p>
-    <w:p>
-      <w:pPr>
-        <w:pStyle w:val="ListParagraph"/>
-        <w:numPr>
-          <w:ilvl w:val="0"/>
-          <w:numId w:val="3"/>
-        </w:numPr>
-        <w:spacing w:after="20" w:before="20" w:line="276"/>
-      </w:pPr>
-      <w:r>
-        <w:rPr>
-          <w:rFonts w:ascii="Malgun Gothic" w:cs="Malgun Gothic" w:eastAsia="맑은 고딕" w:hAnsi="Malgun Gothic"/>
-          <w:b/>
-          <w:bCs/>
-          <w:color w:val="1A222C"/>
-          <w:sz w:val="19"/>
-          <w:szCs w:val="19"/>
-        </w:rPr>
-        <w:t xml:space="preserve">C/V 방향 워드 부호</w:t>
-      </w:r>
-      <w:r>
-        <w:rPr>
-          <w:rFonts w:ascii="Malgun Gothic" w:cs="Malgun Gothic" w:eastAsia="맑은 고딕" w:hAnsi="Malgun Gothic"/>
-          <w:color w:val="1A222C"/>
-          <w:sz w:val="19"/>
-          <w:szCs w:val="19"/>
-        </w:rPr>
-        <w:t xml:space="preserve"> - PLC 담당자 확인값은 입고=1/출고=0 이고 우리 기준은 입고=0/출고=1 이었다. 09-15 </w:t>
-      </w:r>
-      <w:r>
-        <w:rPr>
-          <w:rFonts w:ascii="Consolas" w:cs="Consolas" w:eastAsia="맑은 고딕" w:hAnsi="Consolas"/>
-          <w:color w:val="1A222C"/>
-          <w:sz w:val="17"/>
-          <w:szCs w:val="17"/>
-          <w:shd w:fill="EEF1F0" w:color="auto" w:val="clear"/>
-        </w:rPr>
-        <w:t xml:space="preserve">WCS_TASK_CV.exe</w:t>
-      </w:r>
-      <w:r>
-        <w:rPr>
-          <w:rFonts w:ascii="Malgun Gothic" w:cs="Malgun Gothic" w:eastAsia="맑은 고딕" w:hAnsi="Malgun Gothic"/>
-          <w:color w:val="1A222C"/>
-          <w:sz w:val="19"/>
-          <w:szCs w:val="19"/>
-        </w:rPr>
-        <w:t xml:space="preserve">(15:36) 첫 화면 셋째 줄 라디오 [C/V 방향 부호]로 바꿀 수 있다(</w:t>
-      </w:r>
-      <w:r>
-        <w:rPr>
-          <w:rFonts w:ascii="Consolas" w:cs="Consolas" w:eastAsia="맑은 고딕" w:hAnsi="Consolas"/>
-          <w:color w:val="1A222C"/>
-          <w:sz w:val="17"/>
-          <w:szCs w:val="17"/>
-          <w:shd w:fill="EEF1F0" w:color="auto" w:val="clear"/>
-        </w:rPr>
-        <w:t xml:space="preserve">WCS_DB.INI</w:t>
-      </w:r>
-      <w:r>
-        <w:rPr>
-          <w:rFonts w:ascii="Malgun Gothic" w:cs="Malgun Gothic" w:eastAsia="맑은 고딕" w:hAnsi="Malgun Gothic"/>
-          <w:color w:val="1A222C"/>
-          <w:sz w:val="19"/>
-          <w:szCs w:val="19"/>
-        </w:rPr>
-        <w:t xml:space="preserve"> [PLC] </w:t>
-      </w:r>
-      <w:r>
-        <w:rPr>
-          <w:rFonts w:ascii="Consolas" w:cs="Consolas" w:eastAsia="맑은 고딕" w:hAnsi="Consolas"/>
-          <w:color w:val="1A222C"/>
-          <w:sz w:val="17"/>
-          <w:szCs w:val="17"/>
-          <w:shd w:fill="EEF1F0" w:color="auto" w:val="clear"/>
-        </w:rPr>
-        <w:t xml:space="preserve">DIR_CODE=IN0|IN1</w:t>
-      </w:r>
-      <w:r>
-        <w:rPr>
-          <w:rFonts w:ascii="Malgun Gothic" w:cs="Malgun Gothic" w:eastAsia="맑은 고딕" w:hAnsi="Malgun Gothic"/>
-          <w:color w:val="1A222C"/>
-          <w:sz w:val="19"/>
-          <w:szCs w:val="19"/>
-        </w:rPr>
-        <w:t xml:space="preserve">, 재기동 없이 다음 지시부터, 쓰기·판독 양쪽). 담당자와 확정한 뒤 IN1 로 바꾸고, 122·103 방향지시 로그에 </w:t>
-      </w:r>
-      <w:r>
-        <w:rPr>
-          <w:rFonts w:ascii="Consolas" w:cs="Consolas" w:eastAsia="맑은 고딕" w:hAnsi="Consolas"/>
-          <w:color w:val="1A222C"/>
-          <w:sz w:val="17"/>
-          <w:szCs w:val="17"/>
-          <w:shd w:fill="EEF1F0" w:color="auto" w:val="clear"/>
-        </w:rPr>
-        <w:t xml:space="preserve">입고(’1’)</w:t>
-      </w:r>
-      <w:r>
-        <w:rPr>
-          <w:rFonts w:ascii="Malgun Gothic" w:cs="Malgun Gothic" w:eastAsia="맑은 고딕" w:hAnsi="Malgun Gothic"/>
-          <w:color w:val="1A222C"/>
-          <w:sz w:val="19"/>
-          <w:szCs w:val="19"/>
-        </w:rPr>
-        <w:t xml:space="preserve">/</w:t>
-      </w:r>
-      <w:r>
-        <w:rPr>
-          <w:rFonts w:ascii="Consolas" w:cs="Consolas" w:eastAsia="맑은 고딕" w:hAnsi="Consolas"/>
-          <w:color w:val="1A222C"/>
-          <w:sz w:val="17"/>
-          <w:szCs w:val="17"/>
-          <w:shd w:fill="EEF1F0" w:color="auto" w:val="clear"/>
-        </w:rPr>
-        <w:t xml:space="preserve">출고(’0’) [IN1]</w:t>
-      </w:r>
-      <w:r>
-        <w:rPr>
-          <w:rFonts w:ascii="Malgun Gothic" w:cs="Malgun Gothic" w:eastAsia="맑은 고딕" w:hAnsi="Malgun Gothic"/>
-          <w:color w:val="1A222C"/>
-          <w:sz w:val="19"/>
-          <w:szCs w:val="19"/>
-        </w:rPr>
-        <w:t xml:space="preserve"> 로 찍히는지와 벨트 방향이 맞는지 본다.</w:t>
-      </w:r>
-    </w:p>
-    <w:p>
-      <w:pPr>
-        <w:pStyle w:val="ListParagraph"/>
-        <w:numPr>
-          <w:ilvl w:val="0"/>
-          <w:numId w:val="3"/>
-        </w:numPr>
-        <w:spacing w:after="20" w:before="20" w:line="276"/>
-      </w:pPr>
-      <w:r>
-        <w:rPr>
-          <w:rFonts w:ascii="Malgun Gothic" w:cs="Malgun Gothic" w:eastAsia="맑은 고딕" w:hAnsi="Malgun Gothic"/>
-          <w:b/>
-          <w:bCs/>
-          <w:color w:val="1A222C"/>
-          <w:sz w:val="19"/>
-          <w:szCs w:val="19"/>
-        </w:rPr>
-        <w:t xml:space="preserve">1호기 응답 워드(M0960~M096F)</w:t>
-      </w:r>
-      <w:r>
-        <w:rPr>
-          <w:rFonts w:ascii="Malgun Gothic" w:cs="Malgun Gothic" w:eastAsia="맑은 고딕" w:hAnsi="Malgun Gothic"/>
-          <w:color w:val="1A222C"/>
-          <w:sz w:val="19"/>
-          <w:szCs w:val="19"/>
-        </w:rPr>
-        <w:t xml:space="preserve">를 래더가 </w:t>
-      </w:r>
-      <w:r>
-        <w:rPr>
-          <w:rFonts w:ascii="Malgun Gothic" w:cs="Malgun Gothic" w:eastAsia="맑은 고딕" w:hAnsi="Malgun Gothic"/>
-          <w:b/>
-          <w:bCs/>
-          <w:color w:val="1A222C"/>
-          <w:sz w:val="19"/>
-          <w:szCs w:val="19"/>
-        </w:rPr>
-        <w:t xml:space="preserve">워드 단위로 통째로 쓰는 곳</w:t>
-      </w:r>
-      <w:r>
-        <w:rPr>
-          <w:rFonts w:ascii="Malgun Gothic" w:cs="Malgun Gothic" w:eastAsia="맑은 고딕" w:hAnsi="Malgun Gothic"/>
-          <w:color w:val="1A222C"/>
-          <w:sz w:val="19"/>
-          <w:szCs w:val="19"/>
-        </w:rPr>
-        <w:t xml:space="preserve">이 있는가 (오늘 B가 나오면 이것부터)</w:t>
-      </w:r>
-    </w:p>
-    <w:p>
-      <w:pPr>
-        <w:pStyle w:val="ListParagraph"/>
-        <w:numPr>
-          <w:ilvl w:val="0"/>
-          <w:numId w:val="3"/>
+          <w:numId w:val="2"/>
         </w:numPr>
         <w:spacing w:after="20" w:before="20" w:line="276"/>
       </w:pPr>
@@ -5835,7 +5922,7 @@
         <w:pStyle w:val="ListParagraph"/>
         <w:numPr>
           <w:ilvl w:val="0"/>
-          <w:numId w:val="2"/>
+          <w:numId w:val="3"/>
         </w:numPr>
         <w:spacing w:after="20" w:before="20" w:line="276"/>
       </w:pPr>
@@ -5864,7 +5951,7 @@
         <w:pStyle w:val="ListParagraph"/>
         <w:numPr>
           <w:ilvl w:val="0"/>
-          <w:numId w:val="2"/>
+          <w:numId w:val="3"/>
         </w:numPr>
         <w:spacing w:after="20" w:before="20" w:line="276"/>
       </w:pPr>
@@ -5893,7 +5980,7 @@
         <w:pStyle w:val="ListParagraph"/>
         <w:numPr>
           <w:ilvl w:val="0"/>
-          <w:numId w:val="2"/>
+          <w:numId w:val="3"/>
         </w:numPr>
         <w:spacing w:after="20" w:before="20" w:line="276"/>
       </w:pPr>
@@ -5931,7 +6018,7 @@
         <w:pStyle w:val="ListParagraph"/>
         <w:numPr>
           <w:ilvl w:val="0"/>
-          <w:numId w:val="2"/>
+          <w:numId w:val="3"/>
         </w:numPr>
         <w:spacing w:after="20" w:before="20" w:line="276"/>
       </w:pPr>
@@ -5969,7 +6056,7 @@
         <w:pStyle w:val="ListParagraph"/>
         <w:numPr>
           <w:ilvl w:val="0"/>
-          <w:numId w:val="2"/>
+          <w:numId w:val="3"/>
         </w:numPr>
         <w:spacing w:after="20" w:before="20" w:line="276"/>
       </w:pPr>
@@ -6344,13 +6431,13 @@
     </w:lvlOverride>
   </w:num>
   <w:num w:numId="2">
-    <w:abstractNumId w:val="2"/>
+    <w:abstractNumId w:val="3"/>
     <w:lvlOverride w:ilvl="0">
       <w:startOverride w:val="1"/>
     </w:lvlOverride>
   </w:num>
   <w:num w:numId="3">
-    <w:abstractNumId w:val="3"/>
+    <w:abstractNumId w:val="2"/>
     <w:lvlOverride w:ilvl="0">
       <w:startOverride w:val="1"/>
     </w:lvlOverride>
